--- a/БД/ЛБ3/ЛБ3.docx
+++ b/БД/ЛБ3/ЛБ3.docx
@@ -286,13 +286,23 @@
         </w:rPr>
         <w:t xml:space="preserve">: </w:t>
       </w:r>
+      <w:proofErr w:type="spellStart"/>
       <w:r>
         <w:rPr>
           <w:rFonts w:ascii="Times New Roman" w:hAnsi="Times New Roman" w:cs="Times New Roman"/>
           <w:sz w:val="24"/>
           <w:szCs w:val="24"/>
         </w:rPr>
-        <w:t>Бострикова Дарья Константиновна</w:t>
+        <w:t>Бострикова</w:t>
+      </w:r>
+      <w:proofErr w:type="spellEnd"/>
+      <w:r>
+        <w:rPr>
+          <w:rFonts w:ascii="Times New Roman" w:hAnsi="Times New Roman" w:cs="Times New Roman"/>
+          <w:sz w:val="24"/>
+          <w:szCs w:val="24"/>
+        </w:rPr>
+        <w:t xml:space="preserve"> Дарья Константиновна</w:t>
       </w:r>
     </w:p>
     <w:p>
@@ -710,7 +720,7 @@
                 <w:sz w:val="28"/>
                 <w:szCs w:val="28"/>
               </w:rPr>
-              <w:t>6</w:t>
+              <w:t>8</w:t>
             </w:r>
             <w:r>
               <w:rPr>
@@ -811,7 +821,7 @@
                 <w:sz w:val="28"/>
                 <w:szCs w:val="28"/>
               </w:rPr>
-              <w:t>7</w:t>
+              <w:t>10</w:t>
             </w:r>
             <w:r>
               <w:rPr>
@@ -1128,7 +1138,33 @@
           <w:lang w:eastAsia="ru-RU"/>
           <w14:ligatures w14:val="none"/>
         </w:rPr>
-        <w:t>Какие денормализации будут полезны для вашей схемы? Приведите подробное описание.</w:t>
+        <w:t xml:space="preserve">Какие </w:t>
+      </w:r>
+      <w:proofErr w:type="spellStart"/>
+      <w:r>
+        <w:rPr>
+          <w:rFonts w:ascii="TimesNewRomanPSMT" w:eastAsia="Times New Roman" w:hAnsi="TimesNewRomanPSMT" w:cs="Times New Roman"/>
+          <w:color w:val="00000A"/>
+          <w:kern w:val="0"/>
+          <w:sz w:val="28"/>
+          <w:szCs w:val="28"/>
+          <w:lang w:eastAsia="ru-RU"/>
+          <w14:ligatures w14:val="none"/>
+        </w:rPr>
+        <w:t>денормализации</w:t>
+      </w:r>
+      <w:proofErr w:type="spellEnd"/>
+      <w:r>
+        <w:rPr>
+          <w:rFonts w:ascii="TimesNewRomanPSMT" w:eastAsia="Times New Roman" w:hAnsi="TimesNewRomanPSMT" w:cs="Times New Roman"/>
+          <w:color w:val="00000A"/>
+          <w:kern w:val="0"/>
+          <w:sz w:val="28"/>
+          <w:szCs w:val="28"/>
+          <w:lang w:eastAsia="ru-RU"/>
+          <w14:ligatures w14:val="none"/>
+        </w:rPr>
+        <w:t xml:space="preserve"> будут полезны для вашей схемы? Приведите подробное описание.</w:t>
       </w:r>
     </w:p>
     <w:p>
@@ -1156,7 +1192,33 @@
           <w:lang w:eastAsia="ru-RU"/>
           <w14:ligatures w14:val="none"/>
         </w:rPr>
-        <w:t>Придумайте триггер и связанную с ним функцию, относящиеся к вашей предметной области, согласуйте их с преподавателем и реализуйте на языке PL/pgSQL.</w:t>
+        <w:t>Придумайте триггер и связанную с ним функцию, относящиеся к вашей предметной области, согласуйте их с преподавателем и реализуйте на языке PL/</w:t>
+      </w:r>
+      <w:proofErr w:type="spellStart"/>
+      <w:r>
+        <w:rPr>
+          <w:rFonts w:ascii="TimesNewRomanPSMT" w:eastAsia="Times New Roman" w:hAnsi="TimesNewRomanPSMT" w:cs="Times New Roman"/>
+          <w:color w:val="00000A"/>
+          <w:kern w:val="0"/>
+          <w:sz w:val="28"/>
+          <w:szCs w:val="28"/>
+          <w:lang w:eastAsia="ru-RU"/>
+          <w14:ligatures w14:val="none"/>
+        </w:rPr>
+        <w:t>pgSQL</w:t>
+      </w:r>
+      <w:proofErr w:type="spellEnd"/>
+      <w:r>
+        <w:rPr>
+          <w:rFonts w:ascii="TimesNewRomanPSMT" w:eastAsia="Times New Roman" w:hAnsi="TimesNewRomanPSMT" w:cs="Times New Roman"/>
+          <w:color w:val="00000A"/>
+          <w:kern w:val="0"/>
+          <w:sz w:val="28"/>
+          <w:szCs w:val="28"/>
+          <w:lang w:eastAsia="ru-RU"/>
+          <w14:ligatures w14:val="none"/>
+        </w:rPr>
+        <w:t>.</w:t>
       </w:r>
     </w:p>
     <w:p>
@@ -1234,6 +1296,7 @@
           <w14:ligatures w14:val="none"/>
         </w:rPr>
       </w:pPr>
+      <w:proofErr w:type="spellStart"/>
       <w:r>
         <w:rPr>
           <w:rFonts w:ascii="TimesNewRomanPSMT" w:eastAsia="Times New Roman" w:hAnsi="TimesNewRomanPSMT" w:cs="Times New Roman"/>
@@ -1246,7 +1309,22 @@
           <w:lang w:eastAsia="ru-RU"/>
           <w14:ligatures w14:val="none"/>
         </w:rPr>
-        <w:t>Даталогическая модель</w:t>
+        <w:t>Даталогическая</w:t>
+      </w:r>
+      <w:proofErr w:type="spellEnd"/>
+      <w:r>
+        <w:rPr>
+          <w:rFonts w:ascii="TimesNewRomanPSMT" w:eastAsia="Times New Roman" w:hAnsi="TimesNewRomanPSMT" w:cs="Times New Roman"/>
+          <w:i/>
+          <w:iCs/>
+          <w:color w:val="00000A"/>
+          <w:kern w:val="0"/>
+          <w:sz w:val="28"/>
+          <w:szCs w:val="28"/>
+          <w:lang w:eastAsia="ru-RU"/>
+          <w14:ligatures w14:val="none"/>
+        </w:rPr>
+        <w:t xml:space="preserve"> модель</w:t>
       </w:r>
       <w:r>
         <w:rPr>
@@ -1571,17 +1649,31 @@
                 <w14:ligatures w14:val="none"/>
               </w:rPr>
             </w:pPr>
-            <w:r>
-              <w:rPr>
-                <w:rFonts w:ascii="TimesNewRomanPSMT" w:eastAsia="Times New Roman" w:hAnsi="TimesNewRomanPSMT" w:cs="Times New Roman"/>
-                <w:color w:val="00000A"/>
-                <w:kern w:val="0"/>
-                <w:sz w:val="28"/>
-                <w:szCs w:val="28"/>
-                <w:lang w:val="en-US" w:eastAsia="ru-RU"/>
-                <w14:ligatures w14:val="none"/>
-              </w:rPr>
-              <w:t xml:space="preserve">ID_Airplane </w:t>
+            <w:proofErr w:type="spellStart"/>
+            <w:r>
+              <w:rPr>
+                <w:rFonts w:ascii="TimesNewRomanPSMT" w:eastAsia="Times New Roman" w:hAnsi="TimesNewRomanPSMT" w:cs="Times New Roman"/>
+                <w:color w:val="00000A"/>
+                <w:kern w:val="0"/>
+                <w:sz w:val="28"/>
+                <w:szCs w:val="28"/>
+                <w:lang w:val="en-US" w:eastAsia="ru-RU"/>
+                <w14:ligatures w14:val="none"/>
+              </w:rPr>
+              <w:t>ID_Airplane</w:t>
+            </w:r>
+            <w:proofErr w:type="spellEnd"/>
+            <w:r>
+              <w:rPr>
+                <w:rFonts w:ascii="TimesNewRomanPSMT" w:eastAsia="Times New Roman" w:hAnsi="TimesNewRomanPSMT" w:cs="Times New Roman"/>
+                <w:color w:val="00000A"/>
+                <w:kern w:val="0"/>
+                <w:sz w:val="28"/>
+                <w:szCs w:val="28"/>
+                <w:lang w:val="en-US" w:eastAsia="ru-RU"/>
+                <w14:ligatures w14:val="none"/>
+              </w:rPr>
+              <w:t xml:space="preserve"> </w:t>
             </w:r>
             <w:r>
               <w:rPr>
@@ -1611,18 +1703,72 @@
               </w:rPr>
               <w:t>(</w:t>
             </w:r>
-            <w:r>
-              <w:rPr>
-                <w:rFonts w:ascii="TimesNewRomanPSMT" w:eastAsia="Times New Roman" w:hAnsi="TimesNewRomanPSMT" w:cs="Times New Roman"/>
-                <w:color w:val="00000A"/>
-                <w:kern w:val="0"/>
-                <w:sz w:val="28"/>
-                <w:szCs w:val="28"/>
-                <w:lang w:val="en-US" w:eastAsia="ru-RU"/>
-                <w14:ligatures w14:val="none"/>
-              </w:rPr>
-              <w:t>Serial_Number, Max_volume, Inventor_Name</w:t>
-            </w:r>
+            <w:proofErr w:type="spellStart"/>
+            <w:r>
+              <w:rPr>
+                <w:rFonts w:ascii="TimesNewRomanPSMT" w:eastAsia="Times New Roman" w:hAnsi="TimesNewRomanPSMT" w:cs="Times New Roman"/>
+                <w:color w:val="00000A"/>
+                <w:kern w:val="0"/>
+                <w:sz w:val="28"/>
+                <w:szCs w:val="28"/>
+                <w:lang w:val="en-US" w:eastAsia="ru-RU"/>
+                <w14:ligatures w14:val="none"/>
+              </w:rPr>
+              <w:t>Serial_Number</w:t>
+            </w:r>
+            <w:proofErr w:type="spellEnd"/>
+            <w:r>
+              <w:rPr>
+                <w:rFonts w:ascii="TimesNewRomanPSMT" w:eastAsia="Times New Roman" w:hAnsi="TimesNewRomanPSMT" w:cs="Times New Roman"/>
+                <w:color w:val="00000A"/>
+                <w:kern w:val="0"/>
+                <w:sz w:val="28"/>
+                <w:szCs w:val="28"/>
+                <w:lang w:val="en-US" w:eastAsia="ru-RU"/>
+                <w14:ligatures w14:val="none"/>
+              </w:rPr>
+              <w:t xml:space="preserve">, </w:t>
+            </w:r>
+            <w:proofErr w:type="spellStart"/>
+            <w:r>
+              <w:rPr>
+                <w:rFonts w:ascii="TimesNewRomanPSMT" w:eastAsia="Times New Roman" w:hAnsi="TimesNewRomanPSMT" w:cs="Times New Roman"/>
+                <w:color w:val="00000A"/>
+                <w:kern w:val="0"/>
+                <w:sz w:val="28"/>
+                <w:szCs w:val="28"/>
+                <w:lang w:val="en-US" w:eastAsia="ru-RU"/>
+                <w14:ligatures w14:val="none"/>
+              </w:rPr>
+              <w:t>Max_volume</w:t>
+            </w:r>
+            <w:proofErr w:type="spellEnd"/>
+            <w:r>
+              <w:rPr>
+                <w:rFonts w:ascii="TimesNewRomanPSMT" w:eastAsia="Times New Roman" w:hAnsi="TimesNewRomanPSMT" w:cs="Times New Roman"/>
+                <w:color w:val="00000A"/>
+                <w:kern w:val="0"/>
+                <w:sz w:val="28"/>
+                <w:szCs w:val="28"/>
+                <w:lang w:val="en-US" w:eastAsia="ru-RU"/>
+                <w14:ligatures w14:val="none"/>
+              </w:rPr>
+              <w:t xml:space="preserve">, </w:t>
+            </w:r>
+            <w:proofErr w:type="spellStart"/>
+            <w:r>
+              <w:rPr>
+                <w:rFonts w:ascii="TimesNewRomanPSMT" w:eastAsia="Times New Roman" w:hAnsi="TimesNewRomanPSMT" w:cs="Times New Roman"/>
+                <w:color w:val="00000A"/>
+                <w:kern w:val="0"/>
+                <w:sz w:val="28"/>
+                <w:szCs w:val="28"/>
+                <w:lang w:val="en-US" w:eastAsia="ru-RU"/>
+                <w14:ligatures w14:val="none"/>
+              </w:rPr>
+              <w:t>Inventor_Name</w:t>
+            </w:r>
+            <w:proofErr w:type="spellEnd"/>
             <w:r>
               <w:rPr>
                 <w:rFonts w:ascii="TimesNewRomanPSMT" w:eastAsia="Times New Roman" w:hAnsi="TimesNewRomanPSMT" w:cs="Times New Roman"/>
@@ -1677,6 +1823,7 @@
                 <w14:ligatures w14:val="none"/>
               </w:rPr>
             </w:pPr>
+            <w:proofErr w:type="spellStart"/>
             <w:r>
               <w:rPr>
                 <w:rFonts w:ascii="TimesNewRomanPSMT" w:eastAsia="Times New Roman" w:hAnsi="TimesNewRomanPSMT" w:cs="Times New Roman"/>
@@ -1699,7 +1846,20 @@
                 <w:lang w:val="en-US" w:eastAsia="ru-RU"/>
                 <w14:ligatures w14:val="none"/>
               </w:rPr>
-              <w:t xml:space="preserve">_Number </w:t>
+              <w:t>_Number</w:t>
+            </w:r>
+            <w:proofErr w:type="spellEnd"/>
+            <w:r>
+              <w:rPr>
+                <w:rFonts w:ascii="TimesNewRomanPSMT" w:eastAsia="Times New Roman" w:hAnsi="TimesNewRomanPSMT" w:cs="Times New Roman"/>
+                <w:color w:val="00000A"/>
+                <w:kern w:val="0"/>
+                <w:sz w:val="28"/>
+                <w:szCs w:val="28"/>
+                <w:lang w:val="en-US" w:eastAsia="ru-RU"/>
+                <w14:ligatures w14:val="none"/>
+              </w:rPr>
+              <w:t xml:space="preserve"> </w:t>
             </w:r>
             <w:r>
               <w:rPr>
@@ -1743,18 +1903,72 @@
               </w:rPr>
               <w:t>(</w:t>
             </w:r>
-            <w:r>
-              <w:rPr>
-                <w:rFonts w:ascii="TimesNewRomanPSMT" w:eastAsia="Times New Roman" w:hAnsi="TimesNewRomanPSMT" w:cs="Times New Roman"/>
-                <w:color w:val="00000A"/>
-                <w:kern w:val="0"/>
-                <w:sz w:val="28"/>
-                <w:szCs w:val="28"/>
-                <w:lang w:val="en-US" w:eastAsia="ru-RU"/>
-                <w14:ligatures w14:val="none"/>
-              </w:rPr>
-              <w:t>ID_Airplane, Max_Volume, Inventor_Name</w:t>
-            </w:r>
+            <w:proofErr w:type="spellStart"/>
+            <w:r>
+              <w:rPr>
+                <w:rFonts w:ascii="TimesNewRomanPSMT" w:eastAsia="Times New Roman" w:hAnsi="TimesNewRomanPSMT" w:cs="Times New Roman"/>
+                <w:color w:val="00000A"/>
+                <w:kern w:val="0"/>
+                <w:sz w:val="28"/>
+                <w:szCs w:val="28"/>
+                <w:lang w:val="en-US" w:eastAsia="ru-RU"/>
+                <w14:ligatures w14:val="none"/>
+              </w:rPr>
+              <w:t>ID_Airplane</w:t>
+            </w:r>
+            <w:proofErr w:type="spellEnd"/>
+            <w:r>
+              <w:rPr>
+                <w:rFonts w:ascii="TimesNewRomanPSMT" w:eastAsia="Times New Roman" w:hAnsi="TimesNewRomanPSMT" w:cs="Times New Roman"/>
+                <w:color w:val="00000A"/>
+                <w:kern w:val="0"/>
+                <w:sz w:val="28"/>
+                <w:szCs w:val="28"/>
+                <w:lang w:val="en-US" w:eastAsia="ru-RU"/>
+                <w14:ligatures w14:val="none"/>
+              </w:rPr>
+              <w:t xml:space="preserve">, </w:t>
+            </w:r>
+            <w:proofErr w:type="spellStart"/>
+            <w:r>
+              <w:rPr>
+                <w:rFonts w:ascii="TimesNewRomanPSMT" w:eastAsia="Times New Roman" w:hAnsi="TimesNewRomanPSMT" w:cs="Times New Roman"/>
+                <w:color w:val="00000A"/>
+                <w:kern w:val="0"/>
+                <w:sz w:val="28"/>
+                <w:szCs w:val="28"/>
+                <w:lang w:val="en-US" w:eastAsia="ru-RU"/>
+                <w14:ligatures w14:val="none"/>
+              </w:rPr>
+              <w:t>Max_Volume</w:t>
+            </w:r>
+            <w:proofErr w:type="spellEnd"/>
+            <w:r>
+              <w:rPr>
+                <w:rFonts w:ascii="TimesNewRomanPSMT" w:eastAsia="Times New Roman" w:hAnsi="TimesNewRomanPSMT" w:cs="Times New Roman"/>
+                <w:color w:val="00000A"/>
+                <w:kern w:val="0"/>
+                <w:sz w:val="28"/>
+                <w:szCs w:val="28"/>
+                <w:lang w:val="en-US" w:eastAsia="ru-RU"/>
+                <w14:ligatures w14:val="none"/>
+              </w:rPr>
+              <w:t xml:space="preserve">, </w:t>
+            </w:r>
+            <w:proofErr w:type="spellStart"/>
+            <w:r>
+              <w:rPr>
+                <w:rFonts w:ascii="TimesNewRomanPSMT" w:eastAsia="Times New Roman" w:hAnsi="TimesNewRomanPSMT" w:cs="Times New Roman"/>
+                <w:color w:val="00000A"/>
+                <w:kern w:val="0"/>
+                <w:sz w:val="28"/>
+                <w:szCs w:val="28"/>
+                <w:lang w:val="en-US" w:eastAsia="ru-RU"/>
+                <w14:ligatures w14:val="none"/>
+              </w:rPr>
+              <w:t>Inventor_Name</w:t>
+            </w:r>
+            <w:proofErr w:type="spellEnd"/>
             <w:r>
               <w:rPr>
                 <w:rFonts w:ascii="TimesNewRomanPSMT" w:eastAsia="Times New Roman" w:hAnsi="TimesNewRomanPSMT" w:cs="Times New Roman"/>
@@ -1838,17 +2052,31 @@
                 <w14:ligatures w14:val="none"/>
               </w:rPr>
             </w:pPr>
-            <w:r>
-              <w:rPr>
-                <w:rFonts w:ascii="TimesNewRomanPSMT" w:eastAsia="Times New Roman" w:hAnsi="TimesNewRomanPSMT" w:cs="Times New Roman"/>
-                <w:color w:val="00000A"/>
-                <w:kern w:val="0"/>
-                <w:sz w:val="28"/>
-                <w:szCs w:val="28"/>
-                <w:lang w:val="en-US" w:eastAsia="ru-RU"/>
-                <w14:ligatures w14:val="none"/>
-              </w:rPr>
-              <w:t xml:space="preserve">ID_Person </w:t>
+            <w:proofErr w:type="spellStart"/>
+            <w:r>
+              <w:rPr>
+                <w:rFonts w:ascii="TimesNewRomanPSMT" w:eastAsia="Times New Roman" w:hAnsi="TimesNewRomanPSMT" w:cs="Times New Roman"/>
+                <w:color w:val="00000A"/>
+                <w:kern w:val="0"/>
+                <w:sz w:val="28"/>
+                <w:szCs w:val="28"/>
+                <w:lang w:val="en-US" w:eastAsia="ru-RU"/>
+                <w14:ligatures w14:val="none"/>
+              </w:rPr>
+              <w:t>ID_Person</w:t>
+            </w:r>
+            <w:proofErr w:type="spellEnd"/>
+            <w:r>
+              <w:rPr>
+                <w:rFonts w:ascii="TimesNewRomanPSMT" w:eastAsia="Times New Roman" w:hAnsi="TimesNewRomanPSMT" w:cs="Times New Roman"/>
+                <w:color w:val="00000A"/>
+                <w:kern w:val="0"/>
+                <w:sz w:val="28"/>
+                <w:szCs w:val="28"/>
+                <w:lang w:val="en-US" w:eastAsia="ru-RU"/>
+                <w14:ligatures w14:val="none"/>
+              </w:rPr>
+              <w:t xml:space="preserve"> </w:t>
             </w:r>
             <w:r>
               <w:rPr>
@@ -1892,30 +2120,112 @@
               </w:rPr>
               <w:t>(</w:t>
             </w:r>
-            <w:r>
-              <w:rPr>
-                <w:rFonts w:ascii="TimesNewRomanPSMT" w:eastAsia="Times New Roman" w:hAnsi="TimesNewRomanPSMT" w:cs="Times New Roman"/>
-                <w:color w:val="00000A"/>
-                <w:kern w:val="0"/>
-                <w:sz w:val="28"/>
-                <w:szCs w:val="28"/>
-                <w:lang w:val="en-US" w:eastAsia="ru-RU"/>
-                <w14:ligatures w14:val="none"/>
-              </w:rPr>
-              <w:t xml:space="preserve">Human_Name, Post, ID_Licence, </w:t>
-            </w:r>
-            <w:r>
-              <w:rPr>
-                <w:rFonts w:ascii="TimesNewRomanPSMT" w:eastAsia="Times New Roman" w:hAnsi="TimesNewRomanPSMT" w:cs="Times New Roman"/>
-                <w:color w:val="00000A"/>
-                <w:kern w:val="0"/>
-                <w:sz w:val="28"/>
-                <w:szCs w:val="28"/>
-                <w:lang w:val="en-US" w:eastAsia="ru-RU"/>
-                <w14:ligatures w14:val="none"/>
-              </w:rPr>
-              <w:t>Licence_Period, Is_License_Has_Period</w:t>
-            </w:r>
+            <w:proofErr w:type="spellStart"/>
+            <w:r>
+              <w:rPr>
+                <w:rFonts w:ascii="TimesNewRomanPSMT" w:eastAsia="Times New Roman" w:hAnsi="TimesNewRomanPSMT" w:cs="Times New Roman"/>
+                <w:color w:val="00000A"/>
+                <w:kern w:val="0"/>
+                <w:sz w:val="28"/>
+                <w:szCs w:val="28"/>
+                <w:lang w:val="en-US" w:eastAsia="ru-RU"/>
+                <w14:ligatures w14:val="none"/>
+              </w:rPr>
+              <w:t>Human_Name</w:t>
+            </w:r>
+            <w:proofErr w:type="spellEnd"/>
+            <w:r>
+              <w:rPr>
+                <w:rFonts w:ascii="TimesNewRomanPSMT" w:eastAsia="Times New Roman" w:hAnsi="TimesNewRomanPSMT" w:cs="Times New Roman"/>
+                <w:color w:val="00000A"/>
+                <w:kern w:val="0"/>
+                <w:sz w:val="28"/>
+                <w:szCs w:val="28"/>
+                <w:lang w:val="en-US" w:eastAsia="ru-RU"/>
+                <w14:ligatures w14:val="none"/>
+              </w:rPr>
+              <w:t xml:space="preserve">, Post, </w:t>
+            </w:r>
+            <w:proofErr w:type="spellStart"/>
+            <w:r>
+              <w:rPr>
+                <w:rFonts w:ascii="TimesNewRomanPSMT" w:eastAsia="Times New Roman" w:hAnsi="TimesNewRomanPSMT" w:cs="Times New Roman"/>
+                <w:color w:val="00000A"/>
+                <w:kern w:val="0"/>
+                <w:sz w:val="28"/>
+                <w:szCs w:val="28"/>
+                <w:lang w:val="en-US" w:eastAsia="ru-RU"/>
+                <w14:ligatures w14:val="none"/>
+              </w:rPr>
+              <w:t>ID_Licence</w:t>
+            </w:r>
+            <w:proofErr w:type="spellEnd"/>
+            <w:r>
+              <w:rPr>
+                <w:rFonts w:ascii="TimesNewRomanPSMT" w:eastAsia="Times New Roman" w:hAnsi="TimesNewRomanPSMT" w:cs="Times New Roman"/>
+                <w:color w:val="00000A"/>
+                <w:kern w:val="0"/>
+                <w:sz w:val="28"/>
+                <w:szCs w:val="28"/>
+                <w:lang w:val="en-US" w:eastAsia="ru-RU"/>
+                <w14:ligatures w14:val="none"/>
+              </w:rPr>
+              <w:t xml:space="preserve">, </w:t>
+            </w:r>
+            <w:proofErr w:type="spellStart"/>
+            <w:r>
+              <w:rPr>
+                <w:rFonts w:ascii="TimesNewRomanPSMT" w:eastAsia="Times New Roman" w:hAnsi="TimesNewRomanPSMT" w:cs="Times New Roman"/>
+                <w:color w:val="00000A"/>
+                <w:kern w:val="0"/>
+                <w:sz w:val="28"/>
+                <w:szCs w:val="28"/>
+                <w:lang w:val="en-US" w:eastAsia="ru-RU"/>
+                <w14:ligatures w14:val="none"/>
+              </w:rPr>
+              <w:t>Licence_Period</w:t>
+            </w:r>
+            <w:proofErr w:type="spellEnd"/>
+            <w:r>
+              <w:rPr>
+                <w:rFonts w:ascii="TimesNewRomanPSMT" w:eastAsia="Times New Roman" w:hAnsi="TimesNewRomanPSMT" w:cs="Times New Roman"/>
+                <w:color w:val="00000A"/>
+                <w:kern w:val="0"/>
+                <w:sz w:val="28"/>
+                <w:szCs w:val="28"/>
+                <w:lang w:val="en-US" w:eastAsia="ru-RU"/>
+                <w14:ligatures w14:val="none"/>
+              </w:rPr>
+              <w:t xml:space="preserve">, </w:t>
+            </w:r>
+            <w:proofErr w:type="spellStart"/>
+            <w:proofErr w:type="gramStart"/>
+            <w:r>
+              <w:rPr>
+                <w:rFonts w:ascii="TimesNewRomanPSMT" w:eastAsia="Times New Roman" w:hAnsi="TimesNewRomanPSMT" w:cs="Times New Roman"/>
+                <w:color w:val="00000A"/>
+                <w:kern w:val="0"/>
+                <w:sz w:val="28"/>
+                <w:szCs w:val="28"/>
+                <w:lang w:val="en-US" w:eastAsia="ru-RU"/>
+                <w14:ligatures w14:val="none"/>
+              </w:rPr>
+              <w:t>Is</w:t>
+            </w:r>
+            <w:proofErr w:type="gramEnd"/>
+            <w:r>
+              <w:rPr>
+                <w:rFonts w:ascii="TimesNewRomanPSMT" w:eastAsia="Times New Roman" w:hAnsi="TimesNewRomanPSMT" w:cs="Times New Roman"/>
+                <w:color w:val="00000A"/>
+                <w:kern w:val="0"/>
+                <w:sz w:val="28"/>
+                <w:szCs w:val="28"/>
+                <w:lang w:val="en-US" w:eastAsia="ru-RU"/>
+                <w14:ligatures w14:val="none"/>
+              </w:rPr>
+              <w:t>_License_Has_Period</w:t>
+            </w:r>
+            <w:proofErr w:type="spellEnd"/>
             <w:r>
               <w:rPr>
                 <w:rFonts w:ascii="TimesNewRomanPSMT" w:eastAsia="Times New Roman" w:hAnsi="TimesNewRomanPSMT" w:cs="Times New Roman"/>
@@ -1970,17 +2280,31 @@
                 <w14:ligatures w14:val="none"/>
               </w:rPr>
             </w:pPr>
-            <w:r>
-              <w:rPr>
-                <w:rFonts w:ascii="TimesNewRomanPSMT" w:eastAsia="Times New Roman" w:hAnsi="TimesNewRomanPSMT" w:cs="Times New Roman"/>
-                <w:color w:val="00000A"/>
-                <w:kern w:val="0"/>
-                <w:sz w:val="28"/>
-                <w:szCs w:val="28"/>
-                <w:lang w:val="en-US" w:eastAsia="ru-RU"/>
-                <w14:ligatures w14:val="none"/>
-              </w:rPr>
-              <w:t xml:space="preserve">ID_Licence </w:t>
+            <w:proofErr w:type="spellStart"/>
+            <w:r>
+              <w:rPr>
+                <w:rFonts w:ascii="TimesNewRomanPSMT" w:eastAsia="Times New Roman" w:hAnsi="TimesNewRomanPSMT" w:cs="Times New Roman"/>
+                <w:color w:val="00000A"/>
+                <w:kern w:val="0"/>
+                <w:sz w:val="28"/>
+                <w:szCs w:val="28"/>
+                <w:lang w:val="en-US" w:eastAsia="ru-RU"/>
+                <w14:ligatures w14:val="none"/>
+              </w:rPr>
+              <w:t>ID_Licence</w:t>
+            </w:r>
+            <w:proofErr w:type="spellEnd"/>
+            <w:r>
+              <w:rPr>
+                <w:rFonts w:ascii="TimesNewRomanPSMT" w:eastAsia="Times New Roman" w:hAnsi="TimesNewRomanPSMT" w:cs="Times New Roman"/>
+                <w:color w:val="00000A"/>
+                <w:kern w:val="0"/>
+                <w:sz w:val="28"/>
+                <w:szCs w:val="28"/>
+                <w:lang w:val="en-US" w:eastAsia="ru-RU"/>
+                <w14:ligatures w14:val="none"/>
+              </w:rPr>
+              <w:t xml:space="preserve"> </w:t>
             </w:r>
             <w:r>
               <w:rPr>
@@ -2024,29 +2348,135 @@
               </w:rPr>
               <w:t>(</w:t>
             </w:r>
-            <w:r>
-              <w:rPr>
-                <w:rFonts w:ascii="TimesNewRomanPSMT" w:eastAsia="Times New Roman" w:hAnsi="TimesNewRomanPSMT" w:cs="Times New Roman"/>
-                <w:color w:val="00000A"/>
-                <w:kern w:val="0"/>
-                <w:sz w:val="28"/>
-                <w:szCs w:val="28"/>
-                <w:lang w:val="en-US" w:eastAsia="ru-RU"/>
-                <w14:ligatures w14:val="none"/>
-              </w:rPr>
-              <w:t>ID_Person, Human_Name,</w:t>
-            </w:r>
-            <w:r>
-              <w:rPr>
-                <w:rFonts w:ascii="TimesNewRomanPSMT" w:eastAsia="Times New Roman" w:hAnsi="TimesNewRomanPSMT" w:cs="Times New Roman"/>
-                <w:color w:val="00000A"/>
-                <w:kern w:val="0"/>
-                <w:sz w:val="28"/>
-                <w:szCs w:val="28"/>
-                <w:lang w:val="en-US" w:eastAsia="ru-RU"/>
-                <w14:ligatures w14:val="none"/>
-              </w:rPr>
-              <w:t xml:space="preserve"> Post, Licence_Period, Is_License_Has_Period);</w:t>
+            <w:proofErr w:type="spellStart"/>
+            <w:r>
+              <w:rPr>
+                <w:rFonts w:ascii="TimesNewRomanPSMT" w:eastAsia="Times New Roman" w:hAnsi="TimesNewRomanPSMT" w:cs="Times New Roman"/>
+                <w:color w:val="00000A"/>
+                <w:kern w:val="0"/>
+                <w:sz w:val="28"/>
+                <w:szCs w:val="28"/>
+                <w:lang w:val="en-US" w:eastAsia="ru-RU"/>
+                <w14:ligatures w14:val="none"/>
+              </w:rPr>
+              <w:t>ID_Person</w:t>
+            </w:r>
+            <w:proofErr w:type="spellEnd"/>
+            <w:r>
+              <w:rPr>
+                <w:rFonts w:ascii="TimesNewRomanPSMT" w:eastAsia="Times New Roman" w:hAnsi="TimesNewRomanPSMT" w:cs="Times New Roman"/>
+                <w:color w:val="00000A"/>
+                <w:kern w:val="0"/>
+                <w:sz w:val="28"/>
+                <w:szCs w:val="28"/>
+                <w:lang w:val="en-US" w:eastAsia="ru-RU"/>
+                <w14:ligatures w14:val="none"/>
+              </w:rPr>
+              <w:t xml:space="preserve">, </w:t>
+            </w:r>
+            <w:proofErr w:type="spellStart"/>
+            <w:r>
+              <w:rPr>
+                <w:rFonts w:ascii="TimesNewRomanPSMT" w:eastAsia="Times New Roman" w:hAnsi="TimesNewRomanPSMT" w:cs="Times New Roman"/>
+                <w:color w:val="00000A"/>
+                <w:kern w:val="0"/>
+                <w:sz w:val="28"/>
+                <w:szCs w:val="28"/>
+                <w:lang w:val="en-US" w:eastAsia="ru-RU"/>
+                <w14:ligatures w14:val="none"/>
+              </w:rPr>
+              <w:t>Human_Name</w:t>
+            </w:r>
+            <w:proofErr w:type="spellEnd"/>
+            <w:r>
+              <w:rPr>
+                <w:rFonts w:ascii="TimesNewRomanPSMT" w:eastAsia="Times New Roman" w:hAnsi="TimesNewRomanPSMT" w:cs="Times New Roman"/>
+                <w:color w:val="00000A"/>
+                <w:kern w:val="0"/>
+                <w:sz w:val="28"/>
+                <w:szCs w:val="28"/>
+                <w:lang w:val="en-US" w:eastAsia="ru-RU"/>
+                <w14:ligatures w14:val="none"/>
+              </w:rPr>
+              <w:t>,</w:t>
+            </w:r>
+            <w:r>
+              <w:rPr>
+                <w:rFonts w:ascii="TimesNewRomanPSMT" w:eastAsia="Times New Roman" w:hAnsi="TimesNewRomanPSMT" w:cs="Times New Roman"/>
+                <w:color w:val="00000A"/>
+                <w:kern w:val="0"/>
+                <w:sz w:val="28"/>
+                <w:szCs w:val="28"/>
+                <w:lang w:val="en-US" w:eastAsia="ru-RU"/>
+                <w14:ligatures w14:val="none"/>
+              </w:rPr>
+              <w:t xml:space="preserve"> Post, </w:t>
+            </w:r>
+            <w:proofErr w:type="spellStart"/>
+            <w:r>
+              <w:rPr>
+                <w:rFonts w:ascii="TimesNewRomanPSMT" w:eastAsia="Times New Roman" w:hAnsi="TimesNewRomanPSMT" w:cs="Times New Roman"/>
+                <w:color w:val="00000A"/>
+                <w:kern w:val="0"/>
+                <w:sz w:val="28"/>
+                <w:szCs w:val="28"/>
+                <w:lang w:val="en-US" w:eastAsia="ru-RU"/>
+                <w14:ligatures w14:val="none"/>
+              </w:rPr>
+              <w:t>Licence_Period</w:t>
+            </w:r>
+            <w:proofErr w:type="spellEnd"/>
+            <w:r>
+              <w:rPr>
+                <w:rFonts w:ascii="TimesNewRomanPSMT" w:eastAsia="Times New Roman" w:hAnsi="TimesNewRomanPSMT" w:cs="Times New Roman"/>
+                <w:color w:val="00000A"/>
+                <w:kern w:val="0"/>
+                <w:sz w:val="28"/>
+                <w:szCs w:val="28"/>
+                <w:lang w:val="en-US" w:eastAsia="ru-RU"/>
+                <w14:ligatures w14:val="none"/>
+              </w:rPr>
+              <w:t xml:space="preserve">, </w:t>
+            </w:r>
+            <w:proofErr w:type="spellStart"/>
+            <w:proofErr w:type="gramStart"/>
+            <w:r>
+              <w:rPr>
+                <w:rFonts w:ascii="TimesNewRomanPSMT" w:eastAsia="Times New Roman" w:hAnsi="TimesNewRomanPSMT" w:cs="Times New Roman"/>
+                <w:color w:val="00000A"/>
+                <w:kern w:val="0"/>
+                <w:sz w:val="28"/>
+                <w:szCs w:val="28"/>
+                <w:lang w:val="en-US" w:eastAsia="ru-RU"/>
+                <w14:ligatures w14:val="none"/>
+              </w:rPr>
+              <w:t>Is</w:t>
+            </w:r>
+            <w:proofErr w:type="gramEnd"/>
+            <w:r>
+              <w:rPr>
+                <w:rFonts w:ascii="TimesNewRomanPSMT" w:eastAsia="Times New Roman" w:hAnsi="TimesNewRomanPSMT" w:cs="Times New Roman"/>
+                <w:color w:val="00000A"/>
+                <w:kern w:val="0"/>
+                <w:sz w:val="28"/>
+                <w:szCs w:val="28"/>
+                <w:lang w:val="en-US" w:eastAsia="ru-RU"/>
+                <w14:ligatures w14:val="none"/>
+              </w:rPr>
+              <w:t>_License_Has_Period</w:t>
+            </w:r>
+            <w:proofErr w:type="spellEnd"/>
+            <w:r>
+              <w:rPr>
+                <w:rFonts w:ascii="TimesNewRomanPSMT" w:eastAsia="Times New Roman" w:hAnsi="TimesNewRomanPSMT" w:cs="Times New Roman"/>
+                <w:color w:val="00000A"/>
+                <w:kern w:val="0"/>
+                <w:sz w:val="28"/>
+                <w:szCs w:val="28"/>
+                <w:lang w:val="en-US" w:eastAsia="ru-RU"/>
+                <w14:ligatures w14:val="none"/>
+              </w:rPr>
+              <w:t>);</w:t>
             </w:r>
           </w:p>
         </w:tc>
@@ -2108,17 +2538,31 @@
                 <w14:ligatures w14:val="none"/>
               </w:rPr>
             </w:pPr>
-            <w:r>
-              <w:rPr>
-                <w:rFonts w:ascii="TimesNewRomanPSMT" w:eastAsia="Times New Roman" w:hAnsi="TimesNewRomanPSMT" w:cs="Times New Roman"/>
-                <w:color w:val="00000A"/>
-                <w:kern w:val="0"/>
-                <w:sz w:val="28"/>
-                <w:szCs w:val="28"/>
-                <w:lang w:val="en-US" w:eastAsia="ru-RU"/>
-                <w14:ligatures w14:val="none"/>
-              </w:rPr>
-              <w:t xml:space="preserve">ID_Flight </w:t>
+            <w:proofErr w:type="spellStart"/>
+            <w:r>
+              <w:rPr>
+                <w:rFonts w:ascii="TimesNewRomanPSMT" w:eastAsia="Times New Roman" w:hAnsi="TimesNewRomanPSMT" w:cs="Times New Roman"/>
+                <w:color w:val="00000A"/>
+                <w:kern w:val="0"/>
+                <w:sz w:val="28"/>
+                <w:szCs w:val="28"/>
+                <w:lang w:val="en-US" w:eastAsia="ru-RU"/>
+                <w14:ligatures w14:val="none"/>
+              </w:rPr>
+              <w:t>ID_Flight</w:t>
+            </w:r>
+            <w:proofErr w:type="spellEnd"/>
+            <w:r>
+              <w:rPr>
+                <w:rFonts w:ascii="TimesNewRomanPSMT" w:eastAsia="Times New Roman" w:hAnsi="TimesNewRomanPSMT" w:cs="Times New Roman"/>
+                <w:color w:val="00000A"/>
+                <w:kern w:val="0"/>
+                <w:sz w:val="28"/>
+                <w:szCs w:val="28"/>
+                <w:lang w:val="en-US" w:eastAsia="ru-RU"/>
+                <w14:ligatures w14:val="none"/>
+              </w:rPr>
+              <w:t xml:space="preserve"> </w:t>
             </w:r>
             <w:r>
               <w:rPr>
@@ -2158,6 +2602,7 @@
               </w:rPr>
               <w:t>(</w:t>
             </w:r>
+            <w:proofErr w:type="spellStart"/>
             <w:r>
               <w:rPr>
                 <w:rFonts w:ascii="TimesNewRomanPSMT" w:eastAsia="Times New Roman" w:hAnsi="TimesNewRomanPSMT" w:cs="Times New Roman"/>
@@ -2230,18 +2675,163 @@
               </w:rPr>
               <w:t>isk</w:t>
             </w:r>
-            <w:r>
-              <w:rPr>
-                <w:rFonts w:ascii="TimesNewRomanPSMT" w:eastAsia="Times New Roman" w:hAnsi="TimesNewRomanPSMT" w:cs="Times New Roman"/>
-                <w:color w:val="00000A"/>
-                <w:kern w:val="0"/>
-                <w:sz w:val="28"/>
-                <w:szCs w:val="28"/>
-                <w:lang w:val="en-US" w:eastAsia="ru-RU"/>
-                <w14:ligatures w14:val="none"/>
-              </w:rPr>
-              <w:t>, Arrival_Time, Departure_Time, Arrival_Place, Departure_Place, ID_Pilot, ID_Airplane</w:t>
-            </w:r>
+            <w:proofErr w:type="spellEnd"/>
+            <w:r>
+              <w:rPr>
+                <w:rFonts w:ascii="TimesNewRomanPSMT" w:eastAsia="Times New Roman" w:hAnsi="TimesNewRomanPSMT" w:cs="Times New Roman"/>
+                <w:color w:val="00000A"/>
+                <w:kern w:val="0"/>
+                <w:sz w:val="28"/>
+                <w:szCs w:val="28"/>
+                <w:lang w:val="en-US" w:eastAsia="ru-RU"/>
+                <w14:ligatures w14:val="none"/>
+              </w:rPr>
+              <w:t xml:space="preserve">, </w:t>
+            </w:r>
+            <w:proofErr w:type="spellStart"/>
+            <w:r>
+              <w:rPr>
+                <w:rFonts w:ascii="TimesNewRomanPSMT" w:eastAsia="Times New Roman" w:hAnsi="TimesNewRomanPSMT" w:cs="Times New Roman"/>
+                <w:color w:val="00000A"/>
+                <w:kern w:val="0"/>
+                <w:sz w:val="28"/>
+                <w:szCs w:val="28"/>
+                <w:lang w:val="en-US" w:eastAsia="ru-RU"/>
+                <w14:ligatures w14:val="none"/>
+              </w:rPr>
+              <w:t>Arrival_Time</w:t>
+            </w:r>
+            <w:proofErr w:type="spellEnd"/>
+            <w:r>
+              <w:rPr>
+                <w:rFonts w:ascii="TimesNewRomanPSMT" w:eastAsia="Times New Roman" w:hAnsi="TimesNewRomanPSMT" w:cs="Times New Roman"/>
+                <w:color w:val="00000A"/>
+                <w:kern w:val="0"/>
+                <w:sz w:val="28"/>
+                <w:szCs w:val="28"/>
+                <w:lang w:val="en-US" w:eastAsia="ru-RU"/>
+                <w14:ligatures w14:val="none"/>
+              </w:rPr>
+              <w:t xml:space="preserve">, </w:t>
+            </w:r>
+            <w:proofErr w:type="spellStart"/>
+            <w:r>
+              <w:rPr>
+                <w:rFonts w:ascii="TimesNewRomanPSMT" w:eastAsia="Times New Roman" w:hAnsi="TimesNewRomanPSMT" w:cs="Times New Roman"/>
+                <w:color w:val="00000A"/>
+                <w:kern w:val="0"/>
+                <w:sz w:val="28"/>
+                <w:szCs w:val="28"/>
+                <w:lang w:val="en-US" w:eastAsia="ru-RU"/>
+                <w14:ligatures w14:val="none"/>
+              </w:rPr>
+              <w:t>Departure_Time</w:t>
+            </w:r>
+            <w:proofErr w:type="spellEnd"/>
+            <w:r>
+              <w:rPr>
+                <w:rFonts w:ascii="TimesNewRomanPSMT" w:eastAsia="Times New Roman" w:hAnsi="TimesNewRomanPSMT" w:cs="Times New Roman"/>
+                <w:color w:val="00000A"/>
+                <w:kern w:val="0"/>
+                <w:sz w:val="28"/>
+                <w:szCs w:val="28"/>
+                <w:lang w:val="en-US" w:eastAsia="ru-RU"/>
+                <w14:ligatures w14:val="none"/>
+              </w:rPr>
+              <w:t xml:space="preserve">, </w:t>
+            </w:r>
+            <w:proofErr w:type="spellStart"/>
+            <w:r>
+              <w:rPr>
+                <w:rFonts w:ascii="TimesNewRomanPSMT" w:eastAsia="Times New Roman" w:hAnsi="TimesNewRomanPSMT" w:cs="Times New Roman"/>
+                <w:color w:val="00000A"/>
+                <w:kern w:val="0"/>
+                <w:sz w:val="28"/>
+                <w:szCs w:val="28"/>
+                <w:lang w:val="en-US" w:eastAsia="ru-RU"/>
+                <w14:ligatures w14:val="none"/>
+              </w:rPr>
+              <w:t>Arrival_Place</w:t>
+            </w:r>
+            <w:proofErr w:type="spellEnd"/>
+            <w:r>
+              <w:rPr>
+                <w:rFonts w:ascii="TimesNewRomanPSMT" w:eastAsia="Times New Roman" w:hAnsi="TimesNewRomanPSMT" w:cs="Times New Roman"/>
+                <w:color w:val="00000A"/>
+                <w:kern w:val="0"/>
+                <w:sz w:val="28"/>
+                <w:szCs w:val="28"/>
+                <w:lang w:val="en-US" w:eastAsia="ru-RU"/>
+                <w14:ligatures w14:val="none"/>
+              </w:rPr>
+              <w:t xml:space="preserve">, </w:t>
+            </w:r>
+            <w:proofErr w:type="spellStart"/>
+            <w:r>
+              <w:rPr>
+                <w:rFonts w:ascii="TimesNewRomanPSMT" w:eastAsia="Times New Roman" w:hAnsi="TimesNewRomanPSMT" w:cs="Times New Roman"/>
+                <w:color w:val="00000A"/>
+                <w:kern w:val="0"/>
+                <w:sz w:val="28"/>
+                <w:szCs w:val="28"/>
+                <w:lang w:val="en-US" w:eastAsia="ru-RU"/>
+                <w14:ligatures w14:val="none"/>
+              </w:rPr>
+              <w:t>Departure_Place</w:t>
+            </w:r>
+            <w:proofErr w:type="spellEnd"/>
+            <w:r>
+              <w:rPr>
+                <w:rFonts w:ascii="TimesNewRomanPSMT" w:eastAsia="Times New Roman" w:hAnsi="TimesNewRomanPSMT" w:cs="Times New Roman"/>
+                <w:color w:val="00000A"/>
+                <w:kern w:val="0"/>
+                <w:sz w:val="28"/>
+                <w:szCs w:val="28"/>
+                <w:lang w:val="en-US" w:eastAsia="ru-RU"/>
+                <w14:ligatures w14:val="none"/>
+              </w:rPr>
+              <w:t xml:space="preserve">, </w:t>
+            </w:r>
+            <w:proofErr w:type="spellStart"/>
+            <w:r>
+              <w:rPr>
+                <w:rFonts w:ascii="TimesNewRomanPSMT" w:eastAsia="Times New Roman" w:hAnsi="TimesNewRomanPSMT" w:cs="Times New Roman"/>
+                <w:color w:val="00000A"/>
+                <w:kern w:val="0"/>
+                <w:sz w:val="28"/>
+                <w:szCs w:val="28"/>
+                <w:lang w:val="en-US" w:eastAsia="ru-RU"/>
+                <w14:ligatures w14:val="none"/>
+              </w:rPr>
+              <w:t>ID_Pilot</w:t>
+            </w:r>
+            <w:proofErr w:type="spellEnd"/>
+            <w:r>
+              <w:rPr>
+                <w:rFonts w:ascii="TimesNewRomanPSMT" w:eastAsia="Times New Roman" w:hAnsi="TimesNewRomanPSMT" w:cs="Times New Roman"/>
+                <w:color w:val="00000A"/>
+                <w:kern w:val="0"/>
+                <w:sz w:val="28"/>
+                <w:szCs w:val="28"/>
+                <w:lang w:val="en-US" w:eastAsia="ru-RU"/>
+                <w14:ligatures w14:val="none"/>
+              </w:rPr>
+              <w:t xml:space="preserve">, </w:t>
+            </w:r>
+            <w:proofErr w:type="spellStart"/>
+            <w:r>
+              <w:rPr>
+                <w:rFonts w:ascii="TimesNewRomanPSMT" w:eastAsia="Times New Roman" w:hAnsi="TimesNewRomanPSMT" w:cs="Times New Roman"/>
+                <w:color w:val="00000A"/>
+                <w:kern w:val="0"/>
+                <w:sz w:val="28"/>
+                <w:szCs w:val="28"/>
+                <w:lang w:val="en-US" w:eastAsia="ru-RU"/>
+                <w14:ligatures w14:val="none"/>
+              </w:rPr>
+              <w:t>ID_Airplane</w:t>
+            </w:r>
+            <w:proofErr w:type="spellEnd"/>
             <w:r>
               <w:rPr>
                 <w:rFonts w:ascii="TimesNewRomanPSMT" w:eastAsia="Times New Roman" w:hAnsi="TimesNewRomanPSMT" w:cs="Times New Roman"/>
@@ -2313,17 +2903,31 @@
                 <w14:ligatures w14:val="none"/>
               </w:rPr>
             </w:pPr>
-            <w:r>
-              <w:rPr>
-                <w:rFonts w:ascii="TimesNewRomanPSMT" w:eastAsia="Times New Roman" w:hAnsi="TimesNewRomanPSMT" w:cs="Times New Roman"/>
-                <w:color w:val="00000A"/>
-                <w:kern w:val="0"/>
-                <w:sz w:val="28"/>
-                <w:szCs w:val="28"/>
-                <w:lang w:val="en-US" w:eastAsia="ru-RU"/>
-                <w14:ligatures w14:val="none"/>
-              </w:rPr>
-              <w:t xml:space="preserve">ID_Meeting </w:t>
+            <w:proofErr w:type="spellStart"/>
+            <w:r>
+              <w:rPr>
+                <w:rFonts w:ascii="TimesNewRomanPSMT" w:eastAsia="Times New Roman" w:hAnsi="TimesNewRomanPSMT" w:cs="Times New Roman"/>
+                <w:color w:val="00000A"/>
+                <w:kern w:val="0"/>
+                <w:sz w:val="28"/>
+                <w:szCs w:val="28"/>
+                <w:lang w:val="en-US" w:eastAsia="ru-RU"/>
+                <w14:ligatures w14:val="none"/>
+              </w:rPr>
+              <w:t>ID_Meeting</w:t>
+            </w:r>
+            <w:proofErr w:type="spellEnd"/>
+            <w:r>
+              <w:rPr>
+                <w:rFonts w:ascii="TimesNewRomanPSMT" w:eastAsia="Times New Roman" w:hAnsi="TimesNewRomanPSMT" w:cs="Times New Roman"/>
+                <w:color w:val="00000A"/>
+                <w:kern w:val="0"/>
+                <w:sz w:val="28"/>
+                <w:szCs w:val="28"/>
+                <w:lang w:val="en-US" w:eastAsia="ru-RU"/>
+                <w14:ligatures w14:val="none"/>
+              </w:rPr>
+              <w:t xml:space="preserve"> </w:t>
             </w:r>
             <w:r>
               <w:rPr>
@@ -2337,6 +2941,7 @@
               </w:rPr>
               <w:t>→ (</w:t>
             </w:r>
+            <w:proofErr w:type="spellStart"/>
             <w:r>
               <w:rPr>
                 <w:rFonts w:ascii="TimesNewRomanPSMT" w:eastAsia="Times New Roman" w:hAnsi="TimesNewRomanPSMT" w:cs="Times New Roman"/>
@@ -2349,6 +2954,7 @@
               </w:rPr>
               <w:t>Time_Meeting</w:t>
             </w:r>
+            <w:proofErr w:type="spellEnd"/>
             <w:r>
               <w:rPr>
                 <w:rFonts w:ascii="TimesNewRomanPSMT" w:eastAsia="Times New Roman" w:hAnsi="TimesNewRomanPSMT" w:cs="Times New Roman"/>
@@ -2361,6 +2967,7 @@
               </w:rPr>
               <w:t xml:space="preserve">, </w:t>
             </w:r>
+            <w:proofErr w:type="spellStart"/>
             <w:r>
               <w:rPr>
                 <w:rFonts w:ascii="TimesNewRomanPSMT" w:eastAsia="Times New Roman" w:hAnsi="TimesNewRomanPSMT" w:cs="Times New Roman"/>
@@ -2373,6 +2980,7 @@
               </w:rPr>
               <w:t>Discussion_Subject</w:t>
             </w:r>
+            <w:proofErr w:type="spellEnd"/>
             <w:r>
               <w:rPr>
                 <w:rFonts w:ascii="TimesNewRomanPSMT" w:eastAsia="Times New Roman" w:hAnsi="TimesNewRomanPSMT" w:cs="Times New Roman"/>
@@ -2385,6 +2993,7 @@
               </w:rPr>
               <w:t xml:space="preserve">, </w:t>
             </w:r>
+            <w:proofErr w:type="spellStart"/>
             <w:r>
               <w:rPr>
                 <w:rFonts w:ascii="TimesNewRomanPSMT" w:eastAsia="Times New Roman" w:hAnsi="TimesNewRomanPSMT" w:cs="Times New Roman"/>
@@ -2397,6 +3006,7 @@
               </w:rPr>
               <w:t>Participants_Count</w:t>
             </w:r>
+            <w:proofErr w:type="spellEnd"/>
             <w:r>
               <w:rPr>
                 <w:rFonts w:ascii="TimesNewRomanPSMT" w:eastAsia="Times New Roman" w:hAnsi="TimesNewRomanPSMT" w:cs="Times New Roman"/>
@@ -2409,6 +3019,7 @@
               </w:rPr>
               <w:t xml:space="preserve">, </w:t>
             </w:r>
+            <w:proofErr w:type="spellStart"/>
             <w:r>
               <w:rPr>
                 <w:rFonts w:ascii="TimesNewRomanPSMT" w:eastAsia="Times New Roman" w:hAnsi="TimesNewRomanPSMT" w:cs="Times New Roman"/>
@@ -2421,6 +3032,7 @@
               </w:rPr>
               <w:t>Taking_Place</w:t>
             </w:r>
+            <w:proofErr w:type="spellEnd"/>
             <w:r>
               <w:rPr>
                 <w:rFonts w:ascii="TimesNewRomanPSMT" w:eastAsia="Times New Roman" w:hAnsi="TimesNewRomanPSMT" w:cs="Times New Roman"/>
@@ -2471,6 +3083,7 @@
                 <w14:ligatures w14:val="none"/>
               </w:rPr>
             </w:pPr>
+            <w:proofErr w:type="spellStart"/>
             <w:r>
               <w:rPr>
                 <w:rFonts w:ascii="TimesNewRomanPSMT" w:eastAsia="Times New Roman" w:hAnsi="TimesNewRomanPSMT" w:cs="Times New Roman"/>
@@ -2519,6 +3132,7 @@
               </w:rPr>
               <w:t>ata</w:t>
             </w:r>
+            <w:proofErr w:type="spellEnd"/>
           </w:p>
         </w:tc>
         <w:tc>
@@ -2552,6 +3166,7 @@
               </w:rPr>
               <w:t>(</w:t>
             </w:r>
+            <w:proofErr w:type="spellStart"/>
             <w:r>
               <w:rPr>
                 <w:rFonts w:ascii="TimesNewRomanPSMT" w:eastAsia="Times New Roman" w:hAnsi="TimesNewRomanPSMT" w:cs="Times New Roman"/>
@@ -2564,6 +3179,7 @@
               </w:rPr>
               <w:t>ID_Meteorologist</w:t>
             </w:r>
+            <w:proofErr w:type="spellEnd"/>
             <w:r>
               <w:rPr>
                 <w:rFonts w:ascii="TimesNewRomanPSMT" w:eastAsia="Times New Roman" w:hAnsi="TimesNewRomanPSMT" w:cs="Times New Roman"/>
@@ -2576,6 +3192,7 @@
               </w:rPr>
               <w:t xml:space="preserve">, </w:t>
             </w:r>
+            <w:proofErr w:type="spellStart"/>
             <w:r>
               <w:rPr>
                 <w:rFonts w:ascii="TimesNewRomanPSMT" w:eastAsia="Times New Roman" w:hAnsi="TimesNewRomanPSMT" w:cs="Times New Roman"/>
@@ -2588,6 +3205,7 @@
               </w:rPr>
               <w:t>ID_Flight</w:t>
             </w:r>
+            <w:proofErr w:type="spellEnd"/>
             <w:r>
               <w:rPr>
                 <w:rFonts w:ascii="TimesNewRomanPSMT" w:eastAsia="Times New Roman" w:hAnsi="TimesNewRomanPSMT" w:cs="Times New Roman"/>
@@ -2624,6 +3242,7 @@
               </w:rPr>
               <w:t xml:space="preserve"> (</w:t>
             </w:r>
+            <w:proofErr w:type="spellStart"/>
             <w:r>
               <w:rPr>
                 <w:rFonts w:ascii="TimesNewRomanPSMT" w:eastAsia="Times New Roman" w:hAnsi="TimesNewRomanPSMT" w:cs="Times New Roman"/>
@@ -2636,6 +3255,7 @@
               </w:rPr>
               <w:t>Air_Pressure</w:t>
             </w:r>
+            <w:proofErr w:type="spellEnd"/>
             <w:r>
               <w:rPr>
                 <w:rFonts w:ascii="TimesNewRomanPSMT" w:eastAsia="Times New Roman" w:hAnsi="TimesNewRomanPSMT" w:cs="Times New Roman"/>
@@ -2672,6 +3292,7 @@
               </w:rPr>
               <w:t xml:space="preserve">, </w:t>
             </w:r>
+            <w:proofErr w:type="spellStart"/>
             <w:r>
               <w:rPr>
                 <w:rFonts w:ascii="TimesNewRomanPSMT" w:eastAsia="Times New Roman" w:hAnsi="TimesNewRomanPSMT" w:cs="Times New Roman"/>
@@ -2684,6 +3305,7 @@
               </w:rPr>
               <w:t>Speed_Of_Wind</w:t>
             </w:r>
+            <w:proofErr w:type="spellEnd"/>
             <w:r>
               <w:rPr>
                 <w:rFonts w:ascii="TimesNewRomanPSMT" w:eastAsia="Times New Roman" w:hAnsi="TimesNewRomanPSMT" w:cs="Times New Roman"/>
@@ -2755,6 +3377,7 @@
                 <w14:ligatures w14:val="none"/>
               </w:rPr>
             </w:pPr>
+            <w:proofErr w:type="spellStart"/>
             <w:r>
               <w:rPr>
                 <w:rFonts w:ascii="TimesNewRomanPSMT" w:eastAsia="Times New Roman" w:hAnsi="TimesNewRomanPSMT" w:cs="Times New Roman"/>
@@ -2767,6 +3390,7 @@
               </w:rPr>
               <w:t>ID_Base</w:t>
             </w:r>
+            <w:proofErr w:type="spellEnd"/>
             <w:r>
               <w:rPr>
                 <w:rFonts w:ascii="TimesNewRomanPSMT" w:eastAsia="Times New Roman" w:hAnsi="TimesNewRomanPSMT" w:cs="Times New Roman"/>
@@ -2803,6 +3427,7 @@
               </w:rPr>
               <w:t xml:space="preserve"> (</w:t>
             </w:r>
+            <w:proofErr w:type="spellStart"/>
             <w:r>
               <w:rPr>
                 <w:rFonts w:ascii="TimesNewRomanPSMT" w:eastAsia="Times New Roman" w:hAnsi="TimesNewRomanPSMT" w:cs="Times New Roman"/>
@@ -2815,6 +3440,7 @@
               </w:rPr>
               <w:t>Name_Base</w:t>
             </w:r>
+            <w:proofErr w:type="spellEnd"/>
             <w:r>
               <w:rPr>
                 <w:rFonts w:ascii="TimesNewRomanPSMT" w:eastAsia="Times New Roman" w:hAnsi="TimesNewRomanPSMT" w:cs="Times New Roman"/>
@@ -2827,18 +3453,34 @@
               </w:rPr>
               <w:t xml:space="preserve">, </w:t>
             </w:r>
-            <w:r>
-              <w:rPr>
-                <w:rFonts w:ascii="TimesNewRomanPSMT" w:eastAsia="Times New Roman" w:hAnsi="TimesNewRomanPSMT" w:cs="Times New Roman"/>
-                <w:color w:val="00000A"/>
-                <w:kern w:val="0"/>
-                <w:sz w:val="28"/>
-                <w:szCs w:val="28"/>
-                <w:lang w:val="en-US" w:eastAsia="ru-RU"/>
-                <w14:ligatures w14:val="none"/>
-              </w:rPr>
-              <w:t>Has_Runaway</w:t>
-            </w:r>
+            <w:proofErr w:type="spellStart"/>
+            <w:proofErr w:type="gramStart"/>
+            <w:r>
+              <w:rPr>
+                <w:rFonts w:ascii="TimesNewRomanPSMT" w:eastAsia="Times New Roman" w:hAnsi="TimesNewRomanPSMT" w:cs="Times New Roman"/>
+                <w:color w:val="00000A"/>
+                <w:kern w:val="0"/>
+                <w:sz w:val="28"/>
+                <w:szCs w:val="28"/>
+                <w:lang w:val="en-US" w:eastAsia="ru-RU"/>
+                <w14:ligatures w14:val="none"/>
+              </w:rPr>
+              <w:t>Has</w:t>
+            </w:r>
+            <w:proofErr w:type="gramEnd"/>
+            <w:r>
+              <w:rPr>
+                <w:rFonts w:ascii="TimesNewRomanPSMT" w:eastAsia="Times New Roman" w:hAnsi="TimesNewRomanPSMT" w:cs="Times New Roman"/>
+                <w:color w:val="00000A"/>
+                <w:kern w:val="0"/>
+                <w:sz w:val="28"/>
+                <w:szCs w:val="28"/>
+                <w:lang w:val="en-US" w:eastAsia="ru-RU"/>
+                <w14:ligatures w14:val="none"/>
+              </w:rPr>
+              <w:t>_Runaway</w:t>
+            </w:r>
+            <w:proofErr w:type="spellEnd"/>
             <w:r>
               <w:rPr>
                 <w:rFonts w:ascii="TimesNewRomanPSMT" w:eastAsia="Times New Roman" w:hAnsi="TimesNewRomanPSMT" w:cs="Times New Roman"/>
@@ -2851,6 +3493,7 @@
               </w:rPr>
               <w:t xml:space="preserve">, </w:t>
             </w:r>
+            <w:proofErr w:type="spellStart"/>
             <w:r>
               <w:rPr>
                 <w:rFonts w:ascii="TimesNewRomanPSMT" w:eastAsia="Times New Roman" w:hAnsi="TimesNewRomanPSMT" w:cs="Times New Roman"/>
@@ -2863,6 +3506,7 @@
               </w:rPr>
               <w:t>Importance_Level</w:t>
             </w:r>
+            <w:proofErr w:type="spellEnd"/>
             <w:r>
               <w:rPr>
                 <w:rFonts w:ascii="TimesNewRomanPSMT" w:eastAsia="Times New Roman" w:hAnsi="TimesNewRomanPSMT" w:cs="Times New Roman"/>
@@ -2875,6 +3519,7 @@
               </w:rPr>
               <w:t xml:space="preserve">, </w:t>
             </w:r>
+            <w:proofErr w:type="spellStart"/>
             <w:r>
               <w:rPr>
                 <w:rFonts w:ascii="TimesNewRomanPSMT" w:eastAsia="Times New Roman" w:hAnsi="TimesNewRomanPSMT" w:cs="Times New Roman"/>
@@ -2887,6 +3532,7 @@
               </w:rPr>
               <w:t>Citizens_Number</w:t>
             </w:r>
+            <w:proofErr w:type="spellEnd"/>
             <w:r>
               <w:rPr>
                 <w:rFonts w:ascii="TimesNewRomanPSMT" w:eastAsia="Times New Roman" w:hAnsi="TimesNewRomanPSMT" w:cs="Times New Roman"/>
@@ -2929,17 +3575,31 @@
                 <w14:ligatures w14:val="none"/>
               </w:rPr>
             </w:pPr>
-            <w:r>
-              <w:rPr>
-                <w:rFonts w:ascii="TimesNewRomanPSMT" w:eastAsia="Times New Roman" w:hAnsi="TimesNewRomanPSMT" w:cs="Times New Roman"/>
-                <w:color w:val="00000A"/>
-                <w:kern w:val="0"/>
-                <w:sz w:val="28"/>
-                <w:szCs w:val="28"/>
-                <w:lang w:val="en-US" w:eastAsia="ru-RU"/>
-                <w14:ligatures w14:val="none"/>
-              </w:rPr>
-              <w:t xml:space="preserve">Name_Base </w:t>
+            <w:proofErr w:type="spellStart"/>
+            <w:r>
+              <w:rPr>
+                <w:rFonts w:ascii="TimesNewRomanPSMT" w:eastAsia="Times New Roman" w:hAnsi="TimesNewRomanPSMT" w:cs="Times New Roman"/>
+                <w:color w:val="00000A"/>
+                <w:kern w:val="0"/>
+                <w:sz w:val="28"/>
+                <w:szCs w:val="28"/>
+                <w:lang w:val="en-US" w:eastAsia="ru-RU"/>
+                <w14:ligatures w14:val="none"/>
+              </w:rPr>
+              <w:t>Name_Base</w:t>
+            </w:r>
+            <w:proofErr w:type="spellEnd"/>
+            <w:r>
+              <w:rPr>
+                <w:rFonts w:ascii="TimesNewRomanPSMT" w:eastAsia="Times New Roman" w:hAnsi="TimesNewRomanPSMT" w:cs="Times New Roman"/>
+                <w:color w:val="00000A"/>
+                <w:kern w:val="0"/>
+                <w:sz w:val="28"/>
+                <w:szCs w:val="28"/>
+                <w:lang w:val="en-US" w:eastAsia="ru-RU"/>
+                <w14:ligatures w14:val="none"/>
+              </w:rPr>
+              <w:t xml:space="preserve"> </w:t>
             </w:r>
             <w:r>
               <w:rPr>
@@ -2965,6 +3625,7 @@
               </w:rPr>
               <w:t xml:space="preserve"> (</w:t>
             </w:r>
+            <w:proofErr w:type="spellStart"/>
             <w:r>
               <w:rPr>
                 <w:rFonts w:ascii="TimesNewRomanPSMT" w:eastAsia="Times New Roman" w:hAnsi="TimesNewRomanPSMT" w:cs="Times New Roman"/>
@@ -2977,6 +3638,7 @@
               </w:rPr>
               <w:t>ID_Base</w:t>
             </w:r>
+            <w:proofErr w:type="spellEnd"/>
             <w:r>
               <w:rPr>
                 <w:rFonts w:ascii="TimesNewRomanPSMT" w:eastAsia="Times New Roman" w:hAnsi="TimesNewRomanPSMT" w:cs="Times New Roman"/>
@@ -2989,18 +3651,34 @@
               </w:rPr>
               <w:t xml:space="preserve">, </w:t>
             </w:r>
-            <w:r>
-              <w:rPr>
-                <w:rFonts w:ascii="TimesNewRomanPSMT" w:eastAsia="Times New Roman" w:hAnsi="TimesNewRomanPSMT" w:cs="Times New Roman"/>
-                <w:color w:val="00000A"/>
-                <w:kern w:val="0"/>
-                <w:sz w:val="28"/>
-                <w:szCs w:val="28"/>
-                <w:lang w:val="en-US" w:eastAsia="ru-RU"/>
-                <w14:ligatures w14:val="none"/>
-              </w:rPr>
-              <w:t>Has_Runaway</w:t>
-            </w:r>
+            <w:proofErr w:type="spellStart"/>
+            <w:proofErr w:type="gramStart"/>
+            <w:r>
+              <w:rPr>
+                <w:rFonts w:ascii="TimesNewRomanPSMT" w:eastAsia="Times New Roman" w:hAnsi="TimesNewRomanPSMT" w:cs="Times New Roman"/>
+                <w:color w:val="00000A"/>
+                <w:kern w:val="0"/>
+                <w:sz w:val="28"/>
+                <w:szCs w:val="28"/>
+                <w:lang w:val="en-US" w:eastAsia="ru-RU"/>
+                <w14:ligatures w14:val="none"/>
+              </w:rPr>
+              <w:t>Has</w:t>
+            </w:r>
+            <w:proofErr w:type="gramEnd"/>
+            <w:r>
+              <w:rPr>
+                <w:rFonts w:ascii="TimesNewRomanPSMT" w:eastAsia="Times New Roman" w:hAnsi="TimesNewRomanPSMT" w:cs="Times New Roman"/>
+                <w:color w:val="00000A"/>
+                <w:kern w:val="0"/>
+                <w:sz w:val="28"/>
+                <w:szCs w:val="28"/>
+                <w:lang w:val="en-US" w:eastAsia="ru-RU"/>
+                <w14:ligatures w14:val="none"/>
+              </w:rPr>
+              <w:t>_Runaway</w:t>
+            </w:r>
+            <w:proofErr w:type="spellEnd"/>
             <w:r>
               <w:rPr>
                 <w:rFonts w:ascii="TimesNewRomanPSMT" w:eastAsia="Times New Roman" w:hAnsi="TimesNewRomanPSMT" w:cs="Times New Roman"/>
@@ -3013,6 +3691,7 @@
               </w:rPr>
               <w:t xml:space="preserve">, </w:t>
             </w:r>
+            <w:proofErr w:type="spellStart"/>
             <w:r>
               <w:rPr>
                 <w:rFonts w:ascii="TimesNewRomanPSMT" w:eastAsia="Times New Roman" w:hAnsi="TimesNewRomanPSMT" w:cs="Times New Roman"/>
@@ -3025,6 +3704,7 @@
               </w:rPr>
               <w:t>Importance_Level</w:t>
             </w:r>
+            <w:proofErr w:type="spellEnd"/>
             <w:r>
               <w:rPr>
                 <w:rFonts w:ascii="TimesNewRomanPSMT" w:eastAsia="Times New Roman" w:hAnsi="TimesNewRomanPSMT" w:cs="Times New Roman"/>
@@ -3037,6 +3717,7 @@
               </w:rPr>
               <w:t xml:space="preserve">, </w:t>
             </w:r>
+            <w:proofErr w:type="spellStart"/>
             <w:r>
               <w:rPr>
                 <w:rFonts w:ascii="TimesNewRomanPSMT" w:eastAsia="Times New Roman" w:hAnsi="TimesNewRomanPSMT" w:cs="Times New Roman"/>
@@ -3049,6 +3730,7 @@
               </w:rPr>
               <w:t>Citizens_Number</w:t>
             </w:r>
+            <w:proofErr w:type="spellEnd"/>
             <w:r>
               <w:rPr>
                 <w:rFonts w:ascii="TimesNewRomanPSMT" w:eastAsia="Times New Roman" w:hAnsi="TimesNewRomanPSMT" w:cs="Times New Roman"/>
@@ -3087,6 +3769,7 @@
                 <w14:ligatures w14:val="none"/>
               </w:rPr>
             </w:pPr>
+            <w:proofErr w:type="spellStart"/>
             <w:r>
               <w:rPr>
                 <w:rFonts w:ascii="TimesNewRomanPSMT" w:eastAsia="Times New Roman" w:hAnsi="TimesNewRomanPSMT" w:cs="Times New Roman"/>
@@ -3099,6 +3782,7 @@
               </w:rPr>
               <w:t>Flight_History</w:t>
             </w:r>
+            <w:proofErr w:type="spellEnd"/>
           </w:p>
         </w:tc>
         <w:tc>
@@ -3132,6 +3816,7 @@
               </w:rPr>
               <w:t>(</w:t>
             </w:r>
+            <w:proofErr w:type="spellStart"/>
             <w:r>
               <w:rPr>
                 <w:rFonts w:ascii="TimesNewRomanPSMT" w:eastAsia="Times New Roman" w:hAnsi="TimesNewRomanPSMT" w:cs="Times New Roman"/>
@@ -3144,6 +3829,7 @@
               </w:rPr>
               <w:t>ID_Meteorologist</w:t>
             </w:r>
+            <w:proofErr w:type="spellEnd"/>
             <w:r>
               <w:rPr>
                 <w:rFonts w:ascii="TimesNewRomanPSMT" w:eastAsia="Times New Roman" w:hAnsi="TimesNewRomanPSMT" w:cs="Times New Roman"/>
@@ -3156,6 +3842,7 @@
               </w:rPr>
               <w:t xml:space="preserve">, </w:t>
             </w:r>
+            <w:proofErr w:type="spellStart"/>
             <w:r>
               <w:rPr>
                 <w:rFonts w:ascii="TimesNewRomanPSMT" w:eastAsia="Times New Roman" w:hAnsi="TimesNewRomanPSMT" w:cs="Times New Roman"/>
@@ -3168,6 +3855,7 @@
               </w:rPr>
               <w:t>ID_Pilot</w:t>
             </w:r>
+            <w:proofErr w:type="spellEnd"/>
             <w:r>
               <w:rPr>
                 <w:rFonts w:ascii="TimesNewRomanPSMT" w:eastAsia="Times New Roman" w:hAnsi="TimesNewRomanPSMT" w:cs="Times New Roman"/>
@@ -3180,6 +3868,7 @@
               </w:rPr>
               <w:t xml:space="preserve">, </w:t>
             </w:r>
+            <w:proofErr w:type="spellStart"/>
             <w:r>
               <w:rPr>
                 <w:rFonts w:ascii="TimesNewRomanPSMT" w:eastAsia="Times New Roman" w:hAnsi="TimesNewRomanPSMT" w:cs="Times New Roman"/>
@@ -3192,6 +3881,7 @@
               </w:rPr>
               <w:t>ID_Flight</w:t>
             </w:r>
+            <w:proofErr w:type="spellEnd"/>
             <w:r>
               <w:rPr>
                 <w:rFonts w:ascii="TimesNewRomanPSMT" w:eastAsia="Times New Roman" w:hAnsi="TimesNewRomanPSMT" w:cs="Times New Roman"/>
@@ -3618,7 +4308,33 @@
           <w:lang w:eastAsia="ru-RU"/>
           <w14:ligatures w14:val="none"/>
         </w:rPr>
-        <w:t>так как все атрибуты атомарны и нет повторяющихся групп.</w:t>
+        <w:t xml:space="preserve">так как все атрибуты </w:t>
+      </w:r>
+      <w:proofErr w:type="spellStart"/>
+      <w:r>
+        <w:rPr>
+          <w:rFonts w:ascii="TimesNewRomanPSMT" w:eastAsia="Times New Roman" w:hAnsi="TimesNewRomanPSMT" w:cs="Times New Roman"/>
+          <w:color w:val="00000A"/>
+          <w:kern w:val="0"/>
+          <w:sz w:val="28"/>
+          <w:szCs w:val="28"/>
+          <w:lang w:eastAsia="ru-RU"/>
+          <w14:ligatures w14:val="none"/>
+        </w:rPr>
+        <w:t>атомарны</w:t>
+      </w:r>
+      <w:proofErr w:type="spellEnd"/>
+      <w:r>
+        <w:rPr>
+          <w:rFonts w:ascii="TimesNewRomanPSMT" w:eastAsia="Times New Roman" w:hAnsi="TimesNewRomanPSMT" w:cs="Times New Roman"/>
+          <w:color w:val="00000A"/>
+          <w:kern w:val="0"/>
+          <w:sz w:val="28"/>
+          <w:szCs w:val="28"/>
+          <w:lang w:eastAsia="ru-RU"/>
+          <w14:ligatures w14:val="none"/>
+        </w:rPr>
+        <w:t xml:space="preserve"> и нет повторяющихся групп.</w:t>
       </w:r>
     </w:p>
     <w:p>
@@ -3749,6 +4465,7 @@
         </w:rPr>
         <w:t xml:space="preserve">В отношениях с составными ключами, например, </w:t>
       </w:r>
+      <w:proofErr w:type="spellStart"/>
       <w:r>
         <w:rPr>
           <w:rFonts w:ascii="TimesNewRomanPSMT" w:eastAsia="Times New Roman" w:hAnsi="TimesNewRomanPSMT" w:cs="Times New Roman"/>
@@ -3761,6 +4478,7 @@
         </w:rPr>
         <w:t>Meteorologist_Data</w:t>
       </w:r>
+      <w:proofErr w:type="spellEnd"/>
       <w:r>
         <w:rPr>
           <w:rFonts w:ascii="TimesNewRomanPSMT" w:eastAsia="Times New Roman" w:hAnsi="TimesNewRomanPSMT" w:cs="Times New Roman"/>
@@ -3773,6 +4491,7 @@
         </w:rPr>
         <w:t xml:space="preserve"> и </w:t>
       </w:r>
+      <w:proofErr w:type="spellStart"/>
       <w:r>
         <w:rPr>
           <w:rFonts w:ascii="TimesNewRomanPSMT" w:eastAsia="Times New Roman" w:hAnsi="TimesNewRomanPSMT" w:cs="Times New Roman"/>
@@ -3785,6 +4504,7 @@
         </w:rPr>
         <w:t>Flight_History</w:t>
       </w:r>
+      <w:proofErr w:type="spellEnd"/>
       <w:r>
         <w:rPr>
           <w:rFonts w:ascii="TimesNewRomanPSMT" w:eastAsia="Times New Roman" w:hAnsi="TimesNewRomanPSMT" w:cs="Times New Roman"/>
@@ -4165,7 +4885,7 @@
           <w:kern w:val="0"/>
           <w:sz w:val="28"/>
           <w:szCs w:val="28"/>
-          <w:lang w:val="en-US" w:eastAsia="ru-RU"/>
+          <w:lang w:eastAsia="ru-RU"/>
           <w14:ligatures w14:val="none"/>
         </w:rPr>
       </w:pPr>
@@ -4279,7 +4999,33 @@
           <w:lang w:eastAsia="ru-RU"/>
           <w14:ligatures w14:val="none"/>
         </w:rPr>
-        <w:t>Получается следующая даталогическая модель</w:t>
+        <w:t xml:space="preserve">Получается следующая </w:t>
+      </w:r>
+      <w:proofErr w:type="spellStart"/>
+      <w:r>
+        <w:rPr>
+          <w:rFonts w:ascii="TimesNewRomanPSMT" w:eastAsia="Times New Roman" w:hAnsi="TimesNewRomanPSMT" w:cs="Times New Roman"/>
+          <w:color w:val="00000A"/>
+          <w:kern w:val="0"/>
+          <w:sz w:val="28"/>
+          <w:szCs w:val="28"/>
+          <w:lang w:eastAsia="ru-RU"/>
+          <w14:ligatures w14:val="none"/>
+        </w:rPr>
+        <w:t>даталогическая</w:t>
+      </w:r>
+      <w:proofErr w:type="spellEnd"/>
+      <w:r>
+        <w:rPr>
+          <w:rFonts w:ascii="TimesNewRomanPSMT" w:eastAsia="Times New Roman" w:hAnsi="TimesNewRomanPSMT" w:cs="Times New Roman"/>
+          <w:color w:val="00000A"/>
+          <w:kern w:val="0"/>
+          <w:sz w:val="28"/>
+          <w:szCs w:val="28"/>
+          <w:lang w:eastAsia="ru-RU"/>
+          <w14:ligatures w14:val="none"/>
+        </w:rPr>
+        <w:t xml:space="preserve"> модель</w:t>
       </w:r>
       <w:r>
         <w:rPr>
@@ -4395,7 +5141,7 @@
           <w:kern w:val="0"/>
           <w:sz w:val="28"/>
           <w:szCs w:val="28"/>
-          <w:lang w:val="en-US" w:eastAsia="ru-RU"/>
+          <w:lang w:eastAsia="ru-RU"/>
           <w14:ligatures w14:val="none"/>
         </w:rPr>
       </w:pPr>
@@ -4438,7 +5184,7 @@
           <w:kern w:val="0"/>
           <w:sz w:val="28"/>
           <w:szCs w:val="28"/>
-          <w:lang w:val="en-US" w:eastAsia="ru-RU"/>
+          <w:lang w:eastAsia="ru-RU"/>
           <w14:ligatures w14:val="none"/>
         </w:rPr>
       </w:pPr>
@@ -4936,7 +5682,7 @@
           <w:kern w:val="0"/>
           <w:sz w:val="28"/>
           <w:szCs w:val="28"/>
-          <w:lang w:val="en-US" w:eastAsia="ru-RU"/>
+          <w:lang w:eastAsia="ru-RU"/>
           <w14:ligatures w14:val="none"/>
         </w:rPr>
       </w:pPr>
@@ -5236,7 +5982,7 @@
           <w:kern w:val="0"/>
           <w:sz w:val="28"/>
           <w:szCs w:val="28"/>
-          <w:lang w:val="en-US" w:eastAsia="ru-RU"/>
+          <w:lang w:eastAsia="ru-RU"/>
           <w14:ligatures w14:val="none"/>
         </w:rPr>
         <w:t>.</w:t>
@@ -5252,33 +5998,69 @@
           <w:kern w:val="0"/>
           <w:sz w:val="28"/>
           <w:szCs w:val="28"/>
+          <w:lang w:eastAsia="ru-RU"/>
+          <w14:ligatures w14:val="none"/>
+        </w:rPr>
+      </w:pPr>
+      <w:r>
+        <w:rPr>
+          <w:rFonts w:ascii="TimesNewRomanPSMT" w:eastAsia="Times New Roman" w:hAnsi="TimesNewRomanPSMT" w:cs="Times New Roman"/>
+          <w:color w:val="00000A"/>
+          <w:kern w:val="0"/>
+          <w:sz w:val="28"/>
+          <w:szCs w:val="28"/>
+          <w:lang w:eastAsia="ru-RU"/>
+          <w14:ligatures w14:val="none"/>
+        </w:rPr>
+        <w:t xml:space="preserve">3) </w:t>
+      </w:r>
+      <w:r>
+        <w:rPr>
+          <w:rFonts w:ascii="TimesNewRomanPSMT" w:eastAsia="Times New Roman" w:hAnsi="TimesNewRomanPSMT" w:cs="Times New Roman"/>
+          <w:color w:val="00000A"/>
+          <w:kern w:val="0"/>
+          <w:sz w:val="28"/>
+          <w:szCs w:val="28"/>
+          <w:lang w:eastAsia="ru-RU"/>
+          <w14:ligatures w14:val="none"/>
+        </w:rPr>
+        <w:t xml:space="preserve">Таблица </w:t>
+      </w:r>
+      <w:r>
+        <w:rPr>
+          <w:rFonts w:ascii="TimesNewRomanPSMT" w:eastAsia="Times New Roman" w:hAnsi="TimesNewRomanPSMT" w:cs="Times New Roman"/>
+          <w:color w:val="00000A"/>
+          <w:kern w:val="0"/>
+          <w:sz w:val="28"/>
+          <w:szCs w:val="28"/>
           <w:lang w:val="en-US" w:eastAsia="ru-RU"/>
           <w14:ligatures w14:val="none"/>
         </w:rPr>
-      </w:pPr>
-      <w:r>
-        <w:rPr>
-          <w:rFonts w:ascii="TimesNewRomanPSMT" w:eastAsia="Times New Roman" w:hAnsi="TimesNewRomanPSMT" w:cs="Times New Roman"/>
-          <w:color w:val="00000A"/>
-          <w:kern w:val="0"/>
-          <w:sz w:val="28"/>
-          <w:szCs w:val="28"/>
-          <w:lang w:eastAsia="ru-RU"/>
-          <w14:ligatures w14:val="none"/>
-        </w:rPr>
-        <w:t xml:space="preserve">3) </w:t>
-      </w:r>
-      <w:r>
-        <w:rPr>
-          <w:rFonts w:ascii="TimesNewRomanPSMT" w:eastAsia="Times New Roman" w:hAnsi="TimesNewRomanPSMT" w:cs="Times New Roman"/>
-          <w:color w:val="00000A"/>
-          <w:kern w:val="0"/>
-          <w:sz w:val="28"/>
-          <w:szCs w:val="28"/>
-          <w:lang w:eastAsia="ru-RU"/>
-          <w14:ligatures w14:val="none"/>
-        </w:rPr>
-        <w:t xml:space="preserve">Таблица </w:t>
+        <w:t>Human</w:t>
+      </w:r>
+      <w:r>
+        <w:rPr>
+          <w:rFonts w:ascii="TimesNewRomanPSMT" w:eastAsia="Times New Roman" w:hAnsi="TimesNewRomanPSMT" w:cs="Times New Roman"/>
+          <w:color w:val="00000A"/>
+          <w:kern w:val="0"/>
+          <w:sz w:val="28"/>
+          <w:szCs w:val="28"/>
+          <w:lang w:eastAsia="ru-RU"/>
+          <w14:ligatures w14:val="none"/>
+        </w:rPr>
+        <w:t xml:space="preserve">: </w:t>
+      </w:r>
+      <w:r>
+        <w:rPr>
+          <w:rFonts w:ascii="TimesNewRomanPSMT" w:eastAsia="Times New Roman" w:hAnsi="TimesNewRomanPSMT" w:cs="Times New Roman"/>
+          <w:color w:val="00000A"/>
+          <w:kern w:val="0"/>
+          <w:sz w:val="28"/>
+          <w:szCs w:val="28"/>
+          <w:lang w:eastAsia="ru-RU"/>
+          <w14:ligatures w14:val="none"/>
+        </w:rPr>
+        <w:t xml:space="preserve">детерминантами данного отношения являются </w:t>
       </w:r>
       <w:r>
         <w:rPr>
@@ -5290,31 +6072,115 @@
           <w:lang w:val="en-US" w:eastAsia="ru-RU"/>
           <w14:ligatures w14:val="none"/>
         </w:rPr>
-        <w:t>Human</w:t>
-      </w:r>
-      <w:r>
-        <w:rPr>
-          <w:rFonts w:ascii="TimesNewRomanPSMT" w:eastAsia="Times New Roman" w:hAnsi="TimesNewRomanPSMT" w:cs="Times New Roman"/>
-          <w:color w:val="00000A"/>
-          <w:kern w:val="0"/>
-          <w:sz w:val="28"/>
-          <w:szCs w:val="28"/>
-          <w:lang w:eastAsia="ru-RU"/>
-          <w14:ligatures w14:val="none"/>
-        </w:rPr>
-        <w:t xml:space="preserve">: </w:t>
-      </w:r>
-      <w:r>
-        <w:rPr>
-          <w:rFonts w:ascii="TimesNewRomanPSMT" w:eastAsia="Times New Roman" w:hAnsi="TimesNewRomanPSMT" w:cs="Times New Roman"/>
-          <w:color w:val="00000A"/>
-          <w:kern w:val="0"/>
-          <w:sz w:val="28"/>
-          <w:szCs w:val="28"/>
-          <w:lang w:eastAsia="ru-RU"/>
-          <w14:ligatures w14:val="none"/>
-        </w:rPr>
-        <w:t>детерминантами данного отношения являются</w:t>
+        <w:t>ID</w:t>
+      </w:r>
+      <w:r>
+        <w:rPr>
+          <w:rFonts w:ascii="TimesNewRomanPSMT" w:eastAsia="Times New Roman" w:hAnsi="TimesNewRomanPSMT" w:cs="Times New Roman"/>
+          <w:color w:val="00000A"/>
+          <w:kern w:val="0"/>
+          <w:sz w:val="28"/>
+          <w:szCs w:val="28"/>
+          <w:lang w:eastAsia="ru-RU"/>
+          <w14:ligatures w14:val="none"/>
+        </w:rPr>
+        <w:t>_</w:t>
+      </w:r>
+      <w:r>
+        <w:rPr>
+          <w:rFonts w:ascii="TimesNewRomanPSMT" w:eastAsia="Times New Roman" w:hAnsi="TimesNewRomanPSMT" w:cs="Times New Roman"/>
+          <w:color w:val="00000A"/>
+          <w:kern w:val="0"/>
+          <w:sz w:val="28"/>
+          <w:szCs w:val="28"/>
+          <w:lang w:val="en-US" w:eastAsia="ru-RU"/>
+          <w14:ligatures w14:val="none"/>
+        </w:rPr>
+        <w:t>Person</w:t>
+      </w:r>
+      <w:r>
+        <w:rPr>
+          <w:rFonts w:ascii="TimesNewRomanPSMT" w:eastAsia="Times New Roman" w:hAnsi="TimesNewRomanPSMT" w:cs="Times New Roman"/>
+          <w:color w:val="00000A"/>
+          <w:kern w:val="0"/>
+          <w:sz w:val="28"/>
+          <w:szCs w:val="28"/>
+          <w:lang w:eastAsia="ru-RU"/>
+          <w14:ligatures w14:val="none"/>
+        </w:rPr>
+        <w:t xml:space="preserve"> и </w:t>
+      </w:r>
+      <w:r>
+        <w:rPr>
+          <w:rFonts w:ascii="TimesNewRomanPSMT" w:eastAsia="Times New Roman" w:hAnsi="TimesNewRomanPSMT" w:cs="Times New Roman"/>
+          <w:color w:val="00000A"/>
+          <w:kern w:val="0"/>
+          <w:sz w:val="28"/>
+          <w:szCs w:val="28"/>
+          <w:lang w:val="en-US" w:eastAsia="ru-RU"/>
+          <w14:ligatures w14:val="none"/>
+        </w:rPr>
+        <w:t>ID</w:t>
+      </w:r>
+      <w:r>
+        <w:rPr>
+          <w:rFonts w:ascii="TimesNewRomanPSMT" w:eastAsia="Times New Roman" w:hAnsi="TimesNewRomanPSMT" w:cs="Times New Roman"/>
+          <w:color w:val="00000A"/>
+          <w:kern w:val="0"/>
+          <w:sz w:val="28"/>
+          <w:szCs w:val="28"/>
+          <w:lang w:eastAsia="ru-RU"/>
+          <w14:ligatures w14:val="none"/>
+        </w:rPr>
+        <w:t>_</w:t>
+      </w:r>
+      <w:r>
+        <w:rPr>
+          <w:rFonts w:ascii="TimesNewRomanPSMT" w:eastAsia="Times New Roman" w:hAnsi="TimesNewRomanPSMT" w:cs="Times New Roman"/>
+          <w:color w:val="00000A"/>
+          <w:kern w:val="0"/>
+          <w:sz w:val="28"/>
+          <w:szCs w:val="28"/>
+          <w:lang w:val="en-US" w:eastAsia="ru-RU"/>
+          <w14:ligatures w14:val="none"/>
+        </w:rPr>
+        <w:t>License</w:t>
+      </w:r>
+      <w:r>
+        <w:rPr>
+          <w:rFonts w:ascii="TimesNewRomanPSMT" w:eastAsia="Times New Roman" w:hAnsi="TimesNewRomanPSMT" w:cs="Times New Roman"/>
+          <w:color w:val="00000A"/>
+          <w:kern w:val="0"/>
+          <w:sz w:val="28"/>
+          <w:szCs w:val="28"/>
+          <w:lang w:eastAsia="ru-RU"/>
+          <w14:ligatures w14:val="none"/>
+        </w:rPr>
+        <w:t xml:space="preserve">. </w:t>
+      </w:r>
+      <w:r>
+        <w:rPr>
+          <w:rFonts w:ascii="TimesNewRomanPSMT" w:eastAsia="Times New Roman" w:hAnsi="TimesNewRomanPSMT" w:cs="Times New Roman"/>
+          <w:color w:val="00000A"/>
+          <w:kern w:val="0"/>
+          <w:sz w:val="28"/>
+          <w:szCs w:val="28"/>
+          <w:lang w:eastAsia="ru-RU"/>
+          <w14:ligatures w14:val="none"/>
+        </w:rPr>
+        <w:t xml:space="preserve">Они являются уникальными за счёт </w:t>
+      </w:r>
+      <w:r>
+        <w:rPr>
+          <w:rFonts w:ascii="TimesNewRomanPSMT" w:eastAsia="Times New Roman" w:hAnsi="TimesNewRomanPSMT" w:cs="Times New Roman"/>
+          <w:color w:val="00000A"/>
+          <w:kern w:val="0"/>
+          <w:sz w:val="28"/>
+          <w:szCs w:val="28"/>
+          <w:lang w:val="en-US" w:eastAsia="ru-RU"/>
+          <w14:ligatures w14:val="none"/>
+        </w:rPr>
+        <w:t>Primary</w:t>
       </w:r>
       <w:r>
         <w:rPr>
@@ -5338,19 +6204,31 @@
           <w:lang w:val="en-US" w:eastAsia="ru-RU"/>
           <w14:ligatures w14:val="none"/>
         </w:rPr>
-        <w:t>ID</w:t>
-      </w:r>
-      <w:r>
-        <w:rPr>
-          <w:rFonts w:ascii="TimesNewRomanPSMT" w:eastAsia="Times New Roman" w:hAnsi="TimesNewRomanPSMT" w:cs="Times New Roman"/>
-          <w:color w:val="00000A"/>
-          <w:kern w:val="0"/>
-          <w:sz w:val="28"/>
-          <w:szCs w:val="28"/>
-          <w:lang w:eastAsia="ru-RU"/>
-          <w14:ligatures w14:val="none"/>
-        </w:rPr>
-        <w:t>_</w:t>
+        <w:t>Key</w:t>
+      </w:r>
+      <w:r>
+        <w:rPr>
+          <w:rFonts w:ascii="TimesNewRomanPSMT" w:eastAsia="Times New Roman" w:hAnsi="TimesNewRomanPSMT" w:cs="Times New Roman"/>
+          <w:color w:val="00000A"/>
+          <w:kern w:val="0"/>
+          <w:sz w:val="28"/>
+          <w:szCs w:val="28"/>
+          <w:lang w:eastAsia="ru-RU"/>
+          <w14:ligatures w14:val="none"/>
+        </w:rPr>
+        <w:t xml:space="preserve"> </w:t>
+      </w:r>
+      <w:r>
+        <w:rPr>
+          <w:rFonts w:ascii="TimesNewRomanPSMT" w:eastAsia="Times New Roman" w:hAnsi="TimesNewRomanPSMT" w:cs="Times New Roman"/>
+          <w:color w:val="00000A"/>
+          <w:kern w:val="0"/>
+          <w:sz w:val="28"/>
+          <w:szCs w:val="28"/>
+          <w:lang w:eastAsia="ru-RU"/>
+          <w14:ligatures w14:val="none"/>
+        </w:rPr>
+        <w:t xml:space="preserve">и </w:t>
       </w:r>
       <w:r>
         <w:rPr>
@@ -5362,19 +6240,31 @@
           <w:lang w:val="en-US" w:eastAsia="ru-RU"/>
           <w14:ligatures w14:val="none"/>
         </w:rPr>
-        <w:t>Person</w:t>
-      </w:r>
-      <w:r>
-        <w:rPr>
-          <w:rFonts w:ascii="TimesNewRomanPSMT" w:eastAsia="Times New Roman" w:hAnsi="TimesNewRomanPSMT" w:cs="Times New Roman"/>
-          <w:color w:val="00000A"/>
-          <w:kern w:val="0"/>
-          <w:sz w:val="28"/>
-          <w:szCs w:val="28"/>
-          <w:lang w:eastAsia="ru-RU"/>
-          <w14:ligatures w14:val="none"/>
-        </w:rPr>
-        <w:t xml:space="preserve"> и </w:t>
+        <w:t>Unique</w:t>
+      </w:r>
+      <w:r>
+        <w:rPr>
+          <w:rFonts w:ascii="TimesNewRomanPSMT" w:eastAsia="Times New Roman" w:hAnsi="TimesNewRomanPSMT" w:cs="Times New Roman"/>
+          <w:color w:val="00000A"/>
+          <w:kern w:val="0"/>
+          <w:sz w:val="28"/>
+          <w:szCs w:val="28"/>
+          <w:lang w:eastAsia="ru-RU"/>
+          <w14:ligatures w14:val="none"/>
+        </w:rPr>
+        <w:t xml:space="preserve"> </w:t>
+      </w:r>
+      <w:r>
+        <w:rPr>
+          <w:rFonts w:ascii="TimesNewRomanPSMT" w:eastAsia="Times New Roman" w:hAnsi="TimesNewRomanPSMT" w:cs="Times New Roman"/>
+          <w:color w:val="00000A"/>
+          <w:kern w:val="0"/>
+          <w:sz w:val="28"/>
+          <w:szCs w:val="28"/>
+          <w:lang w:eastAsia="ru-RU"/>
+          <w14:ligatures w14:val="none"/>
+        </w:rPr>
+        <w:t xml:space="preserve">соответственно. Тогда они являются потенциальными ключами. Следовательно, отношение удовлетворяет </w:t>
       </w:r>
       <w:r>
         <w:rPr>
@@ -5386,162 +6276,6 @@
           <w:lang w:val="en-US" w:eastAsia="ru-RU"/>
           <w14:ligatures w14:val="none"/>
         </w:rPr>
-        <w:t>ID</w:t>
-      </w:r>
-      <w:r>
-        <w:rPr>
-          <w:rFonts w:ascii="TimesNewRomanPSMT" w:eastAsia="Times New Roman" w:hAnsi="TimesNewRomanPSMT" w:cs="Times New Roman"/>
-          <w:color w:val="00000A"/>
-          <w:kern w:val="0"/>
-          <w:sz w:val="28"/>
-          <w:szCs w:val="28"/>
-          <w:lang w:eastAsia="ru-RU"/>
-          <w14:ligatures w14:val="none"/>
-        </w:rPr>
-        <w:t>_</w:t>
-      </w:r>
-      <w:r>
-        <w:rPr>
-          <w:rFonts w:ascii="TimesNewRomanPSMT" w:eastAsia="Times New Roman" w:hAnsi="TimesNewRomanPSMT" w:cs="Times New Roman"/>
-          <w:color w:val="00000A"/>
-          <w:kern w:val="0"/>
-          <w:sz w:val="28"/>
-          <w:szCs w:val="28"/>
-          <w:lang w:val="en-US" w:eastAsia="ru-RU"/>
-          <w14:ligatures w14:val="none"/>
-        </w:rPr>
-        <w:t>License</w:t>
-      </w:r>
-      <w:r>
-        <w:rPr>
-          <w:rFonts w:ascii="TimesNewRomanPSMT" w:eastAsia="Times New Roman" w:hAnsi="TimesNewRomanPSMT" w:cs="Times New Roman"/>
-          <w:color w:val="00000A"/>
-          <w:kern w:val="0"/>
-          <w:sz w:val="28"/>
-          <w:szCs w:val="28"/>
-          <w:lang w:eastAsia="ru-RU"/>
-          <w14:ligatures w14:val="none"/>
-        </w:rPr>
-        <w:t xml:space="preserve">. </w:t>
-      </w:r>
-      <w:r>
-        <w:rPr>
-          <w:rFonts w:ascii="TimesNewRomanPSMT" w:eastAsia="Times New Roman" w:hAnsi="TimesNewRomanPSMT" w:cs="Times New Roman"/>
-          <w:color w:val="00000A"/>
-          <w:kern w:val="0"/>
-          <w:sz w:val="28"/>
-          <w:szCs w:val="28"/>
-          <w:lang w:eastAsia="ru-RU"/>
-          <w14:ligatures w14:val="none"/>
-        </w:rPr>
-        <w:t xml:space="preserve">Они являются уникальными за счёт </w:t>
-      </w:r>
-      <w:r>
-        <w:rPr>
-          <w:rFonts w:ascii="TimesNewRomanPSMT" w:eastAsia="Times New Roman" w:hAnsi="TimesNewRomanPSMT" w:cs="Times New Roman"/>
-          <w:color w:val="00000A"/>
-          <w:kern w:val="0"/>
-          <w:sz w:val="28"/>
-          <w:szCs w:val="28"/>
-          <w:lang w:val="en-US" w:eastAsia="ru-RU"/>
-          <w14:ligatures w14:val="none"/>
-        </w:rPr>
-        <w:t>Primary</w:t>
-      </w:r>
-      <w:r>
-        <w:rPr>
-          <w:rFonts w:ascii="TimesNewRomanPSMT" w:eastAsia="Times New Roman" w:hAnsi="TimesNewRomanPSMT" w:cs="Times New Roman"/>
-          <w:color w:val="00000A"/>
-          <w:kern w:val="0"/>
-          <w:sz w:val="28"/>
-          <w:szCs w:val="28"/>
-          <w:lang w:eastAsia="ru-RU"/>
-          <w14:ligatures w14:val="none"/>
-        </w:rPr>
-        <w:t xml:space="preserve"> </w:t>
-      </w:r>
-      <w:r>
-        <w:rPr>
-          <w:rFonts w:ascii="TimesNewRomanPSMT" w:eastAsia="Times New Roman" w:hAnsi="TimesNewRomanPSMT" w:cs="Times New Roman"/>
-          <w:color w:val="00000A"/>
-          <w:kern w:val="0"/>
-          <w:sz w:val="28"/>
-          <w:szCs w:val="28"/>
-          <w:lang w:val="en-US" w:eastAsia="ru-RU"/>
-          <w14:ligatures w14:val="none"/>
-        </w:rPr>
-        <w:t>Key</w:t>
-      </w:r>
-      <w:r>
-        <w:rPr>
-          <w:rFonts w:ascii="TimesNewRomanPSMT" w:eastAsia="Times New Roman" w:hAnsi="TimesNewRomanPSMT" w:cs="Times New Roman"/>
-          <w:color w:val="00000A"/>
-          <w:kern w:val="0"/>
-          <w:sz w:val="28"/>
-          <w:szCs w:val="28"/>
-          <w:lang w:eastAsia="ru-RU"/>
-          <w14:ligatures w14:val="none"/>
-        </w:rPr>
-        <w:t xml:space="preserve"> </w:t>
-      </w:r>
-      <w:r>
-        <w:rPr>
-          <w:rFonts w:ascii="TimesNewRomanPSMT" w:eastAsia="Times New Roman" w:hAnsi="TimesNewRomanPSMT" w:cs="Times New Roman"/>
-          <w:color w:val="00000A"/>
-          <w:kern w:val="0"/>
-          <w:sz w:val="28"/>
-          <w:szCs w:val="28"/>
-          <w:lang w:eastAsia="ru-RU"/>
-          <w14:ligatures w14:val="none"/>
-        </w:rPr>
-        <w:t xml:space="preserve">и </w:t>
-      </w:r>
-      <w:r>
-        <w:rPr>
-          <w:rFonts w:ascii="TimesNewRomanPSMT" w:eastAsia="Times New Roman" w:hAnsi="TimesNewRomanPSMT" w:cs="Times New Roman"/>
-          <w:color w:val="00000A"/>
-          <w:kern w:val="0"/>
-          <w:sz w:val="28"/>
-          <w:szCs w:val="28"/>
-          <w:lang w:val="en-US" w:eastAsia="ru-RU"/>
-          <w14:ligatures w14:val="none"/>
-        </w:rPr>
-        <w:t>Unique</w:t>
-      </w:r>
-      <w:r>
-        <w:rPr>
-          <w:rFonts w:ascii="TimesNewRomanPSMT" w:eastAsia="Times New Roman" w:hAnsi="TimesNewRomanPSMT" w:cs="Times New Roman"/>
-          <w:color w:val="00000A"/>
-          <w:kern w:val="0"/>
-          <w:sz w:val="28"/>
-          <w:szCs w:val="28"/>
-          <w:lang w:eastAsia="ru-RU"/>
-          <w14:ligatures w14:val="none"/>
-        </w:rPr>
-        <w:t xml:space="preserve"> </w:t>
-      </w:r>
-      <w:r>
-        <w:rPr>
-          <w:rFonts w:ascii="TimesNewRomanPSMT" w:eastAsia="Times New Roman" w:hAnsi="TimesNewRomanPSMT" w:cs="Times New Roman"/>
-          <w:color w:val="00000A"/>
-          <w:kern w:val="0"/>
-          <w:sz w:val="28"/>
-          <w:szCs w:val="28"/>
-          <w:lang w:eastAsia="ru-RU"/>
-          <w14:ligatures w14:val="none"/>
-        </w:rPr>
-        <w:t xml:space="preserve">соответственно. Тогда они являются потенциальными ключами. Следовательно, отношение удовлетворяет </w:t>
-      </w:r>
-      <w:r>
-        <w:rPr>
-          <w:rFonts w:ascii="TimesNewRomanPSMT" w:eastAsia="Times New Roman" w:hAnsi="TimesNewRomanPSMT" w:cs="Times New Roman"/>
-          <w:color w:val="00000A"/>
-          <w:kern w:val="0"/>
-          <w:sz w:val="28"/>
-          <w:szCs w:val="28"/>
-          <w:lang w:val="en-US" w:eastAsia="ru-RU"/>
-          <w14:ligatures w14:val="none"/>
-        </w:rPr>
         <w:t>BCNF</w:t>
       </w:r>
       <w:r>
@@ -5551,7 +6285,7 @@
           <w:kern w:val="0"/>
           <w:sz w:val="28"/>
           <w:szCs w:val="28"/>
-          <w:lang w:val="en-US" w:eastAsia="ru-RU"/>
+          <w:lang w:eastAsia="ru-RU"/>
           <w14:ligatures w14:val="none"/>
         </w:rPr>
         <w:t>.</w:t>
@@ -5567,7 +6301,7 @@
           <w:kern w:val="0"/>
           <w:sz w:val="28"/>
           <w:szCs w:val="28"/>
-          <w:lang w:val="en-US" w:eastAsia="ru-RU"/>
+          <w:lang w:eastAsia="ru-RU"/>
           <w14:ligatures w14:val="none"/>
         </w:rPr>
       </w:pPr>
@@ -5593,19 +6327,7 @@
           <w:lang w:eastAsia="ru-RU"/>
           <w14:ligatures w14:val="none"/>
         </w:rPr>
-        <w:t>Таблица</w:t>
-      </w:r>
-      <w:r>
-        <w:rPr>
-          <w:rFonts w:ascii="TimesNewRomanPSMT" w:eastAsia="Times New Roman" w:hAnsi="TimesNewRomanPSMT" w:cs="Times New Roman"/>
-          <w:color w:val="00000A"/>
-          <w:kern w:val="0"/>
-          <w:sz w:val="28"/>
-          <w:szCs w:val="28"/>
-          <w:lang w:eastAsia="ru-RU"/>
-          <w14:ligatures w14:val="none"/>
-        </w:rPr>
-        <w:t xml:space="preserve"> </w:t>
+        <w:t xml:space="preserve">Таблица </w:t>
       </w:r>
       <w:r>
         <w:rPr>
@@ -6380,33 +7102,105 @@
           <w:kern w:val="0"/>
           <w:sz w:val="28"/>
           <w:szCs w:val="28"/>
+          <w:lang w:eastAsia="ru-RU"/>
+          <w14:ligatures w14:val="none"/>
+        </w:rPr>
+      </w:pPr>
+      <w:r>
+        <w:rPr>
+          <w:rFonts w:ascii="TimesNewRomanPSMT" w:eastAsia="Times New Roman" w:hAnsi="TimesNewRomanPSMT" w:cs="Times New Roman"/>
+          <w:color w:val="00000A"/>
+          <w:kern w:val="0"/>
+          <w:sz w:val="28"/>
+          <w:szCs w:val="28"/>
+          <w:lang w:eastAsia="ru-RU"/>
+          <w14:ligatures w14:val="none"/>
+        </w:rPr>
+        <w:t xml:space="preserve">7) </w:t>
+      </w:r>
+      <w:r>
+        <w:rPr>
+          <w:rFonts w:ascii="TimesNewRomanPSMT" w:eastAsia="Times New Roman" w:hAnsi="TimesNewRomanPSMT" w:cs="Times New Roman"/>
+          <w:color w:val="00000A"/>
+          <w:kern w:val="0"/>
+          <w:sz w:val="28"/>
+          <w:szCs w:val="28"/>
+          <w:lang w:eastAsia="ru-RU"/>
+          <w14:ligatures w14:val="none"/>
+        </w:rPr>
+        <w:t>Таблица</w:t>
+      </w:r>
+      <w:r>
+        <w:rPr>
+          <w:rFonts w:ascii="TimesNewRomanPSMT" w:eastAsia="Times New Roman" w:hAnsi="TimesNewRomanPSMT" w:cs="Times New Roman"/>
+          <w:color w:val="00000A"/>
+          <w:kern w:val="0"/>
+          <w:sz w:val="28"/>
+          <w:szCs w:val="28"/>
+          <w:lang w:eastAsia="ru-RU"/>
+          <w14:ligatures w14:val="none"/>
+        </w:rPr>
+        <w:t xml:space="preserve"> </w:t>
+      </w:r>
+      <w:r>
+        <w:rPr>
+          <w:rFonts w:ascii="TimesNewRomanPSMT" w:eastAsia="Times New Roman" w:hAnsi="TimesNewRomanPSMT" w:cs="Times New Roman"/>
+          <w:color w:val="00000A"/>
+          <w:kern w:val="0"/>
+          <w:sz w:val="28"/>
+          <w:szCs w:val="28"/>
           <w:lang w:val="en-US" w:eastAsia="ru-RU"/>
           <w14:ligatures w14:val="none"/>
         </w:rPr>
-      </w:pPr>
-      <w:r>
-        <w:rPr>
-          <w:rFonts w:ascii="TimesNewRomanPSMT" w:eastAsia="Times New Roman" w:hAnsi="TimesNewRomanPSMT" w:cs="Times New Roman"/>
-          <w:color w:val="00000A"/>
-          <w:kern w:val="0"/>
-          <w:sz w:val="28"/>
-          <w:szCs w:val="28"/>
-          <w:lang w:eastAsia="ru-RU"/>
-          <w14:ligatures w14:val="none"/>
-        </w:rPr>
-        <w:t xml:space="preserve">7) </w:t>
-      </w:r>
-      <w:r>
-        <w:rPr>
-          <w:rFonts w:ascii="TimesNewRomanPSMT" w:eastAsia="Times New Roman" w:hAnsi="TimesNewRomanPSMT" w:cs="Times New Roman"/>
-          <w:color w:val="00000A"/>
-          <w:kern w:val="0"/>
-          <w:sz w:val="28"/>
-          <w:szCs w:val="28"/>
-          <w:lang w:eastAsia="ru-RU"/>
-          <w14:ligatures w14:val="none"/>
-        </w:rPr>
-        <w:t>Таблица</w:t>
+        <w:t>Meteorologist</w:t>
+      </w:r>
+      <w:r>
+        <w:rPr>
+          <w:rFonts w:ascii="TimesNewRomanPSMT" w:eastAsia="Times New Roman" w:hAnsi="TimesNewRomanPSMT" w:cs="Times New Roman"/>
+          <w:color w:val="00000A"/>
+          <w:kern w:val="0"/>
+          <w:sz w:val="28"/>
+          <w:szCs w:val="28"/>
+          <w:lang w:eastAsia="ru-RU"/>
+          <w14:ligatures w14:val="none"/>
+        </w:rPr>
+        <w:t>_</w:t>
+      </w:r>
+      <w:r>
+        <w:rPr>
+          <w:rFonts w:ascii="TimesNewRomanPSMT" w:eastAsia="Times New Roman" w:hAnsi="TimesNewRomanPSMT" w:cs="Times New Roman"/>
+          <w:color w:val="00000A"/>
+          <w:kern w:val="0"/>
+          <w:sz w:val="28"/>
+          <w:szCs w:val="28"/>
+          <w:lang w:val="en-US" w:eastAsia="ru-RU"/>
+          <w14:ligatures w14:val="none"/>
+        </w:rPr>
+        <w:t>Data</w:t>
+      </w:r>
+      <w:r>
+        <w:rPr>
+          <w:rFonts w:ascii="TimesNewRomanPSMT" w:eastAsia="Times New Roman" w:hAnsi="TimesNewRomanPSMT" w:cs="Times New Roman"/>
+          <w:color w:val="00000A"/>
+          <w:kern w:val="0"/>
+          <w:sz w:val="28"/>
+          <w:szCs w:val="28"/>
+          <w:lang w:eastAsia="ru-RU"/>
+          <w14:ligatures w14:val="none"/>
+        </w:rPr>
+        <w:t xml:space="preserve">: </w:t>
+      </w:r>
+      <w:r>
+        <w:rPr>
+          <w:rFonts w:ascii="TimesNewRomanPSMT" w:eastAsia="Times New Roman" w:hAnsi="TimesNewRomanPSMT" w:cs="Times New Roman"/>
+          <w:color w:val="00000A"/>
+          <w:kern w:val="0"/>
+          <w:sz w:val="28"/>
+          <w:szCs w:val="28"/>
+          <w:lang w:eastAsia="ru-RU"/>
+          <w14:ligatures w14:val="none"/>
+        </w:rPr>
+        <w:t>детерминантом</w:t>
       </w:r>
       <w:r>
         <w:rPr>
@@ -6427,9 +7221,153 @@
           <w:kern w:val="0"/>
           <w:sz w:val="28"/>
           <w:szCs w:val="28"/>
+          <w:lang w:eastAsia="ru-RU"/>
+          <w14:ligatures w14:val="none"/>
+        </w:rPr>
+        <w:t>этого</w:t>
+      </w:r>
+      <w:r>
+        <w:rPr>
+          <w:rFonts w:ascii="TimesNewRomanPSMT" w:eastAsia="Times New Roman" w:hAnsi="TimesNewRomanPSMT" w:cs="Times New Roman"/>
+          <w:color w:val="00000A"/>
+          <w:kern w:val="0"/>
+          <w:sz w:val="28"/>
+          <w:szCs w:val="28"/>
+          <w:lang w:eastAsia="ru-RU"/>
+          <w14:ligatures w14:val="none"/>
+        </w:rPr>
+        <w:t xml:space="preserve"> </w:t>
+      </w:r>
+      <w:r>
+        <w:rPr>
+          <w:rFonts w:ascii="TimesNewRomanPSMT" w:eastAsia="Times New Roman" w:hAnsi="TimesNewRomanPSMT" w:cs="Times New Roman"/>
+          <w:color w:val="00000A"/>
+          <w:kern w:val="0"/>
+          <w:sz w:val="28"/>
+          <w:szCs w:val="28"/>
+          <w:lang w:eastAsia="ru-RU"/>
+          <w14:ligatures w14:val="none"/>
+        </w:rPr>
+        <w:t>отношения</w:t>
+      </w:r>
+      <w:r>
+        <w:rPr>
+          <w:rFonts w:ascii="TimesNewRomanPSMT" w:eastAsia="Times New Roman" w:hAnsi="TimesNewRomanPSMT" w:cs="Times New Roman"/>
+          <w:color w:val="00000A"/>
+          <w:kern w:val="0"/>
+          <w:sz w:val="28"/>
+          <w:szCs w:val="28"/>
+          <w:lang w:eastAsia="ru-RU"/>
+          <w14:ligatures w14:val="none"/>
+        </w:rPr>
+        <w:t xml:space="preserve"> </w:t>
+      </w:r>
+      <w:r>
+        <w:rPr>
+          <w:rFonts w:ascii="TimesNewRomanPSMT" w:eastAsia="Times New Roman" w:hAnsi="TimesNewRomanPSMT" w:cs="Times New Roman"/>
+          <w:color w:val="00000A"/>
+          <w:kern w:val="0"/>
+          <w:sz w:val="28"/>
+          <w:szCs w:val="28"/>
+          <w:lang w:eastAsia="ru-RU"/>
+          <w14:ligatures w14:val="none"/>
+        </w:rPr>
+        <w:t>является</w:t>
+      </w:r>
+      <w:r>
+        <w:rPr>
+          <w:rFonts w:ascii="TimesNewRomanPSMT" w:eastAsia="Times New Roman" w:hAnsi="TimesNewRomanPSMT" w:cs="Times New Roman"/>
+          <w:color w:val="00000A"/>
+          <w:kern w:val="0"/>
+          <w:sz w:val="28"/>
+          <w:szCs w:val="28"/>
+          <w:lang w:eastAsia="ru-RU"/>
+          <w14:ligatures w14:val="none"/>
+        </w:rPr>
+        <w:t xml:space="preserve"> </w:t>
+      </w:r>
+      <w:r>
+        <w:rPr>
+          <w:rFonts w:ascii="TimesNewRomanPSMT" w:eastAsia="Times New Roman" w:hAnsi="TimesNewRomanPSMT" w:cs="Times New Roman"/>
+          <w:color w:val="00000A"/>
+          <w:kern w:val="0"/>
+          <w:sz w:val="28"/>
+          <w:szCs w:val="28"/>
+          <w:lang w:eastAsia="ru-RU"/>
+          <w14:ligatures w14:val="none"/>
+        </w:rPr>
+        <w:t>составной</w:t>
+      </w:r>
+      <w:r>
+        <w:rPr>
+          <w:rFonts w:ascii="TimesNewRomanPSMT" w:eastAsia="Times New Roman" w:hAnsi="TimesNewRomanPSMT" w:cs="Times New Roman"/>
+          <w:color w:val="00000A"/>
+          <w:kern w:val="0"/>
+          <w:sz w:val="28"/>
+          <w:szCs w:val="28"/>
+          <w:lang w:eastAsia="ru-RU"/>
+          <w14:ligatures w14:val="none"/>
+        </w:rPr>
+        <w:t xml:space="preserve"> </w:t>
+      </w:r>
+      <w:r>
+        <w:rPr>
+          <w:rFonts w:ascii="TimesNewRomanPSMT" w:eastAsia="Times New Roman" w:hAnsi="TimesNewRomanPSMT" w:cs="Times New Roman"/>
+          <w:color w:val="00000A"/>
+          <w:kern w:val="0"/>
+          <w:sz w:val="28"/>
+          <w:szCs w:val="28"/>
+          <w:lang w:eastAsia="ru-RU"/>
+          <w14:ligatures w14:val="none"/>
+        </w:rPr>
+        <w:t>ключ</w:t>
+      </w:r>
+      <w:r>
+        <w:rPr>
+          <w:rFonts w:ascii="TimesNewRomanPSMT" w:eastAsia="Times New Roman" w:hAnsi="TimesNewRomanPSMT" w:cs="Times New Roman"/>
+          <w:color w:val="00000A"/>
+          <w:kern w:val="0"/>
+          <w:sz w:val="28"/>
+          <w:szCs w:val="28"/>
+          <w:lang w:eastAsia="ru-RU"/>
+          <w14:ligatures w14:val="none"/>
+        </w:rPr>
+        <w:t xml:space="preserve"> (</w:t>
+      </w:r>
+      <w:r>
+        <w:rPr>
+          <w:rFonts w:ascii="TimesNewRomanPSMT" w:eastAsia="Times New Roman" w:hAnsi="TimesNewRomanPSMT" w:cs="Times New Roman"/>
+          <w:color w:val="00000A"/>
+          <w:kern w:val="0"/>
+          <w:sz w:val="28"/>
+          <w:szCs w:val="28"/>
           <w:lang w:val="en-US" w:eastAsia="ru-RU"/>
           <w14:ligatures w14:val="none"/>
         </w:rPr>
+        <w:t>ID</w:t>
+      </w:r>
+      <w:r>
+        <w:rPr>
+          <w:rFonts w:ascii="TimesNewRomanPSMT" w:eastAsia="Times New Roman" w:hAnsi="TimesNewRomanPSMT" w:cs="Times New Roman"/>
+          <w:color w:val="00000A"/>
+          <w:kern w:val="0"/>
+          <w:sz w:val="28"/>
+          <w:szCs w:val="28"/>
+          <w:lang w:eastAsia="ru-RU"/>
+          <w14:ligatures w14:val="none"/>
+        </w:rPr>
+        <w:t>_</w:t>
+      </w:r>
+      <w:r>
+        <w:rPr>
+          <w:rFonts w:ascii="TimesNewRomanPSMT" w:eastAsia="Times New Roman" w:hAnsi="TimesNewRomanPSMT" w:cs="Times New Roman"/>
+          <w:color w:val="00000A"/>
+          <w:kern w:val="0"/>
+          <w:sz w:val="28"/>
+          <w:szCs w:val="28"/>
+          <w:lang w:val="en-US" w:eastAsia="ru-RU"/>
+          <w14:ligatures w14:val="none"/>
+        </w:rPr>
         <w:t>Meteorologist</w:t>
       </w:r>
       <w:r>
@@ -6442,6 +7380,30 @@
           <w:lang w:eastAsia="ru-RU"/>
           <w14:ligatures w14:val="none"/>
         </w:rPr>
+        <w:t xml:space="preserve">, </w:t>
+      </w:r>
+      <w:r>
+        <w:rPr>
+          <w:rFonts w:ascii="TimesNewRomanPSMT" w:eastAsia="Times New Roman" w:hAnsi="TimesNewRomanPSMT" w:cs="Times New Roman"/>
+          <w:color w:val="00000A"/>
+          <w:kern w:val="0"/>
+          <w:sz w:val="28"/>
+          <w:szCs w:val="28"/>
+          <w:lang w:val="en-US" w:eastAsia="ru-RU"/>
+          <w14:ligatures w14:val="none"/>
+        </w:rPr>
+        <w:t>ID</w:t>
+      </w:r>
+      <w:r>
+        <w:rPr>
+          <w:rFonts w:ascii="TimesNewRomanPSMT" w:eastAsia="Times New Roman" w:hAnsi="TimesNewRomanPSMT" w:cs="Times New Roman"/>
+          <w:color w:val="00000A"/>
+          <w:kern w:val="0"/>
+          <w:sz w:val="28"/>
+          <w:szCs w:val="28"/>
+          <w:lang w:eastAsia="ru-RU"/>
+          <w14:ligatures w14:val="none"/>
+        </w:rPr>
         <w:t>_</w:t>
       </w:r>
       <w:r>
@@ -6454,163 +7416,57 @@
           <w:lang w:val="en-US" w:eastAsia="ru-RU"/>
           <w14:ligatures w14:val="none"/>
         </w:rPr>
-        <w:t>Data</w:t>
-      </w:r>
-      <w:r>
-        <w:rPr>
-          <w:rFonts w:ascii="TimesNewRomanPSMT" w:eastAsia="Times New Roman" w:hAnsi="TimesNewRomanPSMT" w:cs="Times New Roman"/>
-          <w:color w:val="00000A"/>
-          <w:kern w:val="0"/>
-          <w:sz w:val="28"/>
-          <w:szCs w:val="28"/>
-          <w:lang w:eastAsia="ru-RU"/>
-          <w14:ligatures w14:val="none"/>
-        </w:rPr>
-        <w:t xml:space="preserve">: </w:t>
-      </w:r>
-      <w:r>
-        <w:rPr>
-          <w:rFonts w:ascii="TimesNewRomanPSMT" w:eastAsia="Times New Roman" w:hAnsi="TimesNewRomanPSMT" w:cs="Times New Roman"/>
-          <w:color w:val="00000A"/>
-          <w:kern w:val="0"/>
-          <w:sz w:val="28"/>
-          <w:szCs w:val="28"/>
-          <w:lang w:eastAsia="ru-RU"/>
-          <w14:ligatures w14:val="none"/>
-        </w:rPr>
-        <w:t>детерминантом</w:t>
-      </w:r>
-      <w:r>
-        <w:rPr>
-          <w:rFonts w:ascii="TimesNewRomanPSMT" w:eastAsia="Times New Roman" w:hAnsi="TimesNewRomanPSMT" w:cs="Times New Roman"/>
-          <w:color w:val="00000A"/>
-          <w:kern w:val="0"/>
-          <w:sz w:val="28"/>
-          <w:szCs w:val="28"/>
-          <w:lang w:eastAsia="ru-RU"/>
-          <w14:ligatures w14:val="none"/>
-        </w:rPr>
-        <w:t xml:space="preserve"> </w:t>
-      </w:r>
-      <w:r>
-        <w:rPr>
-          <w:rFonts w:ascii="TimesNewRomanPSMT" w:eastAsia="Times New Roman" w:hAnsi="TimesNewRomanPSMT" w:cs="Times New Roman"/>
-          <w:color w:val="00000A"/>
-          <w:kern w:val="0"/>
-          <w:sz w:val="28"/>
-          <w:szCs w:val="28"/>
-          <w:lang w:eastAsia="ru-RU"/>
-          <w14:ligatures w14:val="none"/>
-        </w:rPr>
-        <w:t>этого</w:t>
-      </w:r>
-      <w:r>
-        <w:rPr>
-          <w:rFonts w:ascii="TimesNewRomanPSMT" w:eastAsia="Times New Roman" w:hAnsi="TimesNewRomanPSMT" w:cs="Times New Roman"/>
-          <w:color w:val="00000A"/>
-          <w:kern w:val="0"/>
-          <w:sz w:val="28"/>
-          <w:szCs w:val="28"/>
-          <w:lang w:eastAsia="ru-RU"/>
-          <w14:ligatures w14:val="none"/>
-        </w:rPr>
-        <w:t xml:space="preserve"> </w:t>
-      </w:r>
-      <w:r>
-        <w:rPr>
-          <w:rFonts w:ascii="TimesNewRomanPSMT" w:eastAsia="Times New Roman" w:hAnsi="TimesNewRomanPSMT" w:cs="Times New Roman"/>
-          <w:color w:val="00000A"/>
-          <w:kern w:val="0"/>
-          <w:sz w:val="28"/>
-          <w:szCs w:val="28"/>
-          <w:lang w:eastAsia="ru-RU"/>
-          <w14:ligatures w14:val="none"/>
-        </w:rPr>
-        <w:t>отношения</w:t>
-      </w:r>
-      <w:r>
-        <w:rPr>
-          <w:rFonts w:ascii="TimesNewRomanPSMT" w:eastAsia="Times New Roman" w:hAnsi="TimesNewRomanPSMT" w:cs="Times New Roman"/>
-          <w:color w:val="00000A"/>
-          <w:kern w:val="0"/>
-          <w:sz w:val="28"/>
-          <w:szCs w:val="28"/>
-          <w:lang w:eastAsia="ru-RU"/>
-          <w14:ligatures w14:val="none"/>
-        </w:rPr>
-        <w:t xml:space="preserve"> </w:t>
-      </w:r>
-      <w:r>
-        <w:rPr>
-          <w:rFonts w:ascii="TimesNewRomanPSMT" w:eastAsia="Times New Roman" w:hAnsi="TimesNewRomanPSMT" w:cs="Times New Roman"/>
-          <w:color w:val="00000A"/>
-          <w:kern w:val="0"/>
-          <w:sz w:val="28"/>
-          <w:szCs w:val="28"/>
-          <w:lang w:eastAsia="ru-RU"/>
-          <w14:ligatures w14:val="none"/>
-        </w:rPr>
-        <w:t>является</w:t>
-      </w:r>
-      <w:r>
-        <w:rPr>
-          <w:rFonts w:ascii="TimesNewRomanPSMT" w:eastAsia="Times New Roman" w:hAnsi="TimesNewRomanPSMT" w:cs="Times New Roman"/>
-          <w:color w:val="00000A"/>
-          <w:kern w:val="0"/>
-          <w:sz w:val="28"/>
-          <w:szCs w:val="28"/>
-          <w:lang w:eastAsia="ru-RU"/>
-          <w14:ligatures w14:val="none"/>
-        </w:rPr>
-        <w:t xml:space="preserve"> </w:t>
-      </w:r>
-      <w:r>
-        <w:rPr>
-          <w:rFonts w:ascii="TimesNewRomanPSMT" w:eastAsia="Times New Roman" w:hAnsi="TimesNewRomanPSMT" w:cs="Times New Roman"/>
-          <w:color w:val="00000A"/>
-          <w:kern w:val="0"/>
-          <w:sz w:val="28"/>
-          <w:szCs w:val="28"/>
-          <w:lang w:eastAsia="ru-RU"/>
-          <w14:ligatures w14:val="none"/>
-        </w:rPr>
-        <w:t>составной</w:t>
-      </w:r>
-      <w:r>
-        <w:rPr>
-          <w:rFonts w:ascii="TimesNewRomanPSMT" w:eastAsia="Times New Roman" w:hAnsi="TimesNewRomanPSMT" w:cs="Times New Roman"/>
-          <w:color w:val="00000A"/>
-          <w:kern w:val="0"/>
-          <w:sz w:val="28"/>
-          <w:szCs w:val="28"/>
-          <w:lang w:eastAsia="ru-RU"/>
-          <w14:ligatures w14:val="none"/>
-        </w:rPr>
-        <w:t xml:space="preserve"> </w:t>
-      </w:r>
-      <w:r>
-        <w:rPr>
-          <w:rFonts w:ascii="TimesNewRomanPSMT" w:eastAsia="Times New Roman" w:hAnsi="TimesNewRomanPSMT" w:cs="Times New Roman"/>
-          <w:color w:val="00000A"/>
-          <w:kern w:val="0"/>
-          <w:sz w:val="28"/>
-          <w:szCs w:val="28"/>
-          <w:lang w:eastAsia="ru-RU"/>
-          <w14:ligatures w14:val="none"/>
-        </w:rPr>
-        <w:t>ключ</w:t>
-      </w:r>
-      <w:r>
-        <w:rPr>
-          <w:rFonts w:ascii="TimesNewRomanPSMT" w:eastAsia="Times New Roman" w:hAnsi="TimesNewRomanPSMT" w:cs="Times New Roman"/>
-          <w:color w:val="00000A"/>
-          <w:kern w:val="0"/>
-          <w:sz w:val="28"/>
-          <w:szCs w:val="28"/>
-          <w:lang w:eastAsia="ru-RU"/>
-          <w14:ligatures w14:val="none"/>
-        </w:rPr>
-        <w:t xml:space="preserve"> (</w:t>
+        <w:t>Flight</w:t>
+      </w:r>
+      <w:r>
+        <w:rPr>
+          <w:rFonts w:ascii="TimesNewRomanPSMT" w:eastAsia="Times New Roman" w:hAnsi="TimesNewRomanPSMT" w:cs="Times New Roman"/>
+          <w:color w:val="00000A"/>
+          <w:kern w:val="0"/>
+          <w:sz w:val="28"/>
+          <w:szCs w:val="28"/>
+          <w:lang w:eastAsia="ru-RU"/>
+          <w14:ligatures w14:val="none"/>
+        </w:rPr>
+        <w:t xml:space="preserve">). </w:t>
+      </w:r>
+      <w:r>
+        <w:rPr>
+          <w:rFonts w:ascii="TimesNewRomanPSMT" w:eastAsia="Times New Roman" w:hAnsi="TimesNewRomanPSMT" w:cs="Times New Roman"/>
+          <w:color w:val="00000A"/>
+          <w:kern w:val="0"/>
+          <w:sz w:val="28"/>
+          <w:szCs w:val="28"/>
+          <w:lang w:eastAsia="ru-RU"/>
+          <w14:ligatures w14:val="none"/>
+        </w:rPr>
+        <w:t xml:space="preserve">Зависимостей от компонентов ключа нет. Следовательно, детерминант является </w:t>
+      </w:r>
+      <w:proofErr w:type="spellStart"/>
+      <w:r>
+        <w:rPr>
+          <w:rFonts w:ascii="TimesNewRomanPSMT" w:eastAsia="Times New Roman" w:hAnsi="TimesNewRomanPSMT" w:cs="Times New Roman"/>
+          <w:color w:val="00000A"/>
+          <w:kern w:val="0"/>
+          <w:sz w:val="28"/>
+          <w:szCs w:val="28"/>
+          <w:lang w:eastAsia="ru-RU"/>
+          <w14:ligatures w14:val="none"/>
+        </w:rPr>
+        <w:t>суперключом</w:t>
+      </w:r>
+      <w:proofErr w:type="spellEnd"/>
+      <w:r>
+        <w:rPr>
+          <w:rFonts w:ascii="TimesNewRomanPSMT" w:eastAsia="Times New Roman" w:hAnsi="TimesNewRomanPSMT" w:cs="Times New Roman"/>
+          <w:color w:val="00000A"/>
+          <w:kern w:val="0"/>
+          <w:sz w:val="28"/>
+          <w:szCs w:val="28"/>
+          <w:lang w:eastAsia="ru-RU"/>
+          <w14:ligatures w14:val="none"/>
+        </w:rPr>
+        <w:t xml:space="preserve">. Значит, что таблица удовлетворяет </w:t>
       </w:r>
       <w:r>
         <w:rPr>
@@ -6622,115 +7478,19 @@
           <w:lang w:val="en-US" w:eastAsia="ru-RU"/>
           <w14:ligatures w14:val="none"/>
         </w:rPr>
-        <w:t>ID</w:t>
-      </w:r>
-      <w:r>
-        <w:rPr>
-          <w:rFonts w:ascii="TimesNewRomanPSMT" w:eastAsia="Times New Roman" w:hAnsi="TimesNewRomanPSMT" w:cs="Times New Roman"/>
-          <w:color w:val="00000A"/>
-          <w:kern w:val="0"/>
-          <w:sz w:val="28"/>
-          <w:szCs w:val="28"/>
-          <w:lang w:eastAsia="ru-RU"/>
-          <w14:ligatures w14:val="none"/>
-        </w:rPr>
-        <w:t>_</w:t>
-      </w:r>
-      <w:r>
-        <w:rPr>
-          <w:rFonts w:ascii="TimesNewRomanPSMT" w:eastAsia="Times New Roman" w:hAnsi="TimesNewRomanPSMT" w:cs="Times New Roman"/>
-          <w:color w:val="00000A"/>
-          <w:kern w:val="0"/>
-          <w:sz w:val="28"/>
-          <w:szCs w:val="28"/>
-          <w:lang w:val="en-US" w:eastAsia="ru-RU"/>
-          <w14:ligatures w14:val="none"/>
-        </w:rPr>
-        <w:t>Meteorologist</w:t>
-      </w:r>
-      <w:r>
-        <w:rPr>
-          <w:rFonts w:ascii="TimesNewRomanPSMT" w:eastAsia="Times New Roman" w:hAnsi="TimesNewRomanPSMT" w:cs="Times New Roman"/>
-          <w:color w:val="00000A"/>
-          <w:kern w:val="0"/>
-          <w:sz w:val="28"/>
-          <w:szCs w:val="28"/>
-          <w:lang w:eastAsia="ru-RU"/>
-          <w14:ligatures w14:val="none"/>
-        </w:rPr>
-        <w:t xml:space="preserve">, </w:t>
-      </w:r>
-      <w:r>
-        <w:rPr>
-          <w:rFonts w:ascii="TimesNewRomanPSMT" w:eastAsia="Times New Roman" w:hAnsi="TimesNewRomanPSMT" w:cs="Times New Roman"/>
-          <w:color w:val="00000A"/>
-          <w:kern w:val="0"/>
-          <w:sz w:val="28"/>
-          <w:szCs w:val="28"/>
-          <w:lang w:val="en-US" w:eastAsia="ru-RU"/>
-          <w14:ligatures w14:val="none"/>
-        </w:rPr>
-        <w:t>ID</w:t>
-      </w:r>
-      <w:r>
-        <w:rPr>
-          <w:rFonts w:ascii="TimesNewRomanPSMT" w:eastAsia="Times New Roman" w:hAnsi="TimesNewRomanPSMT" w:cs="Times New Roman"/>
-          <w:color w:val="00000A"/>
-          <w:kern w:val="0"/>
-          <w:sz w:val="28"/>
-          <w:szCs w:val="28"/>
-          <w:lang w:eastAsia="ru-RU"/>
-          <w14:ligatures w14:val="none"/>
-        </w:rPr>
-        <w:t>_</w:t>
-      </w:r>
-      <w:r>
-        <w:rPr>
-          <w:rFonts w:ascii="TimesNewRomanPSMT" w:eastAsia="Times New Roman" w:hAnsi="TimesNewRomanPSMT" w:cs="Times New Roman"/>
-          <w:color w:val="00000A"/>
-          <w:kern w:val="0"/>
-          <w:sz w:val="28"/>
-          <w:szCs w:val="28"/>
-          <w:lang w:val="en-US" w:eastAsia="ru-RU"/>
-          <w14:ligatures w14:val="none"/>
-        </w:rPr>
-        <w:t>Flight</w:t>
-      </w:r>
-      <w:r>
-        <w:rPr>
-          <w:rFonts w:ascii="TimesNewRomanPSMT" w:eastAsia="Times New Roman" w:hAnsi="TimesNewRomanPSMT" w:cs="Times New Roman"/>
-          <w:color w:val="00000A"/>
-          <w:kern w:val="0"/>
-          <w:sz w:val="28"/>
-          <w:szCs w:val="28"/>
-          <w:lang w:eastAsia="ru-RU"/>
-          <w14:ligatures w14:val="none"/>
-        </w:rPr>
-        <w:t xml:space="preserve">). </w:t>
-      </w:r>
-      <w:r>
-        <w:rPr>
-          <w:rFonts w:ascii="TimesNewRomanPSMT" w:eastAsia="Times New Roman" w:hAnsi="TimesNewRomanPSMT" w:cs="Times New Roman"/>
-          <w:color w:val="00000A"/>
-          <w:kern w:val="0"/>
-          <w:sz w:val="28"/>
-          <w:szCs w:val="28"/>
-          <w:lang w:eastAsia="ru-RU"/>
-          <w14:ligatures w14:val="none"/>
-        </w:rPr>
-        <w:t xml:space="preserve">Зависимостей от компонентов ключа нет. Следовательно, детерминант является суперключом. Значит, что таблица удовлетворяет </w:t>
-      </w:r>
-      <w:r>
-        <w:rPr>
-          <w:rFonts w:ascii="TimesNewRomanPSMT" w:eastAsia="Times New Roman" w:hAnsi="TimesNewRomanPSMT" w:cs="Times New Roman"/>
-          <w:color w:val="00000A"/>
-          <w:kern w:val="0"/>
-          <w:sz w:val="28"/>
-          <w:szCs w:val="28"/>
-          <w:lang w:val="en-US" w:eastAsia="ru-RU"/>
-          <w14:ligatures w14:val="none"/>
-        </w:rPr>
-        <w:t>BCNF.</w:t>
+        <w:t>BCNF</w:t>
+      </w:r>
+      <w:r>
+        <w:rPr>
+          <w:rFonts w:ascii="TimesNewRomanPSMT" w:eastAsia="Times New Roman" w:hAnsi="TimesNewRomanPSMT" w:cs="Times New Roman"/>
+          <w:color w:val="00000A"/>
+          <w:kern w:val="0"/>
+          <w:sz w:val="28"/>
+          <w:szCs w:val="28"/>
+          <w:lang w:eastAsia="ru-RU"/>
+          <w14:ligatures w14:val="none"/>
+        </w:rPr>
+        <w:t>.</w:t>
       </w:r>
     </w:p>
     <w:p>
@@ -6810,6 +7570,1347 @@
           <w14:ligatures w14:val="none"/>
         </w:rPr>
       </w:pPr>
+    </w:p>
+    <w:p>
+      <w:pPr>
+        <w:rPr>
+          <w:rFonts w:ascii="TimesNewRomanPSMT" w:eastAsia="Times New Roman" w:hAnsi="TimesNewRomanPSMT" w:cs="Times New Roman"/>
+          <w:b/>
+          <w:bCs/>
+          <w:color w:val="00000A"/>
+          <w:kern w:val="0"/>
+          <w:sz w:val="28"/>
+          <w:szCs w:val="28"/>
+          <w:lang w:eastAsia="ru-RU"/>
+          <w14:ligatures w14:val="none"/>
+        </w:rPr>
+      </w:pPr>
+      <w:bookmarkStart w:id="3" w:name="_Toc221981089"/>
+      <w:r>
+        <w:rPr>
+          <w:rFonts w:ascii="TimesNewRomanPSMT" w:eastAsia="Times New Roman" w:hAnsi="TimesNewRomanPSMT" w:cs="Times New Roman"/>
+          <w:b/>
+          <w:bCs/>
+          <w:color w:val="00000A"/>
+          <w:kern w:val="0"/>
+          <w:sz w:val="28"/>
+          <w:szCs w:val="28"/>
+          <w:lang w:eastAsia="ru-RU"/>
+          <w14:ligatures w14:val="none"/>
+        </w:rPr>
+        <w:br w:type="page"/>
+      </w:r>
+    </w:p>
+    <w:p>
+      <w:pPr>
+        <w:spacing w:line="360" w:lineRule="auto"/>
+        <w:jc w:val="center"/>
+        <w:rPr>
+          <w:rFonts w:ascii="TimesNewRomanPSMT" w:eastAsia="Times New Roman" w:hAnsi="TimesNewRomanPSMT" w:cs="Times New Roman"/>
+          <w:i/>
+          <w:iCs/>
+          <w:color w:val="00000A"/>
+          <w:kern w:val="0"/>
+          <w:sz w:val="28"/>
+          <w:szCs w:val="28"/>
+          <w:lang w:eastAsia="ru-RU"/>
+          <w14:ligatures w14:val="none"/>
+        </w:rPr>
+      </w:pPr>
+      <w:r>
+        <w:rPr>
+          <w:rFonts w:ascii="TimesNewRomanPSMT" w:eastAsia="Times New Roman" w:hAnsi="TimesNewRomanPSMT" w:cs="Times New Roman"/>
+          <w:i/>
+          <w:iCs/>
+          <w:color w:val="00000A"/>
+          <w:kern w:val="0"/>
+          <w:sz w:val="28"/>
+          <w:szCs w:val="28"/>
+          <w:lang w:eastAsia="ru-RU"/>
+          <w14:ligatures w14:val="none"/>
+        </w:rPr>
+        <w:lastRenderedPageBreak/>
+        <w:t xml:space="preserve">Примеры </w:t>
+      </w:r>
+      <w:proofErr w:type="spellStart"/>
+      <w:r>
+        <w:rPr>
+          <w:rFonts w:ascii="TimesNewRomanPSMT" w:eastAsia="Times New Roman" w:hAnsi="TimesNewRomanPSMT" w:cs="Times New Roman"/>
+          <w:i/>
+          <w:iCs/>
+          <w:color w:val="00000A"/>
+          <w:kern w:val="0"/>
+          <w:sz w:val="28"/>
+          <w:szCs w:val="28"/>
+          <w:lang w:eastAsia="ru-RU"/>
+          <w14:ligatures w14:val="none"/>
+        </w:rPr>
+        <w:t>денормализации</w:t>
+      </w:r>
+      <w:proofErr w:type="spellEnd"/>
+    </w:p>
+    <w:p>
+      <w:pPr>
+        <w:spacing w:line="360" w:lineRule="auto"/>
+        <w:jc w:val="both"/>
+        <w:rPr>
+          <w:rFonts w:ascii="TimesNewRomanPSMT" w:eastAsia="Times New Roman" w:hAnsi="TimesNewRomanPSMT" w:cs="Times New Roman"/>
+          <w:color w:val="00000A"/>
+          <w:kern w:val="0"/>
+          <w:sz w:val="28"/>
+          <w:szCs w:val="28"/>
+          <w:lang w:val="en-US" w:eastAsia="ru-RU"/>
+          <w14:ligatures w14:val="none"/>
+        </w:rPr>
+      </w:pPr>
+      <w:r>
+        <w:rPr>
+          <w:rFonts w:ascii="TimesNewRomanPSMT" w:eastAsia="Times New Roman" w:hAnsi="TimesNewRomanPSMT" w:cs="Times New Roman"/>
+          <w:color w:val="00000A"/>
+          <w:kern w:val="0"/>
+          <w:sz w:val="28"/>
+          <w:szCs w:val="28"/>
+          <w:lang w:eastAsia="ru-RU"/>
+          <w14:ligatures w14:val="none"/>
+        </w:rPr>
+        <w:t xml:space="preserve">1) </w:t>
+      </w:r>
+      <w:r>
+        <w:rPr>
+          <w:rFonts w:ascii="TimesNewRomanPSMT" w:eastAsia="Times New Roman" w:hAnsi="TimesNewRomanPSMT" w:cs="Times New Roman"/>
+          <w:color w:val="00000A"/>
+          <w:kern w:val="0"/>
+          <w:sz w:val="28"/>
+          <w:szCs w:val="28"/>
+          <w:lang w:eastAsia="ru-RU"/>
+          <w14:ligatures w14:val="none"/>
+        </w:rPr>
+        <w:t xml:space="preserve">Кеширование имени пилота и названий баз в таблице </w:t>
+      </w:r>
+      <w:r>
+        <w:rPr>
+          <w:rFonts w:ascii="TimesNewRomanPSMT" w:eastAsia="Times New Roman" w:hAnsi="TimesNewRomanPSMT" w:cs="Times New Roman"/>
+          <w:color w:val="00000A"/>
+          <w:kern w:val="0"/>
+          <w:sz w:val="28"/>
+          <w:szCs w:val="28"/>
+          <w:lang w:val="en-US" w:eastAsia="ru-RU"/>
+          <w14:ligatures w14:val="none"/>
+        </w:rPr>
+        <w:t>Flight</w:t>
+      </w:r>
+      <w:r>
+        <w:rPr>
+          <w:rFonts w:ascii="TimesNewRomanPSMT" w:eastAsia="Times New Roman" w:hAnsi="TimesNewRomanPSMT" w:cs="Times New Roman"/>
+          <w:color w:val="00000A"/>
+          <w:kern w:val="0"/>
+          <w:sz w:val="28"/>
+          <w:szCs w:val="28"/>
+          <w:lang w:eastAsia="ru-RU"/>
+          <w14:ligatures w14:val="none"/>
+        </w:rPr>
+        <w:t xml:space="preserve">: </w:t>
+      </w:r>
+      <w:r>
+        <w:rPr>
+          <w:rFonts w:ascii="TimesNewRomanPSMT" w:eastAsia="Times New Roman" w:hAnsi="TimesNewRomanPSMT" w:cs="Times New Roman"/>
+          <w:color w:val="00000A"/>
+          <w:kern w:val="0"/>
+          <w:sz w:val="28"/>
+          <w:szCs w:val="28"/>
+          <w:lang w:eastAsia="ru-RU"/>
+          <w14:ligatures w14:val="none"/>
+        </w:rPr>
+        <w:t xml:space="preserve">при использовании запроса к данной таблице чаще всего мы хотим узнать имя пилота или название базы вылета или прилёта (например, для реализации табло вылетов). Поэтому, заместо того, чтобы склеивать несколько таблиц, мы будем сразу храним часто используемые атрибуты в нашей таблице. Реализовать подобное можно с помощью триггера на </w:t>
+      </w:r>
+      <w:r>
+        <w:rPr>
+          <w:rFonts w:ascii="TimesNewRomanPSMT" w:eastAsia="Times New Roman" w:hAnsi="TimesNewRomanPSMT" w:cs="Times New Roman"/>
+          <w:color w:val="00000A"/>
+          <w:kern w:val="0"/>
+          <w:sz w:val="28"/>
+          <w:szCs w:val="28"/>
+          <w:lang w:val="en-US" w:eastAsia="ru-RU"/>
+          <w14:ligatures w14:val="none"/>
+        </w:rPr>
+        <w:t>UPDATE</w:t>
+      </w:r>
+      <w:r>
+        <w:rPr>
+          <w:rFonts w:ascii="TimesNewRomanPSMT" w:eastAsia="Times New Roman" w:hAnsi="TimesNewRomanPSMT" w:cs="Times New Roman"/>
+          <w:color w:val="00000A"/>
+          <w:kern w:val="0"/>
+          <w:sz w:val="28"/>
+          <w:szCs w:val="28"/>
+          <w:lang w:eastAsia="ru-RU"/>
+          <w14:ligatures w14:val="none"/>
+        </w:rPr>
+        <w:t xml:space="preserve"> </w:t>
+      </w:r>
+      <w:r>
+        <w:rPr>
+          <w:rFonts w:ascii="TimesNewRomanPSMT" w:eastAsia="Times New Roman" w:hAnsi="TimesNewRomanPSMT" w:cs="Times New Roman"/>
+          <w:color w:val="00000A"/>
+          <w:kern w:val="0"/>
+          <w:sz w:val="28"/>
+          <w:szCs w:val="28"/>
+          <w:lang w:eastAsia="ru-RU"/>
+          <w14:ligatures w14:val="none"/>
+        </w:rPr>
+        <w:t xml:space="preserve">в таблице </w:t>
+      </w:r>
+      <w:r>
+        <w:rPr>
+          <w:rFonts w:ascii="TimesNewRomanPSMT" w:eastAsia="Times New Roman" w:hAnsi="TimesNewRomanPSMT" w:cs="Times New Roman"/>
+          <w:color w:val="00000A"/>
+          <w:kern w:val="0"/>
+          <w:sz w:val="28"/>
+          <w:szCs w:val="28"/>
+          <w:lang w:val="en-US" w:eastAsia="ru-RU"/>
+          <w14:ligatures w14:val="none"/>
+        </w:rPr>
+        <w:t>HUMAN</w:t>
+      </w:r>
+      <w:r>
+        <w:rPr>
+          <w:rFonts w:ascii="TimesNewRomanPSMT" w:eastAsia="Times New Roman" w:hAnsi="TimesNewRomanPSMT" w:cs="Times New Roman"/>
+          <w:color w:val="00000A"/>
+          <w:kern w:val="0"/>
+          <w:sz w:val="28"/>
+          <w:szCs w:val="28"/>
+          <w:lang w:eastAsia="ru-RU"/>
+          <w14:ligatures w14:val="none"/>
+        </w:rPr>
+        <w:t xml:space="preserve"> </w:t>
+      </w:r>
+      <w:r>
+        <w:rPr>
+          <w:rFonts w:ascii="TimesNewRomanPSMT" w:eastAsia="Times New Roman" w:hAnsi="TimesNewRomanPSMT" w:cs="Times New Roman"/>
+          <w:color w:val="00000A"/>
+          <w:kern w:val="0"/>
+          <w:sz w:val="28"/>
+          <w:szCs w:val="28"/>
+          <w:lang w:eastAsia="ru-RU"/>
+          <w14:ligatures w14:val="none"/>
+        </w:rPr>
+        <w:t xml:space="preserve">и </w:t>
+      </w:r>
+      <w:r>
+        <w:rPr>
+          <w:rFonts w:ascii="TimesNewRomanPSMT" w:eastAsia="Times New Roman" w:hAnsi="TimesNewRomanPSMT" w:cs="Times New Roman"/>
+          <w:color w:val="00000A"/>
+          <w:kern w:val="0"/>
+          <w:sz w:val="28"/>
+          <w:szCs w:val="28"/>
+          <w:lang w:val="en-US" w:eastAsia="ru-RU"/>
+          <w14:ligatures w14:val="none"/>
+        </w:rPr>
+        <w:t>BASE</w:t>
+      </w:r>
+      <w:r>
+        <w:rPr>
+          <w:rFonts w:ascii="TimesNewRomanPSMT" w:eastAsia="Times New Roman" w:hAnsi="TimesNewRomanPSMT" w:cs="Times New Roman"/>
+          <w:color w:val="00000A"/>
+          <w:kern w:val="0"/>
+          <w:sz w:val="28"/>
+          <w:szCs w:val="28"/>
+          <w:lang w:eastAsia="ru-RU"/>
+          <w14:ligatures w14:val="none"/>
+        </w:rPr>
+        <w:t>;</w:t>
+      </w:r>
+    </w:p>
+    <w:p>
+      <w:pPr>
+        <w:spacing w:line="360" w:lineRule="auto"/>
+        <w:jc w:val="both"/>
+        <w:rPr>
+          <w:rFonts w:ascii="TimesNewRomanPSMT" w:eastAsia="Times New Roman" w:hAnsi="TimesNewRomanPSMT" w:cs="Times New Roman"/>
+          <w:color w:val="00000A"/>
+          <w:kern w:val="0"/>
+          <w:sz w:val="28"/>
+          <w:szCs w:val="28"/>
+          <w:lang w:val="en-US" w:eastAsia="ru-RU"/>
+          <w14:ligatures w14:val="none"/>
+        </w:rPr>
+      </w:pPr>
+      <w:r>
+        <w:rPr>
+          <w:rFonts w:ascii="TimesNewRomanPSMT" w:eastAsia="Times New Roman" w:hAnsi="TimesNewRomanPSMT" w:cs="Times New Roman"/>
+          <w:color w:val="00000A"/>
+          <w:kern w:val="0"/>
+          <w:sz w:val="28"/>
+          <w:szCs w:val="28"/>
+          <w:lang w:eastAsia="ru-RU"/>
+          <w14:ligatures w14:val="none"/>
+        </w:rPr>
+        <w:t xml:space="preserve">2) </w:t>
+      </w:r>
+      <w:r>
+        <w:rPr>
+          <w:rFonts w:ascii="TimesNewRomanPSMT" w:eastAsia="Times New Roman" w:hAnsi="TimesNewRomanPSMT" w:cs="Times New Roman"/>
+          <w:color w:val="00000A"/>
+          <w:kern w:val="0"/>
+          <w:sz w:val="28"/>
+          <w:szCs w:val="28"/>
+          <w:lang w:eastAsia="ru-RU"/>
+          <w14:ligatures w14:val="none"/>
+        </w:rPr>
+        <w:t xml:space="preserve">Агрегированный показатель </w:t>
+      </w:r>
+      <w:r>
+        <w:rPr>
+          <w:rFonts w:ascii="TimesNewRomanPSMT" w:eastAsia="Times New Roman" w:hAnsi="TimesNewRomanPSMT" w:cs="Times New Roman"/>
+          <w:color w:val="00000A"/>
+          <w:kern w:val="0"/>
+          <w:sz w:val="28"/>
+          <w:szCs w:val="28"/>
+          <w:lang w:eastAsia="ru-RU"/>
+          <w14:ligatures w14:val="none"/>
+        </w:rPr>
+        <w:t>“</w:t>
+      </w:r>
+      <w:r>
+        <w:rPr>
+          <w:rFonts w:ascii="TimesNewRomanPSMT" w:eastAsia="Times New Roman" w:hAnsi="TimesNewRomanPSMT" w:cs="Times New Roman"/>
+          <w:color w:val="00000A"/>
+          <w:kern w:val="0"/>
+          <w:sz w:val="28"/>
+          <w:szCs w:val="28"/>
+          <w:lang w:eastAsia="ru-RU"/>
+          <w14:ligatures w14:val="none"/>
+        </w:rPr>
+        <w:t>Количество вылетов</w:t>
+      </w:r>
+      <w:r>
+        <w:rPr>
+          <w:rFonts w:ascii="TimesNewRomanPSMT" w:eastAsia="Times New Roman" w:hAnsi="TimesNewRomanPSMT" w:cs="Times New Roman"/>
+          <w:color w:val="00000A"/>
+          <w:kern w:val="0"/>
+          <w:sz w:val="28"/>
+          <w:szCs w:val="28"/>
+          <w:lang w:eastAsia="ru-RU"/>
+          <w14:ligatures w14:val="none"/>
+        </w:rPr>
+        <w:t>”</w:t>
+      </w:r>
+      <w:r>
+        <w:rPr>
+          <w:rFonts w:ascii="TimesNewRomanPSMT" w:eastAsia="Times New Roman" w:hAnsi="TimesNewRomanPSMT" w:cs="Times New Roman"/>
+          <w:color w:val="00000A"/>
+          <w:kern w:val="0"/>
+          <w:sz w:val="28"/>
+          <w:szCs w:val="28"/>
+          <w:lang w:eastAsia="ru-RU"/>
+          <w14:ligatures w14:val="none"/>
+        </w:rPr>
+        <w:t xml:space="preserve"> в таблице </w:t>
+      </w:r>
+      <w:r>
+        <w:rPr>
+          <w:rFonts w:ascii="TimesNewRomanPSMT" w:eastAsia="Times New Roman" w:hAnsi="TimesNewRomanPSMT" w:cs="Times New Roman"/>
+          <w:color w:val="00000A"/>
+          <w:kern w:val="0"/>
+          <w:sz w:val="28"/>
+          <w:szCs w:val="28"/>
+          <w:lang w:val="en-US" w:eastAsia="ru-RU"/>
+          <w14:ligatures w14:val="none"/>
+        </w:rPr>
+        <w:t>Airplane</w:t>
+      </w:r>
+      <w:r>
+        <w:rPr>
+          <w:rFonts w:ascii="TimesNewRomanPSMT" w:eastAsia="Times New Roman" w:hAnsi="TimesNewRomanPSMT" w:cs="Times New Roman"/>
+          <w:color w:val="00000A"/>
+          <w:kern w:val="0"/>
+          <w:sz w:val="28"/>
+          <w:szCs w:val="28"/>
+          <w:lang w:eastAsia="ru-RU"/>
+          <w14:ligatures w14:val="none"/>
+        </w:rPr>
+        <w:t xml:space="preserve">: </w:t>
+      </w:r>
+      <w:r>
+        <w:rPr>
+          <w:rFonts w:ascii="TimesNewRomanPSMT" w:eastAsia="Times New Roman" w:hAnsi="TimesNewRomanPSMT" w:cs="Times New Roman"/>
+          <w:color w:val="00000A"/>
+          <w:kern w:val="0"/>
+          <w:sz w:val="28"/>
+          <w:szCs w:val="28"/>
+          <w:lang w:eastAsia="ru-RU"/>
+          <w14:ligatures w14:val="none"/>
+        </w:rPr>
+        <w:t xml:space="preserve">в нормализованной схеме нам нужно каждый раз делать тяжёлый запрос для получения данных и количестве полётов у конкретного самолёта. Заместо этого, можно добавить поле </w:t>
+      </w:r>
+      <w:r>
+        <w:rPr>
+          <w:rFonts w:ascii="TimesNewRomanPSMT" w:eastAsia="Times New Roman" w:hAnsi="TimesNewRomanPSMT" w:cs="Times New Roman"/>
+          <w:color w:val="00000A"/>
+          <w:kern w:val="0"/>
+          <w:sz w:val="28"/>
+          <w:szCs w:val="28"/>
+          <w:lang w:val="en-US" w:eastAsia="ru-RU"/>
+          <w14:ligatures w14:val="none"/>
+        </w:rPr>
+        <w:t>Total</w:t>
+      </w:r>
+      <w:r>
+        <w:rPr>
+          <w:rFonts w:ascii="TimesNewRomanPSMT" w:eastAsia="Times New Roman" w:hAnsi="TimesNewRomanPSMT" w:cs="Times New Roman"/>
+          <w:color w:val="00000A"/>
+          <w:kern w:val="0"/>
+          <w:sz w:val="28"/>
+          <w:szCs w:val="28"/>
+          <w:lang w:eastAsia="ru-RU"/>
+          <w14:ligatures w14:val="none"/>
+        </w:rPr>
+        <w:t>_</w:t>
+      </w:r>
+      <w:r>
+        <w:rPr>
+          <w:rFonts w:ascii="TimesNewRomanPSMT" w:eastAsia="Times New Roman" w:hAnsi="TimesNewRomanPSMT" w:cs="Times New Roman"/>
+          <w:color w:val="00000A"/>
+          <w:kern w:val="0"/>
+          <w:sz w:val="28"/>
+          <w:szCs w:val="28"/>
+          <w:lang w:val="en-US" w:eastAsia="ru-RU"/>
+          <w14:ligatures w14:val="none"/>
+        </w:rPr>
+        <w:t>Flights</w:t>
+      </w:r>
+      <w:r>
+        <w:rPr>
+          <w:rFonts w:ascii="TimesNewRomanPSMT" w:eastAsia="Times New Roman" w:hAnsi="TimesNewRomanPSMT" w:cs="Times New Roman"/>
+          <w:color w:val="00000A"/>
+          <w:kern w:val="0"/>
+          <w:sz w:val="28"/>
+          <w:szCs w:val="28"/>
+          <w:lang w:eastAsia="ru-RU"/>
+          <w14:ligatures w14:val="none"/>
+        </w:rPr>
+        <w:t>_</w:t>
+      </w:r>
+      <w:r>
+        <w:rPr>
+          <w:rFonts w:ascii="TimesNewRomanPSMT" w:eastAsia="Times New Roman" w:hAnsi="TimesNewRomanPSMT" w:cs="Times New Roman"/>
+          <w:color w:val="00000A"/>
+          <w:kern w:val="0"/>
+          <w:sz w:val="28"/>
+          <w:szCs w:val="28"/>
+          <w:lang w:val="en-US" w:eastAsia="ru-RU"/>
+          <w14:ligatures w14:val="none"/>
+        </w:rPr>
+        <w:t>Count</w:t>
+      </w:r>
+      <w:r>
+        <w:rPr>
+          <w:rFonts w:ascii="TimesNewRomanPSMT" w:eastAsia="Times New Roman" w:hAnsi="TimesNewRomanPSMT" w:cs="Times New Roman"/>
+          <w:color w:val="00000A"/>
+          <w:kern w:val="0"/>
+          <w:sz w:val="28"/>
+          <w:szCs w:val="28"/>
+          <w:lang w:eastAsia="ru-RU"/>
+          <w14:ligatures w14:val="none"/>
+        </w:rPr>
+        <w:t xml:space="preserve"> </w:t>
+      </w:r>
+      <w:r>
+        <w:rPr>
+          <w:rFonts w:ascii="TimesNewRomanPSMT" w:eastAsia="Times New Roman" w:hAnsi="TimesNewRomanPSMT" w:cs="Times New Roman"/>
+          <w:color w:val="00000A"/>
+          <w:kern w:val="0"/>
+          <w:sz w:val="28"/>
+          <w:szCs w:val="28"/>
+          <w:lang w:eastAsia="ru-RU"/>
+          <w14:ligatures w14:val="none"/>
+        </w:rPr>
+        <w:t xml:space="preserve">в нашу таблицу. Это позволяет мгновенно получить статистику по износу самолёта простым запросом к таблице. Реализовать подобное можно </w:t>
+      </w:r>
+      <w:r>
+        <w:rPr>
+          <w:rFonts w:ascii="TimesNewRomanPSMT" w:eastAsia="Times New Roman" w:hAnsi="TimesNewRomanPSMT" w:cs="Times New Roman"/>
+          <w:color w:val="00000A"/>
+          <w:kern w:val="0"/>
+          <w:sz w:val="28"/>
+          <w:szCs w:val="28"/>
+          <w:lang w:eastAsia="ru-RU"/>
+          <w14:ligatures w14:val="none"/>
+        </w:rPr>
+        <w:t xml:space="preserve">с помощью триггера на </w:t>
+      </w:r>
+      <w:r>
+        <w:rPr>
+          <w:rFonts w:ascii="TimesNewRomanPSMT" w:eastAsia="Times New Roman" w:hAnsi="TimesNewRomanPSMT" w:cs="Times New Roman"/>
+          <w:color w:val="00000A"/>
+          <w:kern w:val="0"/>
+          <w:sz w:val="28"/>
+          <w:szCs w:val="28"/>
+          <w:lang w:val="en-US" w:eastAsia="ru-RU"/>
+          <w14:ligatures w14:val="none"/>
+        </w:rPr>
+        <w:t>INSERT</w:t>
+      </w:r>
+      <w:r>
+        <w:rPr>
+          <w:rFonts w:ascii="TimesNewRomanPSMT" w:eastAsia="Times New Roman" w:hAnsi="TimesNewRomanPSMT" w:cs="Times New Roman"/>
+          <w:color w:val="00000A"/>
+          <w:kern w:val="0"/>
+          <w:sz w:val="28"/>
+          <w:szCs w:val="28"/>
+          <w:lang w:eastAsia="ru-RU"/>
+          <w14:ligatures w14:val="none"/>
+        </w:rPr>
+        <w:t xml:space="preserve"> </w:t>
+      </w:r>
+      <w:r>
+        <w:rPr>
+          <w:rFonts w:ascii="TimesNewRomanPSMT" w:eastAsia="Times New Roman" w:hAnsi="TimesNewRomanPSMT" w:cs="Times New Roman"/>
+          <w:color w:val="00000A"/>
+          <w:kern w:val="0"/>
+          <w:sz w:val="28"/>
+          <w:szCs w:val="28"/>
+          <w:lang w:eastAsia="ru-RU"/>
+          <w14:ligatures w14:val="none"/>
+        </w:rPr>
+        <w:t xml:space="preserve">и </w:t>
+      </w:r>
+      <w:r>
+        <w:rPr>
+          <w:rFonts w:ascii="TimesNewRomanPSMT" w:eastAsia="Times New Roman" w:hAnsi="TimesNewRomanPSMT" w:cs="Times New Roman"/>
+          <w:color w:val="00000A"/>
+          <w:kern w:val="0"/>
+          <w:sz w:val="28"/>
+          <w:szCs w:val="28"/>
+          <w:lang w:val="en-US" w:eastAsia="ru-RU"/>
+          <w14:ligatures w14:val="none"/>
+        </w:rPr>
+        <w:t>DELETE</w:t>
+      </w:r>
+      <w:r>
+        <w:rPr>
+          <w:rFonts w:ascii="TimesNewRomanPSMT" w:eastAsia="Times New Roman" w:hAnsi="TimesNewRomanPSMT" w:cs="Times New Roman"/>
+          <w:color w:val="00000A"/>
+          <w:kern w:val="0"/>
+          <w:sz w:val="28"/>
+          <w:szCs w:val="28"/>
+          <w:lang w:eastAsia="ru-RU"/>
+          <w14:ligatures w14:val="none"/>
+        </w:rPr>
+        <w:t xml:space="preserve"> </w:t>
+      </w:r>
+      <w:r>
+        <w:rPr>
+          <w:rFonts w:ascii="TimesNewRomanPSMT" w:eastAsia="Times New Roman" w:hAnsi="TimesNewRomanPSMT" w:cs="Times New Roman"/>
+          <w:color w:val="00000A"/>
+          <w:kern w:val="0"/>
+          <w:sz w:val="28"/>
+          <w:szCs w:val="28"/>
+          <w:lang w:eastAsia="ru-RU"/>
+          <w14:ligatures w14:val="none"/>
+        </w:rPr>
+        <w:t xml:space="preserve">для таблицы </w:t>
+      </w:r>
+      <w:r>
+        <w:rPr>
+          <w:rFonts w:ascii="TimesNewRomanPSMT" w:eastAsia="Times New Roman" w:hAnsi="TimesNewRomanPSMT" w:cs="Times New Roman"/>
+          <w:color w:val="00000A"/>
+          <w:kern w:val="0"/>
+          <w:sz w:val="28"/>
+          <w:szCs w:val="28"/>
+          <w:lang w:val="en-US" w:eastAsia="ru-RU"/>
+          <w14:ligatures w14:val="none"/>
+        </w:rPr>
+        <w:t>Flight</w:t>
+      </w:r>
+      <w:r>
+        <w:rPr>
+          <w:rFonts w:ascii="TimesNewRomanPSMT" w:eastAsia="Times New Roman" w:hAnsi="TimesNewRomanPSMT" w:cs="Times New Roman"/>
+          <w:color w:val="00000A"/>
+          <w:kern w:val="0"/>
+          <w:sz w:val="28"/>
+          <w:szCs w:val="28"/>
+          <w:lang w:eastAsia="ru-RU"/>
+          <w14:ligatures w14:val="none"/>
+        </w:rPr>
+        <w:t>;</w:t>
+      </w:r>
+    </w:p>
+    <w:p>
+      <w:pPr>
+        <w:spacing w:line="360" w:lineRule="auto"/>
+        <w:jc w:val="both"/>
+        <w:rPr>
+          <w:rFonts w:ascii="TimesNewRomanPSMT" w:eastAsia="Times New Roman" w:hAnsi="TimesNewRomanPSMT" w:cs="Times New Roman"/>
+          <w:color w:val="00000A"/>
+          <w:kern w:val="0"/>
+          <w:sz w:val="28"/>
+          <w:szCs w:val="28"/>
+          <w:lang w:val="en-US" w:eastAsia="ru-RU"/>
+          <w14:ligatures w14:val="none"/>
+        </w:rPr>
+      </w:pPr>
+      <w:r>
+        <w:rPr>
+          <w:rFonts w:ascii="TimesNewRomanPSMT" w:eastAsia="Times New Roman" w:hAnsi="TimesNewRomanPSMT" w:cs="Times New Roman"/>
+          <w:color w:val="00000A"/>
+          <w:kern w:val="0"/>
+          <w:sz w:val="28"/>
+          <w:szCs w:val="28"/>
+          <w:lang w:eastAsia="ru-RU"/>
+          <w14:ligatures w14:val="none"/>
+        </w:rPr>
+        <w:t xml:space="preserve">3) </w:t>
+      </w:r>
+      <w:r>
+        <w:rPr>
+          <w:rFonts w:ascii="TimesNewRomanPSMT" w:eastAsia="Times New Roman" w:hAnsi="TimesNewRomanPSMT" w:cs="Times New Roman"/>
+          <w:color w:val="00000A"/>
+          <w:kern w:val="0"/>
+          <w:sz w:val="28"/>
+          <w:szCs w:val="28"/>
+          <w:lang w:eastAsia="ru-RU"/>
+          <w14:ligatures w14:val="none"/>
+        </w:rPr>
+        <w:t xml:space="preserve">Добавление </w:t>
+      </w:r>
+      <w:r>
+        <w:rPr>
+          <w:rFonts w:ascii="TimesNewRomanPSMT" w:eastAsia="Times New Roman" w:hAnsi="TimesNewRomanPSMT" w:cs="Times New Roman"/>
+          <w:color w:val="00000A"/>
+          <w:kern w:val="0"/>
+          <w:sz w:val="28"/>
+          <w:szCs w:val="28"/>
+          <w:lang w:eastAsia="ru-RU"/>
+          <w14:ligatures w14:val="none"/>
+        </w:rPr>
+        <w:t>“</w:t>
+      </w:r>
+      <w:r>
+        <w:rPr>
+          <w:rFonts w:ascii="TimesNewRomanPSMT" w:eastAsia="Times New Roman" w:hAnsi="TimesNewRomanPSMT" w:cs="Times New Roman"/>
+          <w:color w:val="00000A"/>
+          <w:kern w:val="0"/>
+          <w:sz w:val="28"/>
+          <w:szCs w:val="28"/>
+          <w:lang w:eastAsia="ru-RU"/>
+          <w14:ligatures w14:val="none"/>
+        </w:rPr>
+        <w:t>Последнего известного давления</w:t>
+      </w:r>
+      <w:r>
+        <w:rPr>
+          <w:rFonts w:ascii="TimesNewRomanPSMT" w:eastAsia="Times New Roman" w:hAnsi="TimesNewRomanPSMT" w:cs="Times New Roman"/>
+          <w:color w:val="00000A"/>
+          <w:kern w:val="0"/>
+          <w:sz w:val="28"/>
+          <w:szCs w:val="28"/>
+          <w:lang w:eastAsia="ru-RU"/>
+          <w14:ligatures w14:val="none"/>
+        </w:rPr>
+        <w:t>”</w:t>
+      </w:r>
+      <w:r>
+        <w:rPr>
+          <w:rFonts w:ascii="TimesNewRomanPSMT" w:eastAsia="Times New Roman" w:hAnsi="TimesNewRomanPSMT" w:cs="Times New Roman"/>
+          <w:color w:val="00000A"/>
+          <w:kern w:val="0"/>
+          <w:sz w:val="28"/>
+          <w:szCs w:val="28"/>
+          <w:lang w:eastAsia="ru-RU"/>
+          <w14:ligatures w14:val="none"/>
+        </w:rPr>
+        <w:t xml:space="preserve"> в таблицу </w:t>
+      </w:r>
+      <w:r>
+        <w:rPr>
+          <w:rFonts w:ascii="TimesNewRomanPSMT" w:eastAsia="Times New Roman" w:hAnsi="TimesNewRomanPSMT" w:cs="Times New Roman"/>
+          <w:color w:val="00000A"/>
+          <w:kern w:val="0"/>
+          <w:sz w:val="28"/>
+          <w:szCs w:val="28"/>
+          <w:lang w:val="en-US" w:eastAsia="ru-RU"/>
+          <w14:ligatures w14:val="none"/>
+        </w:rPr>
+        <w:t>Flight</w:t>
+      </w:r>
+      <w:r>
+        <w:rPr>
+          <w:rFonts w:ascii="TimesNewRomanPSMT" w:eastAsia="Times New Roman" w:hAnsi="TimesNewRomanPSMT" w:cs="Times New Roman"/>
+          <w:color w:val="00000A"/>
+          <w:kern w:val="0"/>
+          <w:sz w:val="28"/>
+          <w:szCs w:val="28"/>
+          <w:lang w:eastAsia="ru-RU"/>
+          <w14:ligatures w14:val="none"/>
+        </w:rPr>
+        <w:t xml:space="preserve">: </w:t>
+      </w:r>
+      <w:r>
+        <w:rPr>
+          <w:rFonts w:ascii="TimesNewRomanPSMT" w:eastAsia="Times New Roman" w:hAnsi="TimesNewRomanPSMT" w:cs="Times New Roman"/>
+          <w:color w:val="00000A"/>
+          <w:kern w:val="0"/>
+          <w:sz w:val="28"/>
+          <w:szCs w:val="28"/>
+          <w:lang w:eastAsia="ru-RU"/>
+          <w14:ligatures w14:val="none"/>
+        </w:rPr>
+        <w:t xml:space="preserve">в таблице </w:t>
+      </w:r>
+      <w:r>
+        <w:rPr>
+          <w:rFonts w:ascii="TimesNewRomanPSMT" w:eastAsia="Times New Roman" w:hAnsi="TimesNewRomanPSMT" w:cs="Times New Roman"/>
+          <w:color w:val="00000A"/>
+          <w:kern w:val="0"/>
+          <w:sz w:val="28"/>
+          <w:szCs w:val="28"/>
+          <w:lang w:val="en-US" w:eastAsia="ru-RU"/>
+          <w14:ligatures w14:val="none"/>
+        </w:rPr>
+        <w:t>Flight</w:t>
+      </w:r>
+      <w:r>
+        <w:rPr>
+          <w:rFonts w:ascii="TimesNewRomanPSMT" w:eastAsia="Times New Roman" w:hAnsi="TimesNewRomanPSMT" w:cs="Times New Roman"/>
+          <w:color w:val="00000A"/>
+          <w:kern w:val="0"/>
+          <w:sz w:val="28"/>
+          <w:szCs w:val="28"/>
+          <w:lang w:eastAsia="ru-RU"/>
+          <w14:ligatures w14:val="none"/>
+        </w:rPr>
+        <w:t xml:space="preserve"> </w:t>
+      </w:r>
+      <w:r>
+        <w:rPr>
+          <w:rFonts w:ascii="TimesNewRomanPSMT" w:eastAsia="Times New Roman" w:hAnsi="TimesNewRomanPSMT" w:cs="Times New Roman"/>
+          <w:color w:val="00000A"/>
+          <w:kern w:val="0"/>
+          <w:sz w:val="28"/>
+          <w:szCs w:val="28"/>
+          <w:lang w:eastAsia="ru-RU"/>
+          <w14:ligatures w14:val="none"/>
+        </w:rPr>
+        <w:t xml:space="preserve">можно создать поле </w:t>
+      </w:r>
+      <w:r>
+        <w:rPr>
+          <w:rFonts w:ascii="TimesNewRomanPSMT" w:eastAsia="Times New Roman" w:hAnsi="TimesNewRomanPSMT" w:cs="Times New Roman"/>
+          <w:color w:val="00000A"/>
+          <w:kern w:val="0"/>
+          <w:sz w:val="28"/>
+          <w:szCs w:val="28"/>
+          <w:lang w:val="en-US" w:eastAsia="ru-RU"/>
+          <w14:ligatures w14:val="none"/>
+        </w:rPr>
+        <w:t>Last</w:t>
+      </w:r>
+      <w:r>
+        <w:rPr>
+          <w:rFonts w:ascii="TimesNewRomanPSMT" w:eastAsia="Times New Roman" w:hAnsi="TimesNewRomanPSMT" w:cs="Times New Roman"/>
+          <w:color w:val="00000A"/>
+          <w:kern w:val="0"/>
+          <w:sz w:val="28"/>
+          <w:szCs w:val="28"/>
+          <w:lang w:eastAsia="ru-RU"/>
+          <w14:ligatures w14:val="none"/>
+        </w:rPr>
+        <w:t>_</w:t>
+      </w:r>
+      <w:r>
+        <w:rPr>
+          <w:rFonts w:ascii="TimesNewRomanPSMT" w:eastAsia="Times New Roman" w:hAnsi="TimesNewRomanPSMT" w:cs="Times New Roman"/>
+          <w:color w:val="00000A"/>
+          <w:kern w:val="0"/>
+          <w:sz w:val="28"/>
+          <w:szCs w:val="28"/>
+          <w:lang w:val="en-US" w:eastAsia="ru-RU"/>
+          <w14:ligatures w14:val="none"/>
+        </w:rPr>
+        <w:t>Pressure</w:t>
+      </w:r>
+      <w:r>
+        <w:rPr>
+          <w:rFonts w:ascii="TimesNewRomanPSMT" w:eastAsia="Times New Roman" w:hAnsi="TimesNewRomanPSMT" w:cs="Times New Roman"/>
+          <w:color w:val="00000A"/>
+          <w:kern w:val="0"/>
+          <w:sz w:val="28"/>
+          <w:szCs w:val="28"/>
+          <w:lang w:eastAsia="ru-RU"/>
+          <w14:ligatures w14:val="none"/>
+        </w:rPr>
+        <w:t xml:space="preserve">, </w:t>
+      </w:r>
+      <w:r>
+        <w:rPr>
+          <w:rFonts w:ascii="TimesNewRomanPSMT" w:eastAsia="Times New Roman" w:hAnsi="TimesNewRomanPSMT" w:cs="Times New Roman"/>
+          <w:color w:val="00000A"/>
+          <w:kern w:val="0"/>
+          <w:sz w:val="28"/>
+          <w:szCs w:val="28"/>
+          <w:lang w:eastAsia="ru-RU"/>
+          <w14:ligatures w14:val="none"/>
+        </w:rPr>
+        <w:t xml:space="preserve">куда будет копироваться значение из </w:t>
+      </w:r>
+      <w:r>
+        <w:rPr>
+          <w:rFonts w:ascii="TimesNewRomanPSMT" w:eastAsia="Times New Roman" w:hAnsi="TimesNewRomanPSMT" w:cs="Times New Roman"/>
+          <w:color w:val="00000A"/>
+          <w:kern w:val="0"/>
+          <w:sz w:val="28"/>
+          <w:szCs w:val="28"/>
+          <w:lang w:val="en-US" w:eastAsia="ru-RU"/>
+          <w14:ligatures w14:val="none"/>
+        </w:rPr>
+        <w:t>Meteorologist</w:t>
+      </w:r>
+      <w:r>
+        <w:rPr>
+          <w:rFonts w:ascii="TimesNewRomanPSMT" w:eastAsia="Times New Roman" w:hAnsi="TimesNewRomanPSMT" w:cs="Times New Roman"/>
+          <w:color w:val="00000A"/>
+          <w:kern w:val="0"/>
+          <w:sz w:val="28"/>
+          <w:szCs w:val="28"/>
+          <w:lang w:eastAsia="ru-RU"/>
+          <w14:ligatures w14:val="none"/>
+        </w:rPr>
+        <w:t>_</w:t>
+      </w:r>
+      <w:r>
+        <w:rPr>
+          <w:rFonts w:ascii="TimesNewRomanPSMT" w:eastAsia="Times New Roman" w:hAnsi="TimesNewRomanPSMT" w:cs="Times New Roman"/>
+          <w:color w:val="00000A"/>
+          <w:kern w:val="0"/>
+          <w:sz w:val="28"/>
+          <w:szCs w:val="28"/>
+          <w:lang w:val="en-US" w:eastAsia="ru-RU"/>
+          <w14:ligatures w14:val="none"/>
+        </w:rPr>
+        <w:t>Data</w:t>
+      </w:r>
+      <w:r>
+        <w:rPr>
+          <w:rFonts w:ascii="TimesNewRomanPSMT" w:eastAsia="Times New Roman" w:hAnsi="TimesNewRomanPSMT" w:cs="Times New Roman"/>
+          <w:color w:val="00000A"/>
+          <w:kern w:val="0"/>
+          <w:sz w:val="28"/>
+          <w:szCs w:val="28"/>
+          <w:lang w:eastAsia="ru-RU"/>
+          <w14:ligatures w14:val="none"/>
+        </w:rPr>
+        <w:t xml:space="preserve">. </w:t>
+      </w:r>
+      <w:r>
+        <w:rPr>
+          <w:rFonts w:ascii="TimesNewRomanPSMT" w:eastAsia="Times New Roman" w:hAnsi="TimesNewRomanPSMT" w:cs="Times New Roman"/>
+          <w:color w:val="00000A"/>
+          <w:kern w:val="0"/>
+          <w:sz w:val="28"/>
+          <w:szCs w:val="28"/>
+          <w:lang w:eastAsia="ru-RU"/>
+          <w14:ligatures w14:val="none"/>
+        </w:rPr>
+        <w:t>Может использоваться для быстрого мониторинга.</w:t>
+      </w:r>
+    </w:p>
+    <w:p>
+      <w:pPr>
+        <w:spacing w:line="360" w:lineRule="auto"/>
+        <w:jc w:val="both"/>
+        <w:rPr>
+          <w:rFonts w:ascii="TimesNewRomanPSMT" w:eastAsia="Times New Roman" w:hAnsi="TimesNewRomanPSMT" w:cs="Times New Roman"/>
+          <w:color w:val="00000A"/>
+          <w:kern w:val="0"/>
+          <w:sz w:val="28"/>
+          <w:szCs w:val="28"/>
+          <w:lang w:val="en-US" w:eastAsia="ru-RU"/>
+          <w14:ligatures w14:val="none"/>
+        </w:rPr>
+      </w:pPr>
+    </w:p>
+    <w:p>
+      <w:pPr>
+        <w:spacing w:line="360" w:lineRule="auto"/>
+        <w:jc w:val="center"/>
+        <w:rPr>
+          <w:rFonts w:ascii="TimesNewRomanPSMT" w:eastAsia="Times New Roman" w:hAnsi="TimesNewRomanPSMT" w:cs="Times New Roman"/>
+          <w:i/>
+          <w:iCs/>
+          <w:color w:val="00000A"/>
+          <w:kern w:val="0"/>
+          <w:sz w:val="28"/>
+          <w:szCs w:val="28"/>
+          <w:lang w:val="en-US" w:eastAsia="ru-RU"/>
+          <w14:ligatures w14:val="none"/>
+        </w:rPr>
+      </w:pPr>
+      <w:r>
+        <w:rPr>
+          <w:rFonts w:ascii="TimesNewRomanPSMT" w:eastAsia="Times New Roman" w:hAnsi="TimesNewRomanPSMT" w:cs="Times New Roman"/>
+          <w:i/>
+          <w:iCs/>
+          <w:color w:val="00000A"/>
+          <w:kern w:val="0"/>
+          <w:sz w:val="28"/>
+          <w:szCs w:val="28"/>
+          <w:lang w:eastAsia="ru-RU"/>
+          <w14:ligatures w14:val="none"/>
+        </w:rPr>
+        <w:t>Триггер</w:t>
+      </w:r>
+      <w:r>
+        <w:rPr>
+          <w:rFonts w:ascii="TimesNewRomanPSMT" w:eastAsia="Times New Roman" w:hAnsi="TimesNewRomanPSMT" w:cs="Times New Roman"/>
+          <w:i/>
+          <w:iCs/>
+          <w:color w:val="00000A"/>
+          <w:kern w:val="0"/>
+          <w:sz w:val="28"/>
+          <w:szCs w:val="28"/>
+          <w:lang w:val="en-US" w:eastAsia="ru-RU"/>
+          <w14:ligatures w14:val="none"/>
+        </w:rPr>
+        <w:t>:</w:t>
+      </w:r>
+    </w:p>
+    <w:p>
+      <w:pPr>
+        <w:spacing w:line="360" w:lineRule="auto"/>
+        <w:rPr>
+          <w:rFonts w:ascii="TimesNewRomanPSMT" w:eastAsia="Times New Roman" w:hAnsi="TimesNewRomanPSMT" w:cs="Times New Roman"/>
+          <w:color w:val="00000A"/>
+          <w:kern w:val="0"/>
+          <w:sz w:val="28"/>
+          <w:szCs w:val="28"/>
+          <w:lang w:eastAsia="ru-RU"/>
+          <w14:ligatures w14:val="none"/>
+        </w:rPr>
+      </w:pPr>
+      <w:r>
+        <w:rPr>
+          <w:rFonts w:ascii="TimesNewRomanPSMT" w:eastAsia="Times New Roman" w:hAnsi="TimesNewRomanPSMT" w:cs="Times New Roman"/>
+          <w:color w:val="00000A"/>
+          <w:kern w:val="0"/>
+          <w:sz w:val="28"/>
+          <w:szCs w:val="28"/>
+          <w:lang w:eastAsia="ru-RU"/>
+          <w14:ligatures w14:val="none"/>
+        </w:rPr>
+        <w:t>Написать триггер, который перед внесением данных о полёте проверяет:</w:t>
+      </w:r>
+    </w:p>
+    <w:p>
+      <w:pPr>
+        <w:spacing w:line="360" w:lineRule="auto"/>
+        <w:rPr>
+          <w:rFonts w:ascii="TimesNewRomanPSMT" w:eastAsia="Times New Roman" w:hAnsi="TimesNewRomanPSMT" w:cs="Times New Roman"/>
+          <w:color w:val="00000A"/>
+          <w:kern w:val="0"/>
+          <w:sz w:val="28"/>
+          <w:szCs w:val="28"/>
+          <w:lang w:eastAsia="ru-RU"/>
+          <w14:ligatures w14:val="none"/>
+        </w:rPr>
+      </w:pPr>
+      <w:r>
+        <w:rPr>
+          <w:rFonts w:ascii="TimesNewRomanPSMT" w:eastAsia="Times New Roman" w:hAnsi="TimesNewRomanPSMT" w:cs="Times New Roman"/>
+          <w:color w:val="00000A"/>
+          <w:kern w:val="0"/>
+          <w:sz w:val="28"/>
+          <w:szCs w:val="28"/>
+          <w:lang w:eastAsia="ru-RU"/>
+          <w14:ligatures w14:val="none"/>
+        </w:rPr>
+        <w:t>1) Полетит ли именно пилот, а не кто-то ещё</w:t>
+      </w:r>
+      <w:r>
+        <w:rPr>
+          <w:rFonts w:ascii="TimesNewRomanPSMT" w:eastAsia="Times New Roman" w:hAnsi="TimesNewRomanPSMT" w:cs="Times New Roman"/>
+          <w:color w:val="00000A"/>
+          <w:kern w:val="0"/>
+          <w:sz w:val="28"/>
+          <w:szCs w:val="28"/>
+          <w:lang w:eastAsia="ru-RU"/>
+          <w14:ligatures w14:val="none"/>
+        </w:rPr>
+        <w:t>?</w:t>
+      </w:r>
+    </w:p>
+    <w:p>
+      <w:pPr>
+        <w:spacing w:line="360" w:lineRule="auto"/>
+        <w:rPr>
+          <w:rFonts w:ascii="TimesNewRomanPSMT" w:eastAsia="Times New Roman" w:hAnsi="TimesNewRomanPSMT" w:cs="Times New Roman"/>
+          <w:color w:val="00000A"/>
+          <w:kern w:val="0"/>
+          <w:sz w:val="28"/>
+          <w:szCs w:val="28"/>
+          <w:lang w:eastAsia="ru-RU"/>
+          <w14:ligatures w14:val="none"/>
+        </w:rPr>
+      </w:pPr>
+      <w:r>
+        <w:rPr>
+          <w:rFonts w:ascii="TimesNewRomanPSMT" w:eastAsia="Times New Roman" w:hAnsi="TimesNewRomanPSMT" w:cs="Times New Roman"/>
+          <w:color w:val="00000A"/>
+          <w:kern w:val="0"/>
+          <w:sz w:val="28"/>
+          <w:szCs w:val="28"/>
+          <w:lang w:eastAsia="ru-RU"/>
+          <w14:ligatures w14:val="none"/>
+        </w:rPr>
+        <w:t>2) Лицензия пилота всё ещё активна?</w:t>
+      </w:r>
+    </w:p>
+    <w:p>
+      <w:pPr>
+        <w:spacing w:line="360" w:lineRule="auto"/>
+        <w:rPr>
+          <w:rFonts w:ascii="TimesNewRomanPSMT" w:eastAsia="Times New Roman" w:hAnsi="TimesNewRomanPSMT" w:cs="Times New Roman"/>
+          <w:color w:val="00000A"/>
+          <w:kern w:val="0"/>
+          <w:sz w:val="28"/>
+          <w:szCs w:val="28"/>
+          <w:lang w:eastAsia="ru-RU"/>
+          <w14:ligatures w14:val="none"/>
+        </w:rPr>
+      </w:pPr>
+    </w:p>
+    <w:p>
+      <w:pPr>
+        <w:spacing w:line="360" w:lineRule="auto"/>
+        <w:jc w:val="center"/>
+        <w:rPr>
+          <w:rFonts w:ascii="TimesNewRomanPSMT" w:eastAsia="Times New Roman" w:hAnsi="TimesNewRomanPSMT" w:cs="Times New Roman"/>
+          <w:i/>
+          <w:iCs/>
+          <w:color w:val="00000A"/>
+          <w:kern w:val="0"/>
+          <w:sz w:val="28"/>
+          <w:szCs w:val="28"/>
+          <w:lang w:eastAsia="ru-RU"/>
+          <w14:ligatures w14:val="none"/>
+        </w:rPr>
+      </w:pPr>
+      <w:r>
+        <w:rPr>
+          <w:rFonts w:ascii="TimesNewRomanPSMT" w:eastAsia="Times New Roman" w:hAnsi="TimesNewRomanPSMT" w:cs="Times New Roman"/>
+          <w:i/>
+          <w:iCs/>
+          <w:color w:val="00000A"/>
+          <w:kern w:val="0"/>
+          <w:sz w:val="28"/>
+          <w:szCs w:val="28"/>
+          <w:lang w:eastAsia="ru-RU"/>
+          <w14:ligatures w14:val="none"/>
+        </w:rPr>
+        <w:t>Реализованные триггер и функция</w:t>
+      </w:r>
+      <w:r>
+        <w:rPr>
+          <w:rFonts w:ascii="TimesNewRomanPSMT" w:eastAsia="Times New Roman" w:hAnsi="TimesNewRomanPSMT" w:cs="Times New Roman"/>
+          <w:i/>
+          <w:iCs/>
+          <w:color w:val="00000A"/>
+          <w:kern w:val="0"/>
+          <w:sz w:val="28"/>
+          <w:szCs w:val="28"/>
+          <w:lang w:eastAsia="ru-RU"/>
+          <w14:ligatures w14:val="none"/>
+        </w:rPr>
+        <w:t>:</w:t>
+      </w:r>
+    </w:p>
+    <w:p>
+      <w:pPr>
+        <w:rPr>
+          <w:rFonts w:ascii="TimesNewRomanPSMT" w:eastAsia="Times New Roman" w:hAnsi="TimesNewRomanPSMT" w:cs="Times New Roman"/>
+          <w:i/>
+          <w:iCs/>
+          <w:color w:val="00000A"/>
+          <w:kern w:val="0"/>
+          <w:sz w:val="28"/>
+          <w:szCs w:val="28"/>
+          <w:lang w:eastAsia="ru-RU"/>
+          <w14:ligatures w14:val="none"/>
+        </w:rPr>
+      </w:pPr>
+      <w:r>
+        <w:rPr>
+          <w:rFonts w:ascii="TimesNewRomanPSMT" w:eastAsia="Times New Roman" w:hAnsi="TimesNewRomanPSMT" w:cs="Times New Roman"/>
+          <w:i/>
+          <w:iCs/>
+          <w:color w:val="00000A"/>
+          <w:kern w:val="0"/>
+          <w:sz w:val="28"/>
+          <w:szCs w:val="28"/>
+          <w:lang w:val="en-US" w:eastAsia="ru-RU"/>
+          <w14:ligatures w14:val="none"/>
+        </w:rPr>
+        <w:t>https</w:t>
+      </w:r>
+      <w:r>
+        <w:rPr>
+          <w:rFonts w:ascii="TimesNewRomanPSMT" w:eastAsia="Times New Roman" w:hAnsi="TimesNewRomanPSMT" w:cs="Times New Roman"/>
+          <w:i/>
+          <w:iCs/>
+          <w:color w:val="00000A"/>
+          <w:kern w:val="0"/>
+          <w:sz w:val="28"/>
+          <w:szCs w:val="28"/>
+          <w:lang w:eastAsia="ru-RU"/>
+          <w14:ligatures w14:val="none"/>
+        </w:rPr>
+        <w:t>://</w:t>
+      </w:r>
+      <w:proofErr w:type="spellStart"/>
+      <w:r>
+        <w:rPr>
+          <w:rFonts w:ascii="TimesNewRomanPSMT" w:eastAsia="Times New Roman" w:hAnsi="TimesNewRomanPSMT" w:cs="Times New Roman"/>
+          <w:i/>
+          <w:iCs/>
+          <w:color w:val="00000A"/>
+          <w:kern w:val="0"/>
+          <w:sz w:val="28"/>
+          <w:szCs w:val="28"/>
+          <w:lang w:val="en-US" w:eastAsia="ru-RU"/>
+          <w14:ligatures w14:val="none"/>
+        </w:rPr>
+        <w:t>github</w:t>
+      </w:r>
+      <w:proofErr w:type="spellEnd"/>
+      <w:r>
+        <w:rPr>
+          <w:rFonts w:ascii="TimesNewRomanPSMT" w:eastAsia="Times New Roman" w:hAnsi="TimesNewRomanPSMT" w:cs="Times New Roman"/>
+          <w:i/>
+          <w:iCs/>
+          <w:color w:val="00000A"/>
+          <w:kern w:val="0"/>
+          <w:sz w:val="28"/>
+          <w:szCs w:val="28"/>
+          <w:lang w:eastAsia="ru-RU"/>
+          <w14:ligatures w14:val="none"/>
+        </w:rPr>
+        <w:t>.</w:t>
+      </w:r>
+      <w:r>
+        <w:rPr>
+          <w:rFonts w:ascii="TimesNewRomanPSMT" w:eastAsia="Times New Roman" w:hAnsi="TimesNewRomanPSMT" w:cs="Times New Roman"/>
+          <w:i/>
+          <w:iCs/>
+          <w:color w:val="00000A"/>
+          <w:kern w:val="0"/>
+          <w:sz w:val="28"/>
+          <w:szCs w:val="28"/>
+          <w:lang w:val="en-US" w:eastAsia="ru-RU"/>
+          <w14:ligatures w14:val="none"/>
+        </w:rPr>
+        <w:t>com</w:t>
+      </w:r>
+      <w:r>
+        <w:rPr>
+          <w:rFonts w:ascii="TimesNewRomanPSMT" w:eastAsia="Times New Roman" w:hAnsi="TimesNewRomanPSMT" w:cs="Times New Roman"/>
+          <w:i/>
+          <w:iCs/>
+          <w:color w:val="00000A"/>
+          <w:kern w:val="0"/>
+          <w:sz w:val="28"/>
+          <w:szCs w:val="28"/>
+          <w:lang w:eastAsia="ru-RU"/>
+          <w14:ligatures w14:val="none"/>
+        </w:rPr>
+        <w:t>/</w:t>
+      </w:r>
+      <w:proofErr w:type="spellStart"/>
+      <w:r>
+        <w:rPr>
+          <w:rFonts w:ascii="TimesNewRomanPSMT" w:eastAsia="Times New Roman" w:hAnsi="TimesNewRomanPSMT" w:cs="Times New Roman"/>
+          <w:i/>
+          <w:iCs/>
+          <w:color w:val="00000A"/>
+          <w:kern w:val="0"/>
+          <w:sz w:val="28"/>
+          <w:szCs w:val="28"/>
+          <w:lang w:val="en-US" w:eastAsia="ru-RU"/>
+          <w14:ligatures w14:val="none"/>
+        </w:rPr>
+        <w:t>tetraminomusic</w:t>
+      </w:r>
+      <w:proofErr w:type="spellEnd"/>
+      <w:r>
+        <w:rPr>
+          <w:rFonts w:ascii="TimesNewRomanPSMT" w:eastAsia="Times New Roman" w:hAnsi="TimesNewRomanPSMT" w:cs="Times New Roman"/>
+          <w:i/>
+          <w:iCs/>
+          <w:color w:val="00000A"/>
+          <w:kern w:val="0"/>
+          <w:sz w:val="28"/>
+          <w:szCs w:val="28"/>
+          <w:lang w:eastAsia="ru-RU"/>
+          <w14:ligatures w14:val="none"/>
+        </w:rPr>
+        <w:t>/</w:t>
+      </w:r>
+      <w:r>
+        <w:rPr>
+          <w:rFonts w:ascii="TimesNewRomanPSMT" w:eastAsia="Times New Roman" w:hAnsi="TimesNewRomanPSMT" w:cs="Times New Roman"/>
+          <w:i/>
+          <w:iCs/>
+          <w:color w:val="00000A"/>
+          <w:kern w:val="0"/>
+          <w:sz w:val="28"/>
+          <w:szCs w:val="28"/>
+          <w:lang w:val="en-US" w:eastAsia="ru-RU"/>
+          <w14:ligatures w14:val="none"/>
+        </w:rPr>
+        <w:t>ITMO</w:t>
+      </w:r>
+      <w:r>
+        <w:rPr>
+          <w:rFonts w:ascii="TimesNewRomanPSMT" w:eastAsia="Times New Roman" w:hAnsi="TimesNewRomanPSMT" w:cs="Times New Roman"/>
+          <w:i/>
+          <w:iCs/>
+          <w:color w:val="00000A"/>
+          <w:kern w:val="0"/>
+          <w:sz w:val="28"/>
+          <w:szCs w:val="28"/>
+          <w:lang w:eastAsia="ru-RU"/>
+          <w14:ligatures w14:val="none"/>
+        </w:rPr>
+        <w:t>_2</w:t>
+      </w:r>
+      <w:proofErr w:type="spellStart"/>
+      <w:r>
+        <w:rPr>
+          <w:rFonts w:ascii="TimesNewRomanPSMT" w:eastAsia="Times New Roman" w:hAnsi="TimesNewRomanPSMT" w:cs="Times New Roman"/>
+          <w:i/>
+          <w:iCs/>
+          <w:color w:val="00000A"/>
+          <w:kern w:val="0"/>
+          <w:sz w:val="28"/>
+          <w:szCs w:val="28"/>
+          <w:lang w:val="en-US" w:eastAsia="ru-RU"/>
+          <w14:ligatures w14:val="none"/>
+        </w:rPr>
+        <w:t>sem</w:t>
+      </w:r>
+      <w:proofErr w:type="spellEnd"/>
+      <w:r>
+        <w:rPr>
+          <w:rFonts w:ascii="TimesNewRomanPSMT" w:eastAsia="Times New Roman" w:hAnsi="TimesNewRomanPSMT" w:cs="Times New Roman"/>
+          <w:i/>
+          <w:iCs/>
+          <w:color w:val="00000A"/>
+          <w:kern w:val="0"/>
+          <w:sz w:val="28"/>
+          <w:szCs w:val="28"/>
+          <w:lang w:eastAsia="ru-RU"/>
+          <w14:ligatures w14:val="none"/>
+        </w:rPr>
+        <w:t>/</w:t>
+      </w:r>
+      <w:r>
+        <w:rPr>
+          <w:rFonts w:ascii="TimesNewRomanPSMT" w:eastAsia="Times New Roman" w:hAnsi="TimesNewRomanPSMT" w:cs="Times New Roman"/>
+          <w:i/>
+          <w:iCs/>
+          <w:color w:val="00000A"/>
+          <w:kern w:val="0"/>
+          <w:sz w:val="28"/>
+          <w:szCs w:val="28"/>
+          <w:lang w:val="en-US" w:eastAsia="ru-RU"/>
+          <w14:ligatures w14:val="none"/>
+        </w:rPr>
+        <w:t>blob</w:t>
+      </w:r>
+      <w:r>
+        <w:rPr>
+          <w:rFonts w:ascii="TimesNewRomanPSMT" w:eastAsia="Times New Roman" w:hAnsi="TimesNewRomanPSMT" w:cs="Times New Roman"/>
+          <w:i/>
+          <w:iCs/>
+          <w:color w:val="00000A"/>
+          <w:kern w:val="0"/>
+          <w:sz w:val="28"/>
+          <w:szCs w:val="28"/>
+          <w:lang w:eastAsia="ru-RU"/>
+          <w14:ligatures w14:val="none"/>
+        </w:rPr>
+        <w:t>/</w:t>
+      </w:r>
+      <w:r>
+        <w:rPr>
+          <w:rFonts w:ascii="TimesNewRomanPSMT" w:eastAsia="Times New Roman" w:hAnsi="TimesNewRomanPSMT" w:cs="Times New Roman"/>
+          <w:i/>
+          <w:iCs/>
+          <w:color w:val="00000A"/>
+          <w:kern w:val="0"/>
+          <w:sz w:val="28"/>
+          <w:szCs w:val="28"/>
+          <w:lang w:val="en-US" w:eastAsia="ru-RU"/>
+          <w14:ligatures w14:val="none"/>
+        </w:rPr>
+        <w:t>main</w:t>
+      </w:r>
+      <w:r>
+        <w:rPr>
+          <w:rFonts w:ascii="TimesNewRomanPSMT" w:eastAsia="Times New Roman" w:hAnsi="TimesNewRomanPSMT" w:cs="Times New Roman"/>
+          <w:i/>
+          <w:iCs/>
+          <w:color w:val="00000A"/>
+          <w:kern w:val="0"/>
+          <w:sz w:val="28"/>
+          <w:szCs w:val="28"/>
+          <w:lang w:eastAsia="ru-RU"/>
+          <w14:ligatures w14:val="none"/>
+        </w:rPr>
+        <w:t>/БД/ЛБ3/</w:t>
+      </w:r>
+      <w:r>
+        <w:rPr>
+          <w:rFonts w:ascii="TimesNewRomanPSMT" w:eastAsia="Times New Roman" w:hAnsi="TimesNewRomanPSMT" w:cs="Times New Roman"/>
+          <w:i/>
+          <w:iCs/>
+          <w:color w:val="00000A"/>
+          <w:kern w:val="0"/>
+          <w:sz w:val="28"/>
+          <w:szCs w:val="28"/>
+          <w:lang w:val="en-US" w:eastAsia="ru-RU"/>
+          <w14:ligatures w14:val="none"/>
+        </w:rPr>
+        <w:t>Trigger</w:t>
+      </w:r>
+      <w:r>
+        <w:rPr>
+          <w:rFonts w:ascii="TimesNewRomanPSMT" w:eastAsia="Times New Roman" w:hAnsi="TimesNewRomanPSMT" w:cs="Times New Roman"/>
+          <w:i/>
+          <w:iCs/>
+          <w:color w:val="00000A"/>
+          <w:kern w:val="0"/>
+          <w:sz w:val="28"/>
+          <w:szCs w:val="28"/>
+          <w:lang w:eastAsia="ru-RU"/>
+          <w14:ligatures w14:val="none"/>
+        </w:rPr>
+        <w:t>.</w:t>
+      </w:r>
+      <w:proofErr w:type="spellStart"/>
+      <w:r>
+        <w:rPr>
+          <w:rFonts w:ascii="TimesNewRomanPSMT" w:eastAsia="Times New Roman" w:hAnsi="TimesNewRomanPSMT" w:cs="Times New Roman"/>
+          <w:i/>
+          <w:iCs/>
+          <w:color w:val="00000A"/>
+          <w:kern w:val="0"/>
+          <w:sz w:val="28"/>
+          <w:szCs w:val="28"/>
+          <w:lang w:val="en-US" w:eastAsia="ru-RU"/>
+          <w14:ligatures w14:val="none"/>
+        </w:rPr>
+        <w:t>sql</w:t>
+      </w:r>
+      <w:proofErr w:type="spellEnd"/>
     </w:p>
     <w:p>
       <w:pPr>
@@ -6828,7 +8929,6 @@
           <w14:ligatures w14:val="none"/>
         </w:rPr>
       </w:pPr>
-      <w:bookmarkStart w:id="3" w:name="_Toc221981089"/>
       <w:r>
         <w:rPr>
           <w:rFonts w:ascii="TimesNewRomanPSMT" w:eastAsia="Times New Roman" w:hAnsi="TimesNewRomanPSMT" w:cs="Times New Roman"/>
@@ -7050,7 +9150,33 @@
           <w:lang w:eastAsia="ru-RU"/>
           <w14:ligatures w14:val="none"/>
         </w:rPr>
-        <w:t>. Я научился проектировать инфологические даталогические модели, смог самостоятельно создать свою первую базу данных за этот семестр.</w:t>
+        <w:t xml:space="preserve">. Я научился проектировать инфологические </w:t>
+      </w:r>
+      <w:proofErr w:type="spellStart"/>
+      <w:r>
+        <w:rPr>
+          <w:rFonts w:ascii="TimesNewRomanPSMT" w:eastAsia="Times New Roman" w:hAnsi="TimesNewRomanPSMT" w:cs="Times New Roman"/>
+          <w:color w:val="00000A"/>
+          <w:kern w:val="0"/>
+          <w:sz w:val="28"/>
+          <w:szCs w:val="28"/>
+          <w:lang w:eastAsia="ru-RU"/>
+          <w14:ligatures w14:val="none"/>
+        </w:rPr>
+        <w:t>даталогические</w:t>
+      </w:r>
+      <w:proofErr w:type="spellEnd"/>
+      <w:r>
+        <w:rPr>
+          <w:rFonts w:ascii="TimesNewRomanPSMT" w:eastAsia="Times New Roman" w:hAnsi="TimesNewRomanPSMT" w:cs="Times New Roman"/>
+          <w:color w:val="00000A"/>
+          <w:kern w:val="0"/>
+          <w:sz w:val="28"/>
+          <w:szCs w:val="28"/>
+          <w:lang w:eastAsia="ru-RU"/>
+          <w14:ligatures w14:val="none"/>
+        </w:rPr>
+        <w:t xml:space="preserve"> модели, смог самостоятельно создать свою первую базу данных за этот семестр.</w:t>
       </w:r>
       <w:r>
         <w:rPr>
@@ -7140,7 +9266,33 @@
           <w:lang w:eastAsia="ru-RU"/>
           <w14:ligatures w14:val="none"/>
         </w:rPr>
-        <w:t>Моргунов Е.П. PostgreSQL. Основы языка SQL: учебное пособие / Е.П. Моргунов; под ред. Е.П. Моргунова. – Москва: ДМК Пресс, 2020. – 330 с. – ISBN 978-5-97060-736-3.</w:t>
+        <w:t xml:space="preserve">Моргунов Е.П. </w:t>
+      </w:r>
+      <w:proofErr w:type="spellStart"/>
+      <w:r>
+        <w:rPr>
+          <w:rFonts w:ascii="TimesNewRomanPSMT" w:eastAsia="Times New Roman" w:hAnsi="TimesNewRomanPSMT" w:cs="Times New Roman"/>
+          <w:color w:val="00000A"/>
+          <w:kern w:val="0"/>
+          <w:sz w:val="28"/>
+          <w:szCs w:val="28"/>
+          <w:lang w:eastAsia="ru-RU"/>
+          <w14:ligatures w14:val="none"/>
+        </w:rPr>
+        <w:t>PostgreSQL</w:t>
+      </w:r>
+      <w:proofErr w:type="spellEnd"/>
+      <w:r>
+        <w:rPr>
+          <w:rFonts w:ascii="TimesNewRomanPSMT" w:eastAsia="Times New Roman" w:hAnsi="TimesNewRomanPSMT" w:cs="Times New Roman"/>
+          <w:color w:val="00000A"/>
+          <w:kern w:val="0"/>
+          <w:sz w:val="28"/>
+          <w:szCs w:val="28"/>
+          <w:lang w:eastAsia="ru-RU"/>
+          <w14:ligatures w14:val="none"/>
+        </w:rPr>
+        <w:t>. Основы языка SQL: учебное пособие / Е.П. Моргунов; под ред. Е.П. Моргунова. – Москва: ДМК Пресс, 2020. – 330 с. – ISBN 978-5-97060-736-3.</w:t>
       </w:r>
     </w:p>
     <w:p>
@@ -7171,7 +9323,33 @@
           <w:lang w:eastAsia="ru-RU"/>
           <w14:ligatures w14:val="none"/>
         </w:rPr>
-        <w:t>Советов Б.Я. Базы данных: учебник для вузов / Б.Я. Советов, В.В. Цехановский, В.Д. Чертовской. – 3-е изд., стер. – Санкт-Петербург: Лань, 2020. – 420 с. – ISBN 978-5-8114-5745-4.</w:t>
+        <w:t xml:space="preserve">Советов Б.Я. Базы данных: учебник для вузов / Б.Я. Советов, В.В. </w:t>
+      </w:r>
+      <w:proofErr w:type="spellStart"/>
+      <w:r>
+        <w:rPr>
+          <w:rFonts w:ascii="TimesNewRomanPSMT" w:eastAsia="Times New Roman" w:hAnsi="TimesNewRomanPSMT" w:cs="Times New Roman"/>
+          <w:color w:val="00000A"/>
+          <w:kern w:val="0"/>
+          <w:sz w:val="28"/>
+          <w:szCs w:val="28"/>
+          <w:lang w:eastAsia="ru-RU"/>
+          <w14:ligatures w14:val="none"/>
+        </w:rPr>
+        <w:t>Цехановский</w:t>
+      </w:r>
+      <w:proofErr w:type="spellEnd"/>
+      <w:r>
+        <w:rPr>
+          <w:rFonts w:ascii="TimesNewRomanPSMT" w:eastAsia="Times New Roman" w:hAnsi="TimesNewRomanPSMT" w:cs="Times New Roman"/>
+          <w:color w:val="00000A"/>
+          <w:kern w:val="0"/>
+          <w:sz w:val="28"/>
+          <w:szCs w:val="28"/>
+          <w:lang w:eastAsia="ru-RU"/>
+          <w14:ligatures w14:val="none"/>
+        </w:rPr>
+        <w:t>, В.Д. Чертовской. – 3-е изд., стер. – Санкт-Петербург: Лань, 2020. – 420 с. – ISBN 978-5-8114-5745-4.</w:t>
       </w:r>
     </w:p>
     <w:p>
@@ -7202,7 +9380,33 @@
           <w:lang w:eastAsia="ru-RU"/>
           <w14:ligatures w14:val="none"/>
         </w:rPr>
-        <w:t>Документация PostgreSQL: Приложение. – URL: </w:t>
+        <w:t xml:space="preserve">Документация </w:t>
+      </w:r>
+      <w:proofErr w:type="spellStart"/>
+      <w:r>
+        <w:rPr>
+          <w:rFonts w:ascii="TimesNewRomanPSMT" w:eastAsia="Times New Roman" w:hAnsi="TimesNewRomanPSMT" w:cs="Times New Roman"/>
+          <w:color w:val="00000A"/>
+          <w:kern w:val="0"/>
+          <w:sz w:val="28"/>
+          <w:szCs w:val="28"/>
+          <w:lang w:eastAsia="ru-RU"/>
+          <w14:ligatures w14:val="none"/>
+        </w:rPr>
+        <w:t>PostgreSQL</w:t>
+      </w:r>
+      <w:proofErr w:type="spellEnd"/>
+      <w:r>
+        <w:rPr>
+          <w:rFonts w:ascii="TimesNewRomanPSMT" w:eastAsia="Times New Roman" w:hAnsi="TimesNewRomanPSMT" w:cs="Times New Roman"/>
+          <w:color w:val="00000A"/>
+          <w:kern w:val="0"/>
+          <w:sz w:val="28"/>
+          <w:szCs w:val="28"/>
+          <w:lang w:eastAsia="ru-RU"/>
+          <w14:ligatures w14:val="none"/>
+        </w:rPr>
+        <w:t>: Приложение. – URL: </w:t>
       </w:r>
       <w:hyperlink r:id="rId11" w:tgtFrame="_blank" w:history="1">
         <w:r>
@@ -7259,7 +9463,33 @@
           <w:lang w:eastAsia="ru-RU"/>
           <w14:ligatures w14:val="none"/>
         </w:rPr>
-        <w:t>Хабибуллин И.Ш. Проектирование и разработка реляционных баз данных с использованием SQL и PostgreSQL: практикум / И.Ш. Хабибуллин. – Казань: Казанский университет, 2021. – 98 с.</w:t>
+        <w:t xml:space="preserve">Хабибуллин И.Ш. Проектирование и разработка реляционных баз данных с использованием SQL и </w:t>
+      </w:r>
+      <w:proofErr w:type="spellStart"/>
+      <w:r>
+        <w:rPr>
+          <w:rFonts w:ascii="TimesNewRomanPSMT" w:eastAsia="Times New Roman" w:hAnsi="TimesNewRomanPSMT" w:cs="Times New Roman"/>
+          <w:color w:val="00000A"/>
+          <w:kern w:val="0"/>
+          <w:sz w:val="28"/>
+          <w:szCs w:val="28"/>
+          <w:lang w:eastAsia="ru-RU"/>
+          <w14:ligatures w14:val="none"/>
+        </w:rPr>
+        <w:t>PostgreSQL</w:t>
+      </w:r>
+      <w:proofErr w:type="spellEnd"/>
+      <w:r>
+        <w:rPr>
+          <w:rFonts w:ascii="TimesNewRomanPSMT" w:eastAsia="Times New Roman" w:hAnsi="TimesNewRomanPSMT" w:cs="Times New Roman"/>
+          <w:color w:val="00000A"/>
+          <w:kern w:val="0"/>
+          <w:sz w:val="28"/>
+          <w:szCs w:val="28"/>
+          <w:lang w:eastAsia="ru-RU"/>
+          <w14:ligatures w14:val="none"/>
+        </w:rPr>
+        <w:t>: практикум / И.Ш. Хабибуллин. – Казань: Казанский университет, 2021. – 98 с.</w:t>
       </w:r>
     </w:p>
     <w:p>
